--- a/DQE Task 6/DQE_Task6_Tamar_Tutisani.docx
+++ b/DQE Task 6/DQE_Task6_Tamar_Tutisani.docx
@@ -233,10 +233,10 @@
         <w:pStyle w:val="BodyText"/>
       </w:pPr>
     </w:p>
-    <w:bookmarkStart w:id="2" w:name="_Toc4475558" w:displacedByCustomXml="next"/>
-    <w:bookmarkStart w:id="3" w:name="_Toc2484421" w:displacedByCustomXml="next"/>
-    <w:bookmarkStart w:id="4" w:name="_Toc456600918" w:displacedByCustomXml="next"/>
-    <w:bookmarkStart w:id="5" w:name="_Toc456598587" w:displacedByCustomXml="next"/>
+    <w:bookmarkStart w:id="2" w:name="_Toc456598587" w:displacedByCustomXml="next"/>
+    <w:bookmarkStart w:id="3" w:name="_Toc456600918" w:displacedByCustomXml="next"/>
+    <w:bookmarkStart w:id="4" w:name="_Toc2484421" w:displacedByCustomXml="next"/>
+    <w:bookmarkStart w:id="5" w:name="_Toc4475558" w:displacedByCustomXml="next"/>
     <w:sdt>
       <w:sdtPr>
         <w:rPr>
@@ -1856,23 +1856,7 @@
         <w:pStyle w:val="List1"/>
       </w:pPr>
       <w:r>
-        <w:t xml:space="preserve">For each source/landing table pair, performed a FULL OUTER JOIN on the natural or composite primary key, and classified every row into one of: Match, </w:t>
-      </w:r>
-      <w:proofErr w:type="gramStart"/>
-      <w:r>
-        <w:t>Only</w:t>
-      </w:r>
-      <w:proofErr w:type="gramEnd"/>
-      <w:r>
-        <w:t xml:space="preserve"> in source, </w:t>
-      </w:r>
-      <w:proofErr w:type="gramStart"/>
-      <w:r>
-        <w:t>Only</w:t>
-      </w:r>
-      <w:proofErr w:type="gramEnd"/>
-      <w:r>
-        <w:t xml:space="preserve"> in target, or Mismatch in &lt;</w:t>
+        <w:t>For each source/landing table pair, performed a FULL OUTER JOIN on the natural or composite primary key, and classified every row into one of: Match, Only in source, Only in target, or Mismatch in &lt;</w:t>
       </w:r>
       <w:proofErr w:type="spellStart"/>
       <w:r>
@@ -1888,13 +1872,7 @@
         <w:pStyle w:val="List1"/>
       </w:pPr>
       <w:r>
-        <w:t>Used IS DISTINCT FROM instead of &lt;&gt; for all value comparisons, since several compared columns are nullable and &lt;&gt; returns NULL (not TRUE) when either side is NULL</w:t>
-      </w:r>
-      <w:r>
-        <w:t>,</w:t>
-      </w:r>
-      <w:r>
-        <w:t xml:space="preserve"> this would silently hide real mismatches involving NULLs.</w:t>
+        <w:t>Used IS DISTINCT FROM instead of &lt;&gt; for all value comparisons, since several compared columns are nullable and &lt;&gt; returns NULL (not TRUE) when either side is NULL, this would silently hide real mismatches involving NULLs.</w:t>
       </w:r>
     </w:p>
     <w:p>
@@ -1913,13 +1891,8 @@
         <w:t xml:space="preserve">Stored only problematic rows (status ≠ Match) in a dedicated table, </w:t>
       </w:r>
       <w:proofErr w:type="spellStart"/>
-      <w:proofErr w:type="gramStart"/>
-      <w:r>
-        <w:t>lnd.reconciliation</w:t>
-      </w:r>
-      <w:proofErr w:type="gramEnd"/>
-      <w:r>
-        <w:t>_results</w:t>
+      <w:r>
+        <w:t>lnd.reconciliation_results</w:t>
       </w:r>
       <w:proofErr w:type="spellEnd"/>
       <w:r>
@@ -2242,7 +2215,6 @@
         <w:t xml:space="preserve"> </w:t>
       </w:r>
       <w:proofErr w:type="spellStart"/>
-      <w:proofErr w:type="gramStart"/>
       <w:r>
         <w:rPr>
           <w:rFonts w:ascii="Consolas" w:hAnsi="Consolas"/>
@@ -2268,17 +2240,7 @@
           <w:sz w:val="22"/>
           <w:szCs w:val="22"/>
         </w:rPr>
-        <w:t>reconciliation</w:t>
-      </w:r>
-      <w:proofErr w:type="gramEnd"/>
-      <w:r>
-        <w:rPr>
-          <w:rFonts w:ascii="Consolas" w:hAnsi="Consolas"/>
-          <w:color w:val="9E9E9E"/>
-          <w:sz w:val="22"/>
-          <w:szCs w:val="22"/>
-        </w:rPr>
-        <w:t>_results</w:t>
+        <w:t>reconciliation_results</w:t>
       </w:r>
       <w:proofErr w:type="spellEnd"/>
       <w:r>
@@ -2352,7 +2314,6 @@
         </w:rPr>
         <w:t xml:space="preserve"> </w:t>
       </w:r>
-      <w:proofErr w:type="gramStart"/>
       <w:r>
         <w:rPr>
           <w:rFonts w:ascii="Consolas" w:hAnsi="Consolas"/>
@@ -2373,7 +2334,6 @@
         </w:rPr>
         <w:t>(</w:t>
       </w:r>
-      <w:proofErr w:type="gramEnd"/>
       <w:r>
         <w:rPr>
           <w:rFonts w:ascii="Consolas" w:hAnsi="Consolas"/>
@@ -2454,7 +2414,6 @@
         </w:rPr>
         <w:t xml:space="preserve"> </w:t>
       </w:r>
-      <w:proofErr w:type="gramStart"/>
       <w:r>
         <w:rPr>
           <w:rFonts w:ascii="Consolas" w:hAnsi="Consolas"/>
@@ -2475,7 +2434,6 @@
         </w:rPr>
         <w:t>(</w:t>
       </w:r>
-      <w:proofErr w:type="gramEnd"/>
       <w:r>
         <w:rPr>
           <w:rFonts w:ascii="Consolas" w:hAnsi="Consolas"/>
@@ -2556,7 +2514,6 @@
         </w:rPr>
         <w:t xml:space="preserve"> </w:t>
       </w:r>
-      <w:proofErr w:type="gramStart"/>
       <w:r>
         <w:rPr>
           <w:rFonts w:ascii="Consolas" w:hAnsi="Consolas"/>
@@ -2577,7 +2534,6 @@
         </w:rPr>
         <w:t>(</w:t>
       </w:r>
-      <w:proofErr w:type="gramEnd"/>
       <w:r>
         <w:rPr>
           <w:rFonts w:ascii="Consolas" w:hAnsi="Consolas"/>
@@ -2658,7 +2614,6 @@
         </w:rPr>
         <w:t xml:space="preserve"> </w:t>
       </w:r>
-      <w:proofErr w:type="gramStart"/>
       <w:r>
         <w:rPr>
           <w:rFonts w:ascii="Consolas" w:hAnsi="Consolas"/>
@@ -2679,7 +2634,6 @@
         </w:rPr>
         <w:t>(</w:t>
       </w:r>
-      <w:proofErr w:type="gramEnd"/>
       <w:r>
         <w:rPr>
           <w:rFonts w:ascii="Consolas" w:hAnsi="Consolas"/>
@@ -2760,7 +2714,6 @@
         </w:rPr>
         <w:t xml:space="preserve"> </w:t>
       </w:r>
-      <w:proofErr w:type="gramStart"/>
       <w:r>
         <w:rPr>
           <w:rFonts w:ascii="Consolas" w:hAnsi="Consolas"/>
@@ -2781,7 +2734,6 @@
         </w:rPr>
         <w:t>(</w:t>
       </w:r>
-      <w:proofErr w:type="gramEnd"/>
       <w:r>
         <w:rPr>
           <w:rFonts w:ascii="Consolas" w:hAnsi="Consolas"/>
@@ -2905,7 +2857,6 @@
         <w:t xml:space="preserve"> </w:t>
       </w:r>
       <w:proofErr w:type="spellStart"/>
-      <w:proofErr w:type="gramStart"/>
       <w:r>
         <w:rPr>
           <w:rFonts w:ascii="Consolas" w:hAnsi="Consolas"/>
@@ -2931,17 +2882,7 @@
           <w:sz w:val="22"/>
           <w:szCs w:val="22"/>
         </w:rPr>
-        <w:t>reconciliation</w:t>
-      </w:r>
-      <w:proofErr w:type="gramEnd"/>
-      <w:r>
-        <w:rPr>
-          <w:rFonts w:ascii="Consolas" w:hAnsi="Consolas"/>
-          <w:color w:val="B788D3"/>
-          <w:sz w:val="22"/>
-          <w:szCs w:val="22"/>
-        </w:rPr>
-        <w:t>_results</w:t>
+        <w:t>reconciliation_results</w:t>
       </w:r>
       <w:proofErr w:type="spellEnd"/>
       <w:r>
@@ -3359,7 +3300,6 @@
         <w:t>'</w:t>
       </w:r>
       <w:proofErr w:type="spellStart"/>
-      <w:proofErr w:type="gramStart"/>
       <w:r>
         <w:rPr>
           <w:rFonts w:ascii="Consolas" w:hAnsi="Consolas"/>
@@ -3367,17 +3307,7 @@
           <w:sz w:val="22"/>
           <w:szCs w:val="22"/>
         </w:rPr>
-        <w:t>client</w:t>
-      </w:r>
-      <w:proofErr w:type="gramEnd"/>
-      <w:r>
-        <w:rPr>
-          <w:rFonts w:ascii="Consolas" w:hAnsi="Consolas"/>
-          <w:color w:val="CAC580"/>
-          <w:sz w:val="22"/>
-          <w:szCs w:val="22"/>
-        </w:rPr>
-        <w:t>_id</w:t>
+        <w:t>client_id</w:t>
       </w:r>
       <w:proofErr w:type="spellEnd"/>
       <w:r>
@@ -3461,7 +3391,6 @@
         <w:t xml:space="preserve">        </w:t>
       </w:r>
       <w:proofErr w:type="spellStart"/>
-      <w:proofErr w:type="gramStart"/>
       <w:r>
         <w:rPr>
           <w:rFonts w:ascii="Consolas" w:hAnsi="Consolas"/>
@@ -3487,17 +3416,7 @@
           <w:sz w:val="22"/>
           <w:szCs w:val="22"/>
         </w:rPr>
-        <w:t>client</w:t>
-      </w:r>
-      <w:proofErr w:type="gramEnd"/>
-      <w:r>
-        <w:rPr>
-          <w:rFonts w:ascii="Consolas" w:hAnsi="Consolas"/>
-          <w:color w:val="B19B9B"/>
-          <w:sz w:val="22"/>
-          <w:szCs w:val="22"/>
-        </w:rPr>
-        <w:t>_id</w:t>
+        <w:t>client_id</w:t>
       </w:r>
       <w:proofErr w:type="spellEnd"/>
       <w:r>
@@ -3574,7 +3493,6 @@
         <w:t xml:space="preserve">        </w:t>
       </w:r>
       <w:proofErr w:type="spellStart"/>
-      <w:proofErr w:type="gramStart"/>
       <w:r>
         <w:rPr>
           <w:rFonts w:ascii="Consolas" w:hAnsi="Consolas"/>
@@ -3600,17 +3518,7 @@
           <w:sz w:val="22"/>
           <w:szCs w:val="22"/>
         </w:rPr>
-        <w:t>client</w:t>
-      </w:r>
-      <w:proofErr w:type="gramEnd"/>
-      <w:r>
-        <w:rPr>
-          <w:rFonts w:ascii="Consolas" w:hAnsi="Consolas"/>
-          <w:color w:val="B19B9B"/>
-          <w:sz w:val="22"/>
-          <w:szCs w:val="22"/>
-        </w:rPr>
-        <w:t>_id</w:t>
+        <w:t>client_id</w:t>
       </w:r>
       <w:proofErr w:type="spellEnd"/>
       <w:r>
@@ -3740,7 +3648,6 @@
         <w:t xml:space="preserve"> </w:t>
       </w:r>
       <w:proofErr w:type="spellStart"/>
-      <w:proofErr w:type="gramStart"/>
       <w:r>
         <w:rPr>
           <w:rFonts w:ascii="Consolas" w:hAnsi="Consolas"/>
@@ -3766,17 +3673,7 @@
           <w:sz w:val="22"/>
           <w:szCs w:val="22"/>
         </w:rPr>
-        <w:t>client</w:t>
-      </w:r>
-      <w:proofErr w:type="gramEnd"/>
-      <w:r>
-        <w:rPr>
-          <w:rFonts w:ascii="Consolas" w:hAnsi="Consolas"/>
-          <w:color w:val="9E9E9E"/>
-          <w:sz w:val="22"/>
-          <w:szCs w:val="22"/>
-        </w:rPr>
-        <w:t>_id</w:t>
+        <w:t>client_id</w:t>
       </w:r>
       <w:proofErr w:type="spellEnd"/>
       <w:r>
@@ -3900,7 +3797,6 @@
         <w:t xml:space="preserve"> </w:t>
       </w:r>
       <w:proofErr w:type="spellStart"/>
-      <w:proofErr w:type="gramStart"/>
       <w:r>
         <w:rPr>
           <w:rFonts w:ascii="Consolas" w:hAnsi="Consolas"/>
@@ -3926,17 +3822,7 @@
           <w:sz w:val="22"/>
           <w:szCs w:val="22"/>
         </w:rPr>
-        <w:t>client</w:t>
-      </w:r>
-      <w:proofErr w:type="gramEnd"/>
-      <w:r>
-        <w:rPr>
-          <w:rFonts w:ascii="Consolas" w:hAnsi="Consolas"/>
-          <w:color w:val="9E9E9E"/>
-          <w:sz w:val="22"/>
-          <w:szCs w:val="22"/>
-        </w:rPr>
-        <w:t>_id</w:t>
+        <w:t>client_id</w:t>
       </w:r>
       <w:proofErr w:type="spellEnd"/>
       <w:r>
@@ -4060,7 +3946,6 @@
         <w:t xml:space="preserve"> </w:t>
       </w:r>
       <w:proofErr w:type="spellStart"/>
-      <w:proofErr w:type="gramStart"/>
       <w:r>
         <w:rPr>
           <w:rFonts w:ascii="Consolas" w:hAnsi="Consolas"/>
@@ -4086,17 +3971,7 @@
           <w:sz w:val="22"/>
           <w:szCs w:val="22"/>
         </w:rPr>
-        <w:t>first</w:t>
-      </w:r>
-      <w:proofErr w:type="gramEnd"/>
-      <w:r>
-        <w:rPr>
-          <w:rFonts w:ascii="Consolas" w:hAnsi="Consolas"/>
-          <w:color w:val="9E9E9E"/>
-          <w:sz w:val="22"/>
-          <w:szCs w:val="22"/>
-        </w:rPr>
-        <w:t>_name</w:t>
+        <w:t>first_name</w:t>
       </w:r>
       <w:proofErr w:type="spellEnd"/>
       <w:r>
@@ -4169,7 +4044,6 @@
         <w:t xml:space="preserve"> </w:t>
       </w:r>
       <w:proofErr w:type="spellStart"/>
-      <w:proofErr w:type="gramStart"/>
       <w:r>
         <w:rPr>
           <w:rFonts w:ascii="Consolas" w:hAnsi="Consolas"/>
@@ -4195,17 +4069,7 @@
           <w:sz w:val="22"/>
           <w:szCs w:val="22"/>
         </w:rPr>
-        <w:t>first</w:t>
-      </w:r>
-      <w:proofErr w:type="gramEnd"/>
-      <w:r>
-        <w:rPr>
-          <w:rFonts w:ascii="Consolas" w:hAnsi="Consolas"/>
-          <w:color w:val="9E9E9E"/>
-          <w:sz w:val="22"/>
-          <w:szCs w:val="22"/>
-        </w:rPr>
-        <w:t>_name</w:t>
+        <w:t>first_name</w:t>
       </w:r>
       <w:proofErr w:type="spellEnd"/>
       <w:r>
@@ -4309,7 +4173,6 @@
         <w:t xml:space="preserve"> </w:t>
       </w:r>
       <w:proofErr w:type="spellStart"/>
-      <w:proofErr w:type="gramStart"/>
       <w:r>
         <w:rPr>
           <w:rFonts w:ascii="Consolas" w:hAnsi="Consolas"/>
@@ -4335,17 +4198,7 @@
           <w:sz w:val="22"/>
           <w:szCs w:val="22"/>
         </w:rPr>
-        <w:t>middle</w:t>
-      </w:r>
-      <w:proofErr w:type="gramEnd"/>
-      <w:r>
-        <w:rPr>
-          <w:rFonts w:ascii="Consolas" w:hAnsi="Consolas"/>
-          <w:color w:val="9E9E9E"/>
-          <w:sz w:val="22"/>
-          <w:szCs w:val="22"/>
-        </w:rPr>
-        <w:t>_name</w:t>
+        <w:t>middle_name</w:t>
       </w:r>
       <w:proofErr w:type="spellEnd"/>
       <w:r>
@@ -4418,7 +4271,6 @@
         <w:t xml:space="preserve"> </w:t>
       </w:r>
       <w:proofErr w:type="spellStart"/>
-      <w:proofErr w:type="gramStart"/>
       <w:r>
         <w:rPr>
           <w:rFonts w:ascii="Consolas" w:hAnsi="Consolas"/>
@@ -4444,17 +4296,7 @@
           <w:sz w:val="22"/>
           <w:szCs w:val="22"/>
         </w:rPr>
-        <w:t>middle</w:t>
-      </w:r>
-      <w:proofErr w:type="gramEnd"/>
-      <w:r>
-        <w:rPr>
-          <w:rFonts w:ascii="Consolas" w:hAnsi="Consolas"/>
-          <w:color w:val="9E9E9E"/>
-          <w:sz w:val="22"/>
-          <w:szCs w:val="22"/>
-        </w:rPr>
-        <w:t>_name</w:t>
+        <w:t>middle_name</w:t>
       </w:r>
       <w:proofErr w:type="spellEnd"/>
       <w:r>
@@ -4558,7 +4400,6 @@
         <w:t xml:space="preserve"> </w:t>
       </w:r>
       <w:proofErr w:type="spellStart"/>
-      <w:proofErr w:type="gramStart"/>
       <w:r>
         <w:rPr>
           <w:rFonts w:ascii="Consolas" w:hAnsi="Consolas"/>
@@ -4584,17 +4425,7 @@
           <w:sz w:val="22"/>
           <w:szCs w:val="22"/>
         </w:rPr>
-        <w:t>last</w:t>
-      </w:r>
-      <w:proofErr w:type="gramEnd"/>
-      <w:r>
-        <w:rPr>
-          <w:rFonts w:ascii="Consolas" w:hAnsi="Consolas"/>
-          <w:color w:val="9E9E9E"/>
-          <w:sz w:val="22"/>
-          <w:szCs w:val="22"/>
-        </w:rPr>
-        <w:t>_name</w:t>
+        <w:t>last_name</w:t>
       </w:r>
       <w:proofErr w:type="spellEnd"/>
       <w:r>
@@ -4667,7 +4498,6 @@
         <w:t xml:space="preserve"> </w:t>
       </w:r>
       <w:proofErr w:type="spellStart"/>
-      <w:proofErr w:type="gramStart"/>
       <w:r>
         <w:rPr>
           <w:rFonts w:ascii="Consolas" w:hAnsi="Consolas"/>
@@ -4693,17 +4523,7 @@
           <w:sz w:val="22"/>
           <w:szCs w:val="22"/>
         </w:rPr>
-        <w:t>last</w:t>
-      </w:r>
-      <w:proofErr w:type="gramEnd"/>
-      <w:r>
-        <w:rPr>
-          <w:rFonts w:ascii="Consolas" w:hAnsi="Consolas"/>
-          <w:color w:val="9E9E9E"/>
-          <w:sz w:val="22"/>
-          <w:szCs w:val="22"/>
-        </w:rPr>
-        <w:t>_name</w:t>
+        <w:t>last_name</w:t>
       </w:r>
       <w:proofErr w:type="spellEnd"/>
       <w:r>
@@ -4807,7 +4627,6 @@
         <w:t xml:space="preserve"> </w:t>
       </w:r>
       <w:proofErr w:type="spellStart"/>
-      <w:proofErr w:type="gramStart"/>
       <w:r>
         <w:rPr>
           <w:rFonts w:ascii="Consolas" w:hAnsi="Consolas"/>
@@ -4836,7 +4655,6 @@
         <w:t>email</w:t>
       </w:r>
       <w:proofErr w:type="spellEnd"/>
-      <w:proofErr w:type="gramEnd"/>
       <w:r>
         <w:rPr>
           <w:rFonts w:ascii="Consolas" w:hAnsi="Consolas"/>
@@ -4907,7 +4725,6 @@
         <w:t xml:space="preserve"> </w:t>
       </w:r>
       <w:proofErr w:type="spellStart"/>
-      <w:proofErr w:type="gramStart"/>
       <w:r>
         <w:rPr>
           <w:rFonts w:ascii="Consolas" w:hAnsi="Consolas"/>
@@ -4936,7 +4753,6 @@
         <w:t>email</w:t>
       </w:r>
       <w:proofErr w:type="spellEnd"/>
-      <w:proofErr w:type="gramEnd"/>
       <w:r>
         <w:rPr>
           <w:rFonts w:ascii="Consolas" w:hAnsi="Consolas"/>
@@ -5018,7 +4834,6 @@
         <w:t xml:space="preserve"> </w:t>
       </w:r>
       <w:proofErr w:type="spellStart"/>
-      <w:proofErr w:type="gramStart"/>
       <w:r>
         <w:rPr>
           <w:rFonts w:ascii="Consolas" w:hAnsi="Consolas"/>
@@ -5047,7 +4862,6 @@
         <w:t>phone</w:t>
       </w:r>
       <w:proofErr w:type="spellEnd"/>
-      <w:proofErr w:type="gramEnd"/>
       <w:r>
         <w:rPr>
           <w:rFonts w:ascii="Consolas" w:hAnsi="Consolas"/>
@@ -5118,7 +4932,6 @@
         <w:t xml:space="preserve"> </w:t>
       </w:r>
       <w:proofErr w:type="spellStart"/>
-      <w:proofErr w:type="gramStart"/>
       <w:r>
         <w:rPr>
           <w:rFonts w:ascii="Consolas" w:hAnsi="Consolas"/>
@@ -5147,7 +4960,6 @@
         <w:t>phone</w:t>
       </w:r>
       <w:proofErr w:type="spellEnd"/>
-      <w:proofErr w:type="gramEnd"/>
       <w:r>
         <w:rPr>
           <w:rFonts w:ascii="Consolas" w:hAnsi="Consolas"/>
@@ -5229,7 +5041,6 @@
         <w:t xml:space="preserve"> </w:t>
       </w:r>
       <w:proofErr w:type="spellStart"/>
-      <w:proofErr w:type="gramStart"/>
       <w:r>
         <w:rPr>
           <w:rFonts w:ascii="Consolas" w:hAnsi="Consolas"/>
@@ -5255,17 +5066,7 @@
           <w:sz w:val="22"/>
           <w:szCs w:val="22"/>
         </w:rPr>
-        <w:t>first</w:t>
-      </w:r>
-      <w:proofErr w:type="gramEnd"/>
-      <w:r>
-        <w:rPr>
-          <w:rFonts w:ascii="Consolas" w:hAnsi="Consolas"/>
-          <w:color w:val="9E9E9E"/>
-          <w:sz w:val="22"/>
-          <w:szCs w:val="22"/>
-        </w:rPr>
-        <w:t>_purchase</w:t>
+        <w:t>first_purchase</w:t>
       </w:r>
       <w:proofErr w:type="spellEnd"/>
       <w:r>
@@ -5338,7 +5139,6 @@
         <w:t xml:space="preserve"> </w:t>
       </w:r>
       <w:proofErr w:type="spellStart"/>
-      <w:proofErr w:type="gramStart"/>
       <w:r>
         <w:rPr>
           <w:rFonts w:ascii="Consolas" w:hAnsi="Consolas"/>
@@ -5364,17 +5164,7 @@
           <w:sz w:val="22"/>
           <w:szCs w:val="22"/>
         </w:rPr>
-        <w:t>first</w:t>
-      </w:r>
-      <w:proofErr w:type="gramEnd"/>
-      <w:r>
-        <w:rPr>
-          <w:rFonts w:ascii="Consolas" w:hAnsi="Consolas"/>
-          <w:color w:val="9E9E9E"/>
-          <w:sz w:val="22"/>
-          <w:szCs w:val="22"/>
-        </w:rPr>
-        <w:t>_purchase</w:t>
+        <w:t>first_purchase</w:t>
       </w:r>
       <w:proofErr w:type="spellEnd"/>
       <w:r>
@@ -5793,7 +5583,6 @@
         <w:t xml:space="preserve"> </w:t>
       </w:r>
       <w:proofErr w:type="spellStart"/>
-      <w:proofErr w:type="gramStart"/>
       <w:r>
         <w:rPr>
           <w:rFonts w:ascii="Consolas" w:hAnsi="Consolas"/>
@@ -5813,7 +5602,6 @@
         </w:rPr>
         <w:t>(</w:t>
       </w:r>
-      <w:proofErr w:type="gramEnd"/>
     </w:p>
     <w:p>
       <w:pPr>
@@ -6107,7 +5895,6 @@
         </w:rPr>
         <w:t xml:space="preserve"> </w:t>
       </w:r>
-      <w:proofErr w:type="gramStart"/>
       <w:r>
         <w:rPr>
           <w:rFonts w:ascii="Consolas" w:hAnsi="Consolas"/>
@@ -6127,7 +5914,6 @@
         <w:t>(</w:t>
       </w:r>
       <w:proofErr w:type="spellStart"/>
-      <w:proofErr w:type="gramEnd"/>
       <w:r>
         <w:rPr>
           <w:rFonts w:ascii="Consolas" w:hAnsi="Consolas"/>
@@ -6147,7 +5933,6 @@
         </w:rPr>
         <w:t xml:space="preserve"> </w:t>
       </w:r>
-      <w:proofErr w:type="gramStart"/>
       <w:r>
         <w:rPr>
           <w:rFonts w:ascii="Consolas" w:hAnsi="Consolas"/>
@@ -6168,7 +5953,6 @@
         </w:rPr>
         <w:t>(</w:t>
       </w:r>
-      <w:proofErr w:type="gramEnd"/>
       <w:r>
         <w:rPr>
           <w:rFonts w:ascii="Consolas" w:hAnsi="Consolas"/>
@@ -6207,7 +5991,6 @@
         </w:rPr>
         <w:t xml:space="preserve"> </w:t>
       </w:r>
-      <w:proofErr w:type="gramStart"/>
       <w:r>
         <w:rPr>
           <w:rFonts w:ascii="Consolas" w:hAnsi="Consolas"/>
@@ -6228,7 +6011,6 @@
         </w:rPr>
         <w:t>(</w:t>
       </w:r>
-      <w:proofErr w:type="gramEnd"/>
       <w:r>
         <w:rPr>
           <w:rFonts w:ascii="Consolas" w:hAnsi="Consolas"/>
@@ -6267,7 +6049,6 @@
         </w:rPr>
         <w:t xml:space="preserve"> </w:t>
       </w:r>
-      <w:proofErr w:type="gramStart"/>
       <w:r>
         <w:rPr>
           <w:rFonts w:ascii="Consolas" w:hAnsi="Consolas"/>
@@ -6288,7 +6069,6 @@
         </w:rPr>
         <w:t>(</w:t>
       </w:r>
-      <w:proofErr w:type="gramEnd"/>
       <w:r>
         <w:rPr>
           <w:rFonts w:ascii="Consolas" w:hAnsi="Consolas"/>
@@ -6350,7 +6130,6 @@
         </w:rPr>
         <w:t xml:space="preserve"> </w:t>
       </w:r>
-      <w:proofErr w:type="gramStart"/>
       <w:r>
         <w:rPr>
           <w:rFonts w:ascii="Consolas" w:hAnsi="Consolas"/>
@@ -6371,7 +6150,6 @@
         </w:rPr>
         <w:t>(</w:t>
       </w:r>
-      <w:proofErr w:type="gramEnd"/>
       <w:r>
         <w:rPr>
           <w:rFonts w:ascii="Consolas" w:hAnsi="Consolas"/>
@@ -6408,7 +6186,6 @@
         </w:rPr>
         <w:t xml:space="preserve"> </w:t>
       </w:r>
-      <w:proofErr w:type="gramStart"/>
       <w:r>
         <w:rPr>
           <w:rFonts w:ascii="Consolas" w:hAnsi="Consolas"/>
@@ -6429,7 +6206,6 @@
         </w:rPr>
         <w:t>(</w:t>
       </w:r>
-      <w:proofErr w:type="gramEnd"/>
       <w:r>
         <w:rPr>
           <w:rFonts w:ascii="Consolas" w:hAnsi="Consolas"/>
@@ -6466,7 +6242,6 @@
         </w:rPr>
         <w:t xml:space="preserve"> </w:t>
       </w:r>
-      <w:proofErr w:type="gramStart"/>
       <w:r>
         <w:rPr>
           <w:rFonts w:ascii="Consolas" w:hAnsi="Consolas"/>
@@ -6487,7 +6262,6 @@
         </w:rPr>
         <w:t>(</w:t>
       </w:r>
-      <w:proofErr w:type="gramEnd"/>
       <w:r>
         <w:rPr>
           <w:rFonts w:ascii="Consolas" w:hAnsi="Consolas"/>
@@ -6526,7 +6300,6 @@
         </w:rPr>
         <w:t xml:space="preserve"> </w:t>
       </w:r>
-      <w:proofErr w:type="gramStart"/>
       <w:r>
         <w:rPr>
           <w:rFonts w:ascii="Consolas" w:hAnsi="Consolas"/>
@@ -6547,7 +6320,6 @@
         </w:rPr>
         <w:t>(</w:t>
       </w:r>
-      <w:proofErr w:type="gramEnd"/>
       <w:r>
         <w:rPr>
           <w:rFonts w:ascii="Consolas" w:hAnsi="Consolas"/>
@@ -6589,7 +6361,6 @@
         <w:t xml:space="preserve">    ) </w:t>
       </w:r>
       <w:proofErr w:type="spellStart"/>
-      <w:proofErr w:type="gramStart"/>
       <w:r>
         <w:rPr>
           <w:rFonts w:ascii="Consolas" w:hAnsi="Consolas"/>
@@ -6600,7 +6371,6 @@
         <w:t>src</w:t>
       </w:r>
       <w:proofErr w:type="spellEnd"/>
-      <w:proofErr w:type="gramEnd"/>
       <w:r>
         <w:rPr>
           <w:rFonts w:ascii="Consolas" w:hAnsi="Consolas"/>
@@ -6631,7 +6401,6 @@
         <w:t xml:space="preserve"> </w:t>
       </w:r>
       <w:proofErr w:type="spellStart"/>
-      <w:proofErr w:type="gramStart"/>
       <w:r>
         <w:rPr>
           <w:rFonts w:ascii="Consolas" w:hAnsi="Consolas"/>
@@ -6657,17 +6426,7 @@
           <w:sz w:val="22"/>
           <w:szCs w:val="22"/>
         </w:rPr>
-        <w:t>client</w:t>
-      </w:r>
-      <w:proofErr w:type="gramEnd"/>
-      <w:r>
-        <w:rPr>
-          <w:rFonts w:ascii="Consolas" w:hAnsi="Consolas"/>
-          <w:color w:val="9E9E9E"/>
-          <w:sz w:val="22"/>
-          <w:szCs w:val="22"/>
-        </w:rPr>
-        <w:t>_id</w:t>
+        <w:t>client_id</w:t>
       </w:r>
       <w:proofErr w:type="spellEnd"/>
       <w:r>
@@ -6680,7 +6439,6 @@
         <w:t xml:space="preserve"> = </w:t>
       </w:r>
       <w:proofErr w:type="spellStart"/>
-      <w:proofErr w:type="gramStart"/>
       <w:r>
         <w:rPr>
           <w:rFonts w:ascii="Consolas" w:hAnsi="Consolas"/>
@@ -6706,17 +6464,7 @@
           <w:sz w:val="22"/>
           <w:szCs w:val="22"/>
         </w:rPr>
-        <w:t>client</w:t>
-      </w:r>
-      <w:proofErr w:type="gramEnd"/>
-      <w:r>
-        <w:rPr>
-          <w:rFonts w:ascii="Consolas" w:hAnsi="Consolas"/>
-          <w:color w:val="9E9E9E"/>
-          <w:sz w:val="22"/>
-          <w:szCs w:val="22"/>
-        </w:rPr>
-        <w:t>_id</w:t>
+        <w:t>client_id</w:t>
       </w:r>
       <w:proofErr w:type="spellEnd"/>
     </w:p>
@@ -6741,7 +6489,6 @@
         </w:rPr>
         <w:t xml:space="preserve">) </w:t>
       </w:r>
-      <w:proofErr w:type="gramStart"/>
       <w:r>
         <w:rPr>
           <w:rFonts w:ascii="Consolas" w:hAnsi="Consolas"/>
@@ -6753,7 +6500,6 @@
         </w:rPr>
         <w:t>result</w:t>
       </w:r>
-      <w:proofErr w:type="gramEnd"/>
     </w:p>
     <w:p>
       <w:pPr>
@@ -6889,7 +6635,6 @@
         <w:t xml:space="preserve"> </w:t>
       </w:r>
       <w:proofErr w:type="spellStart"/>
-      <w:proofErr w:type="gramStart"/>
       <w:r>
         <w:rPr>
           <w:rFonts w:ascii="Consolas" w:hAnsi="Consolas"/>
@@ -6915,17 +6660,7 @@
           <w:sz w:val="22"/>
           <w:szCs w:val="22"/>
         </w:rPr>
-        <w:t>reconciliation</w:t>
-      </w:r>
-      <w:proofErr w:type="gramEnd"/>
-      <w:r>
-        <w:rPr>
-          <w:rFonts w:ascii="Consolas" w:hAnsi="Consolas"/>
-          <w:color w:val="B788D3"/>
-          <w:sz w:val="22"/>
-          <w:szCs w:val="22"/>
-        </w:rPr>
-        <w:t>_results</w:t>
+        <w:t>reconciliation_results</w:t>
       </w:r>
       <w:proofErr w:type="spellEnd"/>
       <w:r>
@@ -7343,7 +7078,6 @@
         <w:t>'</w:t>
       </w:r>
       <w:proofErr w:type="spellStart"/>
-      <w:proofErr w:type="gramStart"/>
       <w:r>
         <w:rPr>
           <w:rFonts w:ascii="Consolas" w:hAnsi="Consolas"/>
@@ -7351,17 +7085,7 @@
           <w:sz w:val="22"/>
           <w:szCs w:val="22"/>
         </w:rPr>
-        <w:t>product</w:t>
-      </w:r>
-      <w:proofErr w:type="gramEnd"/>
-      <w:r>
-        <w:rPr>
-          <w:rFonts w:ascii="Consolas" w:hAnsi="Consolas"/>
-          <w:color w:val="CAC580"/>
-          <w:sz w:val="22"/>
-          <w:szCs w:val="22"/>
-        </w:rPr>
-        <w:t>_id</w:t>
+        <w:t>product_id</w:t>
       </w:r>
       <w:proofErr w:type="spellEnd"/>
       <w:r>
@@ -7445,7 +7169,6 @@
         <w:t xml:space="preserve">        </w:t>
       </w:r>
       <w:proofErr w:type="spellStart"/>
-      <w:proofErr w:type="gramStart"/>
       <w:r>
         <w:rPr>
           <w:rFonts w:ascii="Consolas" w:hAnsi="Consolas"/>
@@ -7474,18 +7197,7 @@
           <w:szCs w:val="22"/>
           <w:u w:val="single"/>
         </w:rPr>
-        <w:t>product</w:t>
-      </w:r>
-      <w:proofErr w:type="gramEnd"/>
-      <w:r>
-        <w:rPr>
-          <w:rFonts w:ascii="Consolas" w:hAnsi="Consolas"/>
-          <w:color w:val="B19B9B"/>
-          <w:sz w:val="22"/>
-          <w:szCs w:val="22"/>
-          <w:u w:val="single"/>
-        </w:rPr>
-        <w:t>_id</w:t>
+        <w:t>product_id</w:t>
       </w:r>
       <w:proofErr w:type="spellEnd"/>
       <w:r>
@@ -7562,7 +7274,6 @@
         <w:t xml:space="preserve">        </w:t>
       </w:r>
       <w:proofErr w:type="spellStart"/>
-      <w:proofErr w:type="gramStart"/>
       <w:r>
         <w:rPr>
           <w:rFonts w:ascii="Consolas" w:hAnsi="Consolas"/>
@@ -7591,18 +7302,7 @@
           <w:szCs w:val="22"/>
           <w:u w:val="single"/>
         </w:rPr>
-        <w:t>product</w:t>
-      </w:r>
-      <w:proofErr w:type="gramEnd"/>
-      <w:r>
-        <w:rPr>
-          <w:rFonts w:ascii="Consolas" w:hAnsi="Consolas"/>
-          <w:color w:val="B19B9B"/>
-          <w:sz w:val="22"/>
-          <w:szCs w:val="22"/>
-          <w:u w:val="single"/>
-        </w:rPr>
-        <w:t>_id</w:t>
+        <w:t>product_id</w:t>
       </w:r>
       <w:proofErr w:type="spellEnd"/>
       <w:r>
@@ -7732,7 +7432,6 @@
         <w:t xml:space="preserve"> </w:t>
       </w:r>
       <w:proofErr w:type="spellStart"/>
-      <w:proofErr w:type="gramStart"/>
       <w:r>
         <w:rPr>
           <w:rFonts w:ascii="Consolas" w:hAnsi="Consolas"/>
@@ -7758,17 +7457,7 @@
           <w:sz w:val="22"/>
           <w:szCs w:val="22"/>
         </w:rPr>
-        <w:t>product</w:t>
-      </w:r>
-      <w:proofErr w:type="gramEnd"/>
-      <w:r>
-        <w:rPr>
-          <w:rFonts w:ascii="Consolas" w:hAnsi="Consolas"/>
-          <w:color w:val="9E9E9E"/>
-          <w:sz w:val="22"/>
-          <w:szCs w:val="22"/>
-        </w:rPr>
-        <w:t>_id</w:t>
+        <w:t>product_id</w:t>
       </w:r>
       <w:proofErr w:type="spellEnd"/>
       <w:r>
@@ -7892,7 +7581,6 @@
         <w:t xml:space="preserve"> </w:t>
       </w:r>
       <w:proofErr w:type="spellStart"/>
-      <w:proofErr w:type="gramStart"/>
       <w:r>
         <w:rPr>
           <w:rFonts w:ascii="Consolas" w:hAnsi="Consolas"/>
@@ -7918,17 +7606,7 @@
           <w:sz w:val="22"/>
           <w:szCs w:val="22"/>
         </w:rPr>
-        <w:t>product</w:t>
-      </w:r>
-      <w:proofErr w:type="gramEnd"/>
-      <w:r>
-        <w:rPr>
-          <w:rFonts w:ascii="Consolas" w:hAnsi="Consolas"/>
-          <w:color w:val="9E9E9E"/>
-          <w:sz w:val="22"/>
-          <w:szCs w:val="22"/>
-        </w:rPr>
-        <w:t>_id</w:t>
+        <w:t>product_id</w:t>
       </w:r>
       <w:proofErr w:type="spellEnd"/>
       <w:r>
@@ -8052,7 +7730,6 @@
         <w:t xml:space="preserve"> </w:t>
       </w:r>
       <w:proofErr w:type="spellStart"/>
-      <w:proofErr w:type="gramStart"/>
       <w:r>
         <w:rPr>
           <w:rFonts w:ascii="Consolas" w:hAnsi="Consolas"/>
@@ -8083,7 +7760,6 @@
         <w:t>cost</w:t>
       </w:r>
       <w:proofErr w:type="spellEnd"/>
-      <w:proofErr w:type="gramEnd"/>
       <w:r>
         <w:rPr>
           <w:rFonts w:ascii="Consolas" w:hAnsi="Consolas"/>
@@ -8154,7 +7830,6 @@
         <w:t xml:space="preserve"> </w:t>
       </w:r>
       <w:proofErr w:type="spellStart"/>
-      <w:proofErr w:type="gramStart"/>
       <w:r>
         <w:rPr>
           <w:rFonts w:ascii="Consolas" w:hAnsi="Consolas"/>
@@ -8185,7 +7860,6 @@
         <w:t>cost</w:t>
       </w:r>
       <w:proofErr w:type="spellEnd"/>
-      <w:proofErr w:type="gramEnd"/>
       <w:r>
         <w:rPr>
           <w:rFonts w:ascii="Consolas" w:hAnsi="Consolas"/>
@@ -8267,7 +7941,6 @@
         <w:t xml:space="preserve"> </w:t>
       </w:r>
       <w:proofErr w:type="spellStart"/>
-      <w:proofErr w:type="gramStart"/>
       <w:r>
         <w:rPr>
           <w:rFonts w:ascii="Consolas" w:hAnsi="Consolas"/>
@@ -8293,17 +7966,7 @@
           <w:sz w:val="22"/>
           <w:szCs w:val="22"/>
         </w:rPr>
-        <w:t>product</w:t>
-      </w:r>
-      <w:proofErr w:type="gramEnd"/>
-      <w:r>
-        <w:rPr>
-          <w:rFonts w:ascii="Consolas" w:hAnsi="Consolas"/>
-          <w:color w:val="9E9E9E"/>
-          <w:sz w:val="22"/>
-          <w:szCs w:val="22"/>
-        </w:rPr>
-        <w:t>_name</w:t>
+        <w:t>product_name</w:t>
       </w:r>
       <w:proofErr w:type="spellEnd"/>
       <w:r>
@@ -8376,7 +8039,6 @@
         <w:t xml:space="preserve"> </w:t>
       </w:r>
       <w:proofErr w:type="spellStart"/>
-      <w:proofErr w:type="gramStart"/>
       <w:r>
         <w:rPr>
           <w:rFonts w:ascii="Consolas" w:hAnsi="Consolas"/>
@@ -8402,17 +8064,7 @@
           <w:sz w:val="22"/>
           <w:szCs w:val="22"/>
         </w:rPr>
-        <w:t>product</w:t>
-      </w:r>
-      <w:proofErr w:type="gramEnd"/>
-      <w:r>
-        <w:rPr>
-          <w:rFonts w:ascii="Consolas" w:hAnsi="Consolas"/>
-          <w:color w:val="9E9E9E"/>
-          <w:sz w:val="22"/>
-          <w:szCs w:val="22"/>
-        </w:rPr>
-        <w:t>_name</w:t>
+        <w:t>product_name</w:t>
       </w:r>
       <w:proofErr w:type="spellEnd"/>
       <w:r>
@@ -8831,7 +8483,6 @@
         <w:t xml:space="preserve"> </w:t>
       </w:r>
       <w:proofErr w:type="spellStart"/>
-      <w:proofErr w:type="gramStart"/>
       <w:r>
         <w:rPr>
           <w:rFonts w:ascii="Consolas" w:hAnsi="Consolas"/>
@@ -8851,7 +8502,6 @@
         </w:rPr>
         <w:t>(</w:t>
       </w:r>
-      <w:proofErr w:type="gramEnd"/>
     </w:p>
     <w:p>
       <w:pPr>
@@ -9085,7 +8735,6 @@
         </w:rPr>
         <w:t xml:space="preserve"> </w:t>
       </w:r>
-      <w:proofErr w:type="gramStart"/>
       <w:r>
         <w:rPr>
           <w:rFonts w:ascii="Consolas" w:hAnsi="Consolas"/>
@@ -9105,7 +8754,6 @@
         <w:t>(</w:t>
       </w:r>
       <w:proofErr w:type="spellStart"/>
-      <w:proofErr w:type="gramEnd"/>
       <w:r>
         <w:rPr>
           <w:rFonts w:ascii="Consolas" w:hAnsi="Consolas"/>
@@ -9125,7 +8773,6 @@
         </w:rPr>
         <w:t xml:space="preserve"> </w:t>
       </w:r>
-      <w:proofErr w:type="gramStart"/>
       <w:r>
         <w:rPr>
           <w:rFonts w:ascii="Consolas" w:hAnsi="Consolas"/>
@@ -9146,7 +8793,6 @@
         </w:rPr>
         <w:t>(</w:t>
       </w:r>
-      <w:proofErr w:type="gramEnd"/>
       <w:r>
         <w:rPr>
           <w:rFonts w:ascii="Consolas" w:hAnsi="Consolas"/>
@@ -9185,7 +8831,6 @@
         </w:rPr>
         <w:t xml:space="preserve"> </w:t>
       </w:r>
-      <w:proofErr w:type="gramStart"/>
       <w:r>
         <w:rPr>
           <w:rFonts w:ascii="Consolas" w:hAnsi="Consolas"/>
@@ -9206,7 +8851,6 @@
         </w:rPr>
         <w:t>(</w:t>
       </w:r>
-      <w:proofErr w:type="gramEnd"/>
       <w:r>
         <w:rPr>
           <w:rFonts w:ascii="Consolas" w:hAnsi="Consolas"/>
@@ -9245,7 +8889,6 @@
         </w:rPr>
         <w:t xml:space="preserve"> </w:t>
       </w:r>
-      <w:proofErr w:type="gramStart"/>
       <w:r>
         <w:rPr>
           <w:rFonts w:ascii="Consolas" w:hAnsi="Consolas"/>
@@ -9266,7 +8909,6 @@
         </w:rPr>
         <w:t>(</w:t>
       </w:r>
-      <w:proofErr w:type="gramEnd"/>
       <w:r>
         <w:rPr>
           <w:rFonts w:ascii="Consolas" w:hAnsi="Consolas"/>
@@ -9308,7 +8950,6 @@
         <w:t xml:space="preserve">    ) </w:t>
       </w:r>
       <w:proofErr w:type="spellStart"/>
-      <w:proofErr w:type="gramStart"/>
       <w:r>
         <w:rPr>
           <w:rFonts w:ascii="Consolas" w:hAnsi="Consolas"/>
@@ -9319,7 +8960,6 @@
         <w:t>src</w:t>
       </w:r>
       <w:proofErr w:type="spellEnd"/>
-      <w:proofErr w:type="gramEnd"/>
       <w:r>
         <w:rPr>
           <w:rFonts w:ascii="Consolas" w:hAnsi="Consolas"/>
@@ -9350,7 +8990,6 @@
         <w:t xml:space="preserve"> </w:t>
       </w:r>
       <w:proofErr w:type="spellStart"/>
-      <w:proofErr w:type="gramStart"/>
       <w:r>
         <w:rPr>
           <w:rFonts w:ascii="Consolas" w:hAnsi="Consolas"/>
@@ -9376,17 +9015,7 @@
           <w:sz w:val="22"/>
           <w:szCs w:val="22"/>
         </w:rPr>
-        <w:t>product</w:t>
-      </w:r>
-      <w:proofErr w:type="gramEnd"/>
-      <w:r>
-        <w:rPr>
-          <w:rFonts w:ascii="Consolas" w:hAnsi="Consolas"/>
-          <w:color w:val="9E9E9E"/>
-          <w:sz w:val="22"/>
-          <w:szCs w:val="22"/>
-        </w:rPr>
-        <w:t>_id</w:t>
+        <w:t>product_id</w:t>
       </w:r>
       <w:proofErr w:type="spellEnd"/>
       <w:r>
@@ -9399,7 +9028,6 @@
         <w:t xml:space="preserve"> = </w:t>
       </w:r>
       <w:proofErr w:type="spellStart"/>
-      <w:proofErr w:type="gramStart"/>
       <w:r>
         <w:rPr>
           <w:rFonts w:ascii="Consolas" w:hAnsi="Consolas"/>
@@ -9425,17 +9053,7 @@
           <w:sz w:val="22"/>
           <w:szCs w:val="22"/>
         </w:rPr>
-        <w:t>product</w:t>
-      </w:r>
-      <w:proofErr w:type="gramEnd"/>
-      <w:r>
-        <w:rPr>
-          <w:rFonts w:ascii="Consolas" w:hAnsi="Consolas"/>
-          <w:color w:val="9E9E9E"/>
-          <w:sz w:val="22"/>
-          <w:szCs w:val="22"/>
-        </w:rPr>
-        <w:t>_id</w:t>
+        <w:t>product_id</w:t>
       </w:r>
       <w:proofErr w:type="spellEnd"/>
     </w:p>
@@ -9460,7 +9078,6 @@
         </w:rPr>
         <w:t xml:space="preserve">) </w:t>
       </w:r>
-      <w:proofErr w:type="gramStart"/>
       <w:r>
         <w:rPr>
           <w:rFonts w:ascii="Consolas" w:hAnsi="Consolas"/>
@@ -9472,7 +9089,6 @@
         </w:rPr>
         <w:t>result</w:t>
       </w:r>
-      <w:proofErr w:type="gramEnd"/>
     </w:p>
     <w:p>
       <w:pPr>
@@ -9608,7 +9224,6 @@
         <w:t xml:space="preserve"> </w:t>
       </w:r>
       <w:proofErr w:type="spellStart"/>
-      <w:proofErr w:type="gramStart"/>
       <w:r>
         <w:rPr>
           <w:rFonts w:ascii="Consolas" w:hAnsi="Consolas"/>
@@ -9634,17 +9249,7 @@
           <w:sz w:val="22"/>
           <w:szCs w:val="22"/>
         </w:rPr>
-        <w:t>reconciliation</w:t>
-      </w:r>
-      <w:proofErr w:type="gramEnd"/>
-      <w:r>
-        <w:rPr>
-          <w:rFonts w:ascii="Consolas" w:hAnsi="Consolas"/>
-          <w:color w:val="B788D3"/>
-          <w:sz w:val="22"/>
-          <w:szCs w:val="22"/>
-        </w:rPr>
-        <w:t>_results</w:t>
+        <w:t>reconciliation_results</w:t>
       </w:r>
       <w:proofErr w:type="spellEnd"/>
       <w:r>
@@ -10062,7 +9667,6 @@
         <w:t>'</w:t>
       </w:r>
       <w:proofErr w:type="spellStart"/>
-      <w:proofErr w:type="gramStart"/>
       <w:r>
         <w:rPr>
           <w:rFonts w:ascii="Consolas" w:hAnsi="Consolas"/>
@@ -10070,17 +9674,7 @@
           <w:sz w:val="22"/>
           <w:szCs w:val="22"/>
         </w:rPr>
-        <w:t>channel</w:t>
-      </w:r>
-      <w:proofErr w:type="gramEnd"/>
-      <w:r>
-        <w:rPr>
-          <w:rFonts w:ascii="Consolas" w:hAnsi="Consolas"/>
-          <w:color w:val="CAC580"/>
-          <w:sz w:val="22"/>
-          <w:szCs w:val="22"/>
-        </w:rPr>
-        <w:t>_id</w:t>
+        <w:t>channel_id</w:t>
       </w:r>
       <w:proofErr w:type="spellEnd"/>
       <w:r>
@@ -10164,7 +9758,6 @@
         <w:t xml:space="preserve">        </w:t>
       </w:r>
       <w:proofErr w:type="spellStart"/>
-      <w:proofErr w:type="gramStart"/>
       <w:r>
         <w:rPr>
           <w:rFonts w:ascii="Consolas" w:hAnsi="Consolas"/>
@@ -10190,17 +9783,7 @@
           <w:sz w:val="22"/>
           <w:szCs w:val="22"/>
         </w:rPr>
-        <w:t>channel</w:t>
-      </w:r>
-      <w:proofErr w:type="gramEnd"/>
-      <w:r>
-        <w:rPr>
-          <w:rFonts w:ascii="Consolas" w:hAnsi="Consolas"/>
-          <w:color w:val="B19B9B"/>
-          <w:sz w:val="22"/>
-          <w:szCs w:val="22"/>
-        </w:rPr>
-        <w:t>_id</w:t>
+        <w:t>channel_id</w:t>
       </w:r>
       <w:proofErr w:type="spellEnd"/>
       <w:r>
@@ -10277,7 +9860,6 @@
         <w:t xml:space="preserve">        </w:t>
       </w:r>
       <w:proofErr w:type="spellStart"/>
-      <w:proofErr w:type="gramStart"/>
       <w:r>
         <w:rPr>
           <w:rFonts w:ascii="Consolas" w:hAnsi="Consolas"/>
@@ -10303,17 +9885,7 @@
           <w:sz w:val="22"/>
           <w:szCs w:val="22"/>
         </w:rPr>
-        <w:t>channel</w:t>
-      </w:r>
-      <w:proofErr w:type="gramEnd"/>
-      <w:r>
-        <w:rPr>
-          <w:rFonts w:ascii="Consolas" w:hAnsi="Consolas"/>
-          <w:color w:val="B19B9B"/>
-          <w:sz w:val="22"/>
-          <w:szCs w:val="22"/>
-        </w:rPr>
-        <w:t>_id</w:t>
+        <w:t>channel_id</w:t>
       </w:r>
       <w:proofErr w:type="spellEnd"/>
       <w:r>
@@ -10443,7 +10015,6 @@
         <w:t xml:space="preserve"> </w:t>
       </w:r>
       <w:proofErr w:type="spellStart"/>
-      <w:proofErr w:type="gramStart"/>
       <w:r>
         <w:rPr>
           <w:rFonts w:ascii="Consolas" w:hAnsi="Consolas"/>
@@ -10469,17 +10040,7 @@
           <w:sz w:val="22"/>
           <w:szCs w:val="22"/>
         </w:rPr>
-        <w:t>channel</w:t>
-      </w:r>
-      <w:proofErr w:type="gramEnd"/>
-      <w:r>
-        <w:rPr>
-          <w:rFonts w:ascii="Consolas" w:hAnsi="Consolas"/>
-          <w:color w:val="9E9E9E"/>
-          <w:sz w:val="22"/>
-          <w:szCs w:val="22"/>
-        </w:rPr>
-        <w:t>_id</w:t>
+        <w:t>channel_id</w:t>
       </w:r>
       <w:proofErr w:type="spellEnd"/>
       <w:r>
@@ -10603,7 +10164,6 @@
         <w:t xml:space="preserve"> </w:t>
       </w:r>
       <w:proofErr w:type="spellStart"/>
-      <w:proofErr w:type="gramStart"/>
       <w:r>
         <w:rPr>
           <w:rFonts w:ascii="Consolas" w:hAnsi="Consolas"/>
@@ -10629,17 +10189,7 @@
           <w:sz w:val="22"/>
           <w:szCs w:val="22"/>
         </w:rPr>
-        <w:t>channel</w:t>
-      </w:r>
-      <w:proofErr w:type="gramEnd"/>
-      <w:r>
-        <w:rPr>
-          <w:rFonts w:ascii="Consolas" w:hAnsi="Consolas"/>
-          <w:color w:val="9E9E9E"/>
-          <w:sz w:val="22"/>
-          <w:szCs w:val="22"/>
-        </w:rPr>
-        <w:t>_id</w:t>
+        <w:t>channel_id</w:t>
       </w:r>
       <w:proofErr w:type="spellEnd"/>
       <w:r>
@@ -10764,7 +10314,6 @@
         <w:t xml:space="preserve"> </w:t>
       </w:r>
       <w:proofErr w:type="spellStart"/>
-      <w:proofErr w:type="gramStart"/>
       <w:r>
         <w:rPr>
           <w:rFonts w:ascii="Consolas" w:hAnsi="Consolas"/>
@@ -10790,17 +10339,7 @@
           <w:sz w:val="22"/>
           <w:szCs w:val="22"/>
         </w:rPr>
-        <w:t>channel</w:t>
-      </w:r>
-      <w:proofErr w:type="gramEnd"/>
-      <w:r>
-        <w:rPr>
-          <w:rFonts w:ascii="Consolas" w:hAnsi="Consolas"/>
-          <w:color w:val="9E9E9E"/>
-          <w:sz w:val="22"/>
-          <w:szCs w:val="22"/>
-        </w:rPr>
-        <w:t>_name</w:t>
+        <w:t>channel_name</w:t>
       </w:r>
       <w:proofErr w:type="spellEnd"/>
       <w:r>
@@ -10873,7 +10412,6 @@
         <w:t xml:space="preserve"> </w:t>
       </w:r>
       <w:proofErr w:type="spellStart"/>
-      <w:proofErr w:type="gramStart"/>
       <w:r>
         <w:rPr>
           <w:rFonts w:ascii="Consolas" w:hAnsi="Consolas"/>
@@ -10899,17 +10437,7 @@
           <w:sz w:val="22"/>
           <w:szCs w:val="22"/>
         </w:rPr>
-        <w:t>channel</w:t>
-      </w:r>
-      <w:proofErr w:type="gramEnd"/>
-      <w:r>
-        <w:rPr>
-          <w:rFonts w:ascii="Consolas" w:hAnsi="Consolas"/>
-          <w:color w:val="9E9E9E"/>
-          <w:sz w:val="22"/>
-          <w:szCs w:val="22"/>
-        </w:rPr>
-        <w:t>_name</w:t>
+        <w:t>channel_name</w:t>
       </w:r>
       <w:proofErr w:type="spellEnd"/>
       <w:r>
@@ -11013,7 +10541,6 @@
         <w:t xml:space="preserve"> </w:t>
       </w:r>
       <w:proofErr w:type="spellStart"/>
-      <w:proofErr w:type="gramStart"/>
       <w:r>
         <w:rPr>
           <w:rFonts w:ascii="Consolas" w:hAnsi="Consolas"/>
@@ -11039,17 +10566,7 @@
           <w:sz w:val="22"/>
           <w:szCs w:val="22"/>
         </w:rPr>
-        <w:t>location</w:t>
-      </w:r>
-      <w:proofErr w:type="gramEnd"/>
-      <w:r>
-        <w:rPr>
-          <w:rFonts w:ascii="Consolas" w:hAnsi="Consolas"/>
-          <w:color w:val="9E9E9E"/>
-          <w:sz w:val="22"/>
-          <w:szCs w:val="22"/>
-        </w:rPr>
-        <w:t>_id</w:t>
+        <w:t>location_id</w:t>
       </w:r>
       <w:proofErr w:type="spellEnd"/>
       <w:r>
@@ -11122,7 +10639,6 @@
         <w:t xml:space="preserve"> </w:t>
       </w:r>
       <w:proofErr w:type="spellStart"/>
-      <w:proofErr w:type="gramStart"/>
       <w:r>
         <w:rPr>
           <w:rFonts w:ascii="Consolas" w:hAnsi="Consolas"/>
@@ -11148,17 +10664,7 @@
           <w:sz w:val="22"/>
           <w:szCs w:val="22"/>
         </w:rPr>
-        <w:t>location</w:t>
-      </w:r>
-      <w:proofErr w:type="gramEnd"/>
-      <w:r>
-        <w:rPr>
-          <w:rFonts w:ascii="Consolas" w:hAnsi="Consolas"/>
-          <w:color w:val="9E9E9E"/>
-          <w:sz w:val="22"/>
-          <w:szCs w:val="22"/>
-        </w:rPr>
-        <w:t>_id</w:t>
+        <w:t>location_id</w:t>
       </w:r>
       <w:proofErr w:type="spellEnd"/>
       <w:r>
@@ -11577,7 +11083,6 @@
         <w:t xml:space="preserve"> </w:t>
       </w:r>
       <w:proofErr w:type="spellStart"/>
-      <w:proofErr w:type="gramStart"/>
       <w:r>
         <w:rPr>
           <w:rFonts w:ascii="Consolas" w:hAnsi="Consolas"/>
@@ -11597,7 +11102,6 @@
         </w:rPr>
         <w:t>(</w:t>
       </w:r>
-      <w:proofErr w:type="gramEnd"/>
     </w:p>
     <w:p>
       <w:pPr>
@@ -11851,7 +11355,6 @@
         </w:rPr>
         <w:t xml:space="preserve"> </w:t>
       </w:r>
-      <w:proofErr w:type="gramStart"/>
       <w:r>
         <w:rPr>
           <w:rFonts w:ascii="Consolas" w:hAnsi="Consolas"/>
@@ -11871,7 +11374,6 @@
         <w:t>(</w:t>
       </w:r>
       <w:proofErr w:type="spellStart"/>
-      <w:proofErr w:type="gramEnd"/>
       <w:r>
         <w:rPr>
           <w:rFonts w:ascii="Consolas" w:hAnsi="Consolas"/>
@@ -11891,7 +11393,6 @@
         </w:rPr>
         <w:t xml:space="preserve"> </w:t>
       </w:r>
-      <w:proofErr w:type="gramStart"/>
       <w:r>
         <w:rPr>
           <w:rFonts w:ascii="Consolas" w:hAnsi="Consolas"/>
@@ -11912,7 +11413,6 @@
         </w:rPr>
         <w:t>(</w:t>
       </w:r>
-      <w:proofErr w:type="gramEnd"/>
       <w:r>
         <w:rPr>
           <w:rFonts w:ascii="Consolas" w:hAnsi="Consolas"/>
@@ -11951,7 +11451,6 @@
         </w:rPr>
         <w:t xml:space="preserve"> </w:t>
       </w:r>
-      <w:proofErr w:type="gramStart"/>
       <w:r>
         <w:rPr>
           <w:rFonts w:ascii="Consolas" w:hAnsi="Consolas"/>
@@ -11972,7 +11471,6 @@
         </w:rPr>
         <w:t>(</w:t>
       </w:r>
-      <w:proofErr w:type="gramEnd"/>
       <w:r>
         <w:rPr>
           <w:rFonts w:ascii="Consolas" w:hAnsi="Consolas"/>
@@ -12011,7 +11509,6 @@
         </w:rPr>
         <w:t xml:space="preserve"> </w:t>
       </w:r>
-      <w:proofErr w:type="gramStart"/>
       <w:r>
         <w:rPr>
           <w:rFonts w:ascii="Consolas" w:hAnsi="Consolas"/>
@@ -12032,7 +11529,6 @@
         </w:rPr>
         <w:t>(</w:t>
       </w:r>
-      <w:proofErr w:type="gramEnd"/>
       <w:r>
         <w:rPr>
           <w:rFonts w:ascii="Consolas" w:hAnsi="Consolas"/>
@@ -12074,7 +11570,6 @@
         <w:t xml:space="preserve">    ) </w:t>
       </w:r>
       <w:proofErr w:type="spellStart"/>
-      <w:proofErr w:type="gramStart"/>
       <w:r>
         <w:rPr>
           <w:rFonts w:ascii="Consolas" w:hAnsi="Consolas"/>
@@ -12085,7 +11580,6 @@
         <w:t>src</w:t>
       </w:r>
       <w:proofErr w:type="spellEnd"/>
-      <w:proofErr w:type="gramEnd"/>
       <w:r>
         <w:rPr>
           <w:rFonts w:ascii="Consolas" w:hAnsi="Consolas"/>
@@ -12116,7 +11610,6 @@
         <w:t xml:space="preserve"> </w:t>
       </w:r>
       <w:proofErr w:type="spellStart"/>
-      <w:proofErr w:type="gramStart"/>
       <w:r>
         <w:rPr>
           <w:rFonts w:ascii="Consolas" w:hAnsi="Consolas"/>
@@ -12142,17 +11635,7 @@
           <w:sz w:val="22"/>
           <w:szCs w:val="22"/>
         </w:rPr>
-        <w:t>channel</w:t>
-      </w:r>
-      <w:proofErr w:type="gramEnd"/>
-      <w:r>
-        <w:rPr>
-          <w:rFonts w:ascii="Consolas" w:hAnsi="Consolas"/>
-          <w:color w:val="9E9E9E"/>
-          <w:sz w:val="22"/>
-          <w:szCs w:val="22"/>
-        </w:rPr>
-        <w:t>_id</w:t>
+        <w:t>channel_id</w:t>
       </w:r>
       <w:proofErr w:type="spellEnd"/>
       <w:r>
@@ -12165,7 +11648,6 @@
         <w:t xml:space="preserve"> = </w:t>
       </w:r>
       <w:proofErr w:type="spellStart"/>
-      <w:proofErr w:type="gramStart"/>
       <w:r>
         <w:rPr>
           <w:rFonts w:ascii="Consolas" w:hAnsi="Consolas"/>
@@ -12191,17 +11673,7 @@
           <w:sz w:val="22"/>
           <w:szCs w:val="22"/>
         </w:rPr>
-        <w:t>channel</w:t>
-      </w:r>
-      <w:proofErr w:type="gramEnd"/>
-      <w:r>
-        <w:rPr>
-          <w:rFonts w:ascii="Consolas" w:hAnsi="Consolas"/>
-          <w:color w:val="9E9E9E"/>
-          <w:sz w:val="22"/>
-          <w:szCs w:val="22"/>
-        </w:rPr>
-        <w:t>_id</w:t>
+        <w:t>channel_id</w:t>
       </w:r>
       <w:proofErr w:type="spellEnd"/>
     </w:p>
@@ -12226,7 +11698,6 @@
         </w:rPr>
         <w:t xml:space="preserve">) </w:t>
       </w:r>
-      <w:proofErr w:type="gramStart"/>
       <w:r>
         <w:rPr>
           <w:rFonts w:ascii="Consolas" w:hAnsi="Consolas"/>
@@ -12238,7 +11709,6 @@
         </w:rPr>
         <w:t>result</w:t>
       </w:r>
-      <w:proofErr w:type="gramEnd"/>
     </w:p>
     <w:p>
       <w:pPr>
@@ -12374,7 +11844,6 @@
         <w:t xml:space="preserve"> </w:t>
       </w:r>
       <w:proofErr w:type="spellStart"/>
-      <w:proofErr w:type="gramStart"/>
       <w:r>
         <w:rPr>
           <w:rFonts w:ascii="Consolas" w:hAnsi="Consolas"/>
@@ -12400,17 +11869,7 @@
           <w:sz w:val="22"/>
           <w:szCs w:val="22"/>
         </w:rPr>
-        <w:t>reconciliation</w:t>
-      </w:r>
-      <w:proofErr w:type="gramEnd"/>
-      <w:r>
-        <w:rPr>
-          <w:rFonts w:ascii="Consolas" w:hAnsi="Consolas"/>
-          <w:color w:val="B788D3"/>
-          <w:sz w:val="22"/>
-          <w:szCs w:val="22"/>
-        </w:rPr>
-        <w:t>_results</w:t>
+        <w:t>reconciliation_results</w:t>
       </w:r>
       <w:proofErr w:type="spellEnd"/>
       <w:r>
@@ -12828,7 +12287,6 @@
         <w:t>'</w:t>
       </w:r>
       <w:proofErr w:type="spellStart"/>
-      <w:proofErr w:type="gramStart"/>
       <w:r>
         <w:rPr>
           <w:rFonts w:ascii="Consolas" w:hAnsi="Consolas"/>
@@ -12836,17 +12294,7 @@
           <w:sz w:val="22"/>
           <w:szCs w:val="22"/>
         </w:rPr>
-        <w:t>location</w:t>
-      </w:r>
-      <w:proofErr w:type="gramEnd"/>
-      <w:r>
-        <w:rPr>
-          <w:rFonts w:ascii="Consolas" w:hAnsi="Consolas"/>
-          <w:color w:val="CAC580"/>
-          <w:sz w:val="22"/>
-          <w:szCs w:val="22"/>
-        </w:rPr>
-        <w:t>_id</w:t>
+        <w:t>location_id</w:t>
       </w:r>
       <w:proofErr w:type="spellEnd"/>
       <w:r>
@@ -12930,7 +12378,6 @@
         <w:t xml:space="preserve">        </w:t>
       </w:r>
       <w:proofErr w:type="spellStart"/>
-      <w:proofErr w:type="gramStart"/>
       <w:r>
         <w:rPr>
           <w:rFonts w:ascii="Consolas" w:hAnsi="Consolas"/>
@@ -12956,17 +12403,7 @@
           <w:sz w:val="22"/>
           <w:szCs w:val="22"/>
         </w:rPr>
-        <w:t>location</w:t>
-      </w:r>
-      <w:proofErr w:type="gramEnd"/>
-      <w:r>
-        <w:rPr>
-          <w:rFonts w:ascii="Consolas" w:hAnsi="Consolas"/>
-          <w:color w:val="B19B9B"/>
-          <w:sz w:val="22"/>
-          <w:szCs w:val="22"/>
-        </w:rPr>
-        <w:t>_id</w:t>
+        <w:t>location_id</w:t>
       </w:r>
       <w:proofErr w:type="spellEnd"/>
       <w:r>
@@ -13043,7 +12480,6 @@
         <w:t xml:space="preserve">        </w:t>
       </w:r>
       <w:proofErr w:type="spellStart"/>
-      <w:proofErr w:type="gramStart"/>
       <w:r>
         <w:rPr>
           <w:rFonts w:ascii="Consolas" w:hAnsi="Consolas"/>
@@ -13069,17 +12505,7 @@
           <w:sz w:val="22"/>
           <w:szCs w:val="22"/>
         </w:rPr>
-        <w:t>location</w:t>
-      </w:r>
-      <w:proofErr w:type="gramEnd"/>
-      <w:r>
-        <w:rPr>
-          <w:rFonts w:ascii="Consolas" w:hAnsi="Consolas"/>
-          <w:color w:val="B19B9B"/>
-          <w:sz w:val="22"/>
-          <w:szCs w:val="22"/>
-        </w:rPr>
-        <w:t>_id</w:t>
+        <w:t>location_id</w:t>
       </w:r>
       <w:proofErr w:type="spellEnd"/>
       <w:r>
@@ -13209,7 +12635,6 @@
         <w:t xml:space="preserve"> </w:t>
       </w:r>
       <w:proofErr w:type="spellStart"/>
-      <w:proofErr w:type="gramStart"/>
       <w:r>
         <w:rPr>
           <w:rFonts w:ascii="Consolas" w:hAnsi="Consolas"/>
@@ -13235,17 +12660,7 @@
           <w:sz w:val="22"/>
           <w:szCs w:val="22"/>
         </w:rPr>
-        <w:t>location</w:t>
-      </w:r>
-      <w:proofErr w:type="gramEnd"/>
-      <w:r>
-        <w:rPr>
-          <w:rFonts w:ascii="Consolas" w:hAnsi="Consolas"/>
-          <w:color w:val="9E9E9E"/>
-          <w:sz w:val="22"/>
-          <w:szCs w:val="22"/>
-        </w:rPr>
-        <w:t>_id</w:t>
+        <w:t>location_id</w:t>
       </w:r>
       <w:proofErr w:type="spellEnd"/>
       <w:r>
@@ -13369,7 +12784,6 @@
         <w:t xml:space="preserve"> </w:t>
       </w:r>
       <w:proofErr w:type="spellStart"/>
-      <w:proofErr w:type="gramStart"/>
       <w:r>
         <w:rPr>
           <w:rFonts w:ascii="Consolas" w:hAnsi="Consolas"/>
@@ -13395,17 +12809,7 @@
           <w:sz w:val="22"/>
           <w:szCs w:val="22"/>
         </w:rPr>
-        <w:t>location</w:t>
-      </w:r>
-      <w:proofErr w:type="gramEnd"/>
-      <w:r>
-        <w:rPr>
-          <w:rFonts w:ascii="Consolas" w:hAnsi="Consolas"/>
-          <w:color w:val="9E9E9E"/>
-          <w:sz w:val="22"/>
-          <w:szCs w:val="22"/>
-        </w:rPr>
-        <w:t>_id</w:t>
+        <w:t>location_id</w:t>
       </w:r>
       <w:proofErr w:type="spellEnd"/>
       <w:r>
@@ -13529,7 +12933,6 @@
         <w:t xml:space="preserve"> </w:t>
       </w:r>
       <w:proofErr w:type="spellStart"/>
-      <w:proofErr w:type="gramStart"/>
       <w:r>
         <w:rPr>
           <w:rFonts w:ascii="Consolas" w:hAnsi="Consolas"/>
@@ -13555,17 +12958,7 @@
           <w:sz w:val="22"/>
           <w:szCs w:val="22"/>
         </w:rPr>
-        <w:t>location</w:t>
-      </w:r>
-      <w:proofErr w:type="gramEnd"/>
-      <w:r>
-        <w:rPr>
-          <w:rFonts w:ascii="Consolas" w:hAnsi="Consolas"/>
-          <w:color w:val="9E9E9E"/>
-          <w:sz w:val="22"/>
-          <w:szCs w:val="22"/>
-        </w:rPr>
-        <w:t>_name</w:t>
+        <w:t>location_name</w:t>
       </w:r>
       <w:proofErr w:type="spellEnd"/>
       <w:r>
@@ -13638,7 +13031,6 @@
         <w:t xml:space="preserve"> </w:t>
       </w:r>
       <w:proofErr w:type="spellStart"/>
-      <w:proofErr w:type="gramStart"/>
       <w:r>
         <w:rPr>
           <w:rFonts w:ascii="Consolas" w:hAnsi="Consolas"/>
@@ -13664,17 +13056,7 @@
           <w:sz w:val="22"/>
           <w:szCs w:val="22"/>
         </w:rPr>
-        <w:t>location</w:t>
-      </w:r>
-      <w:proofErr w:type="gramEnd"/>
-      <w:r>
-        <w:rPr>
-          <w:rFonts w:ascii="Consolas" w:hAnsi="Consolas"/>
-          <w:color w:val="9E9E9E"/>
-          <w:sz w:val="22"/>
-          <w:szCs w:val="22"/>
-        </w:rPr>
-        <w:t>_name</w:t>
+        <w:t>location_name</w:t>
       </w:r>
       <w:proofErr w:type="spellEnd"/>
       <w:r>
@@ -14093,7 +13475,6 @@
         <w:t xml:space="preserve"> </w:t>
       </w:r>
       <w:proofErr w:type="spellStart"/>
-      <w:proofErr w:type="gramStart"/>
       <w:r>
         <w:rPr>
           <w:rFonts w:ascii="Consolas" w:hAnsi="Consolas"/>
@@ -14113,7 +13494,6 @@
         </w:rPr>
         <w:t>(</w:t>
       </w:r>
-      <w:proofErr w:type="gramEnd"/>
     </w:p>
     <w:p>
       <w:pPr>
@@ -14347,7 +13727,6 @@
         </w:rPr>
         <w:t xml:space="preserve"> </w:t>
       </w:r>
-      <w:proofErr w:type="gramStart"/>
       <w:r>
         <w:rPr>
           <w:rFonts w:ascii="Consolas" w:hAnsi="Consolas"/>
@@ -14367,7 +13746,6 @@
         <w:t>(</w:t>
       </w:r>
       <w:proofErr w:type="spellStart"/>
-      <w:proofErr w:type="gramEnd"/>
       <w:r>
         <w:rPr>
           <w:rFonts w:ascii="Consolas" w:hAnsi="Consolas"/>
@@ -14387,7 +13765,6 @@
         </w:rPr>
         <w:t xml:space="preserve"> </w:t>
       </w:r>
-      <w:proofErr w:type="gramStart"/>
       <w:r>
         <w:rPr>
           <w:rFonts w:ascii="Consolas" w:hAnsi="Consolas"/>
@@ -14408,7 +13785,6 @@
         </w:rPr>
         <w:t>(</w:t>
       </w:r>
-      <w:proofErr w:type="gramEnd"/>
       <w:r>
         <w:rPr>
           <w:rFonts w:ascii="Consolas" w:hAnsi="Consolas"/>
@@ -14447,7 +13823,6 @@
         </w:rPr>
         <w:t xml:space="preserve"> </w:t>
       </w:r>
-      <w:proofErr w:type="gramStart"/>
       <w:r>
         <w:rPr>
           <w:rFonts w:ascii="Consolas" w:hAnsi="Consolas"/>
@@ -14468,7 +13843,6 @@
         </w:rPr>
         <w:t>(</w:t>
       </w:r>
-      <w:proofErr w:type="gramEnd"/>
       <w:r>
         <w:rPr>
           <w:rFonts w:ascii="Consolas" w:hAnsi="Consolas"/>
@@ -14510,7 +13884,6 @@
         <w:t xml:space="preserve">    ) </w:t>
       </w:r>
       <w:proofErr w:type="spellStart"/>
-      <w:proofErr w:type="gramStart"/>
       <w:r>
         <w:rPr>
           <w:rFonts w:ascii="Consolas" w:hAnsi="Consolas"/>
@@ -14521,7 +13894,6 @@
         <w:t>src</w:t>
       </w:r>
       <w:proofErr w:type="spellEnd"/>
-      <w:proofErr w:type="gramEnd"/>
       <w:r>
         <w:rPr>
           <w:rFonts w:ascii="Consolas" w:hAnsi="Consolas"/>
@@ -14552,7 +13924,6 @@
         <w:t xml:space="preserve"> </w:t>
       </w:r>
       <w:proofErr w:type="spellStart"/>
-      <w:proofErr w:type="gramStart"/>
       <w:r>
         <w:rPr>
           <w:rFonts w:ascii="Consolas" w:hAnsi="Consolas"/>
@@ -14578,17 +13949,7 @@
           <w:sz w:val="22"/>
           <w:szCs w:val="22"/>
         </w:rPr>
-        <w:t>location</w:t>
-      </w:r>
-      <w:proofErr w:type="gramEnd"/>
-      <w:r>
-        <w:rPr>
-          <w:rFonts w:ascii="Consolas" w:hAnsi="Consolas"/>
-          <w:color w:val="9E9E9E"/>
-          <w:sz w:val="22"/>
-          <w:szCs w:val="22"/>
-        </w:rPr>
-        <w:t>_id</w:t>
+        <w:t>location_id</w:t>
       </w:r>
       <w:proofErr w:type="spellEnd"/>
       <w:r>
@@ -14601,7 +13962,6 @@
         <w:t xml:space="preserve"> = </w:t>
       </w:r>
       <w:proofErr w:type="spellStart"/>
-      <w:proofErr w:type="gramStart"/>
       <w:r>
         <w:rPr>
           <w:rFonts w:ascii="Consolas" w:hAnsi="Consolas"/>
@@ -14627,17 +13987,7 @@
           <w:sz w:val="22"/>
           <w:szCs w:val="22"/>
         </w:rPr>
-        <w:t>location</w:t>
-      </w:r>
-      <w:proofErr w:type="gramEnd"/>
-      <w:r>
-        <w:rPr>
-          <w:rFonts w:ascii="Consolas" w:hAnsi="Consolas"/>
-          <w:color w:val="9E9E9E"/>
-          <w:sz w:val="22"/>
-          <w:szCs w:val="22"/>
-        </w:rPr>
-        <w:t>_id</w:t>
+        <w:t>location_id</w:t>
       </w:r>
       <w:proofErr w:type="spellEnd"/>
     </w:p>
@@ -14662,7 +14012,6 @@
         </w:rPr>
         <w:t xml:space="preserve">) </w:t>
       </w:r>
-      <w:proofErr w:type="gramStart"/>
       <w:r>
         <w:rPr>
           <w:rFonts w:ascii="Consolas" w:hAnsi="Consolas"/>
@@ -14674,7 +14023,6 @@
         </w:rPr>
         <w:t>result</w:t>
       </w:r>
-      <w:proofErr w:type="gramEnd"/>
     </w:p>
     <w:p>
       <w:pPr>
@@ -14811,7 +14159,6 @@
         <w:t xml:space="preserve"> </w:t>
       </w:r>
       <w:proofErr w:type="spellStart"/>
-      <w:proofErr w:type="gramStart"/>
       <w:r>
         <w:rPr>
           <w:rFonts w:ascii="Consolas" w:hAnsi="Consolas"/>
@@ -14837,17 +14184,7 @@
           <w:sz w:val="22"/>
           <w:szCs w:val="22"/>
         </w:rPr>
-        <w:t>reconciliation</w:t>
-      </w:r>
-      <w:proofErr w:type="gramEnd"/>
-      <w:r>
-        <w:rPr>
-          <w:rFonts w:ascii="Consolas" w:hAnsi="Consolas"/>
-          <w:color w:val="B788D3"/>
-          <w:sz w:val="22"/>
-          <w:szCs w:val="22"/>
-        </w:rPr>
-        <w:t>_results</w:t>
+        <w:t>reconciliation_results</w:t>
       </w:r>
       <w:proofErr w:type="spellEnd"/>
       <w:r>
@@ -15265,7 +14602,6 @@
         <w:t>'</w:t>
       </w:r>
       <w:proofErr w:type="spellStart"/>
-      <w:proofErr w:type="gramStart"/>
       <w:r>
         <w:rPr>
           <w:rFonts w:ascii="Consolas" w:hAnsi="Consolas"/>
@@ -15273,17 +14609,7 @@
           <w:sz w:val="22"/>
           <w:szCs w:val="22"/>
         </w:rPr>
-        <w:t>client</w:t>
-      </w:r>
-      <w:proofErr w:type="gramEnd"/>
-      <w:r>
-        <w:rPr>
-          <w:rFonts w:ascii="Consolas" w:hAnsi="Consolas"/>
-          <w:color w:val="CAC580"/>
-          <w:sz w:val="22"/>
-          <w:szCs w:val="22"/>
-        </w:rPr>
-        <w:t>_id+valid_from</w:t>
+        <w:t>client_id+valid_from</w:t>
       </w:r>
       <w:proofErr w:type="spellEnd"/>
       <w:r>
@@ -15366,7 +14692,6 @@
         </w:rPr>
         <w:t xml:space="preserve">        </w:t>
       </w:r>
-      <w:proofErr w:type="gramStart"/>
       <w:r>
         <w:rPr>
           <w:rFonts w:ascii="Consolas" w:hAnsi="Consolas"/>
@@ -15413,9 +14738,55 @@
           <w:sz w:val="22"/>
           <w:szCs w:val="22"/>
         </w:rPr>
-        <w:t>client</w:t>
-      </w:r>
-      <w:proofErr w:type="gramEnd"/>
+        <w:t>client_id</w:t>
+      </w:r>
+      <w:proofErr w:type="spellEnd"/>
+      <w:r>
+        <w:rPr>
+          <w:rFonts w:ascii="Consolas" w:hAnsi="Consolas"/>
+          <w:color w:val="CCCCCC"/>
+          <w:sz w:val="22"/>
+          <w:szCs w:val="22"/>
+        </w:rPr>
+        <w:t xml:space="preserve">, </w:t>
+      </w:r>
+      <w:r>
+        <w:rPr>
+          <w:rFonts w:ascii="Consolas" w:hAnsi="Consolas"/>
+          <w:color w:val="CAC580"/>
+          <w:sz w:val="22"/>
+          <w:szCs w:val="22"/>
+        </w:rPr>
+        <w:t>'|'</w:t>
+      </w:r>
+      <w:r>
+        <w:rPr>
+          <w:rFonts w:ascii="Consolas" w:hAnsi="Consolas"/>
+          <w:color w:val="CCCCCC"/>
+          <w:sz w:val="22"/>
+          <w:szCs w:val="22"/>
+        </w:rPr>
+        <w:t xml:space="preserve">, </w:t>
+      </w:r>
+      <w:proofErr w:type="spellStart"/>
+      <w:r>
+        <w:rPr>
+          <w:rFonts w:ascii="Consolas" w:hAnsi="Consolas"/>
+          <w:color w:val="9E9E9E"/>
+          <w:sz w:val="22"/>
+          <w:szCs w:val="22"/>
+        </w:rPr>
+        <w:t>src</w:t>
+      </w:r>
+      <w:r>
+        <w:rPr>
+          <w:rFonts w:ascii="Consolas" w:hAnsi="Consolas"/>
+          <w:color w:val="CCCCCC"/>
+          <w:sz w:val="22"/>
+          <w:szCs w:val="22"/>
+        </w:rPr>
+        <w:t>.</w:t>
+      </w:r>
       <w:r>
         <w:rPr>
           <w:rFonts w:ascii="Consolas" w:hAnsi="Consolas"/>
@@ -15423,74 +14794,7 @@
           <w:sz w:val="22"/>
           <w:szCs w:val="22"/>
         </w:rPr>
-        <w:t>_id</w:t>
-      </w:r>
-      <w:proofErr w:type="spellEnd"/>
-      <w:r>
-        <w:rPr>
-          <w:rFonts w:ascii="Consolas" w:hAnsi="Consolas"/>
-          <w:color w:val="CCCCCC"/>
-          <w:sz w:val="22"/>
-          <w:szCs w:val="22"/>
-        </w:rPr>
-        <w:t xml:space="preserve">, </w:t>
-      </w:r>
-      <w:r>
-        <w:rPr>
-          <w:rFonts w:ascii="Consolas" w:hAnsi="Consolas"/>
-          <w:color w:val="CAC580"/>
-          <w:sz w:val="22"/>
-          <w:szCs w:val="22"/>
-        </w:rPr>
-        <w:t>'|'</w:t>
-      </w:r>
-      <w:r>
-        <w:rPr>
-          <w:rFonts w:ascii="Consolas" w:hAnsi="Consolas"/>
-          <w:color w:val="CCCCCC"/>
-          <w:sz w:val="22"/>
-          <w:szCs w:val="22"/>
-        </w:rPr>
-        <w:t xml:space="preserve">, </w:t>
-      </w:r>
-      <w:proofErr w:type="spellStart"/>
-      <w:proofErr w:type="gramStart"/>
-      <w:r>
-        <w:rPr>
-          <w:rFonts w:ascii="Consolas" w:hAnsi="Consolas"/>
-          <w:color w:val="9E9E9E"/>
-          <w:sz w:val="22"/>
-          <w:szCs w:val="22"/>
-        </w:rPr>
-        <w:t>src</w:t>
-      </w:r>
-      <w:r>
-        <w:rPr>
-          <w:rFonts w:ascii="Consolas" w:hAnsi="Consolas"/>
-          <w:color w:val="CCCCCC"/>
-          <w:sz w:val="22"/>
-          <w:szCs w:val="22"/>
-        </w:rPr>
-        <w:t>.</w:t>
-      </w:r>
-      <w:r>
-        <w:rPr>
-          <w:rFonts w:ascii="Consolas" w:hAnsi="Consolas"/>
-          <w:color w:val="B19B9B"/>
-          <w:sz w:val="22"/>
-          <w:szCs w:val="22"/>
-        </w:rPr>
-        <w:t>valid</w:t>
-      </w:r>
-      <w:proofErr w:type="gramEnd"/>
-      <w:r>
-        <w:rPr>
-          <w:rFonts w:ascii="Consolas" w:hAnsi="Consolas"/>
-          <w:color w:val="B19B9B"/>
-          <w:sz w:val="22"/>
-          <w:szCs w:val="22"/>
-        </w:rPr>
-        <w:t>_from</w:t>
+        <w:t>valid_from</w:t>
       </w:r>
       <w:proofErr w:type="spellEnd"/>
       <w:r>
@@ -15566,7 +14870,6 @@
         </w:rPr>
         <w:t xml:space="preserve">        </w:t>
       </w:r>
-      <w:proofErr w:type="gramStart"/>
       <w:r>
         <w:rPr>
           <w:rFonts w:ascii="Consolas" w:hAnsi="Consolas"/>
@@ -15613,9 +14916,55 @@
           <w:sz w:val="22"/>
           <w:szCs w:val="22"/>
         </w:rPr>
-        <w:t>client</w:t>
-      </w:r>
-      <w:proofErr w:type="gramEnd"/>
+        <w:t>client_id</w:t>
+      </w:r>
+      <w:proofErr w:type="spellEnd"/>
+      <w:r>
+        <w:rPr>
+          <w:rFonts w:ascii="Consolas" w:hAnsi="Consolas"/>
+          <w:color w:val="CCCCCC"/>
+          <w:sz w:val="22"/>
+          <w:szCs w:val="22"/>
+        </w:rPr>
+        <w:t xml:space="preserve">, </w:t>
+      </w:r>
+      <w:r>
+        <w:rPr>
+          <w:rFonts w:ascii="Consolas" w:hAnsi="Consolas"/>
+          <w:color w:val="CAC580"/>
+          <w:sz w:val="22"/>
+          <w:szCs w:val="22"/>
+        </w:rPr>
+        <w:t>'|'</w:t>
+      </w:r>
+      <w:r>
+        <w:rPr>
+          <w:rFonts w:ascii="Consolas" w:hAnsi="Consolas"/>
+          <w:color w:val="CCCCCC"/>
+          <w:sz w:val="22"/>
+          <w:szCs w:val="22"/>
+        </w:rPr>
+        <w:t xml:space="preserve">, </w:t>
+      </w:r>
+      <w:proofErr w:type="spellStart"/>
+      <w:r>
+        <w:rPr>
+          <w:rFonts w:ascii="Consolas" w:hAnsi="Consolas"/>
+          <w:color w:val="9E9E9E"/>
+          <w:sz w:val="22"/>
+          <w:szCs w:val="22"/>
+        </w:rPr>
+        <w:t>trg</w:t>
+      </w:r>
+      <w:r>
+        <w:rPr>
+          <w:rFonts w:ascii="Consolas" w:hAnsi="Consolas"/>
+          <w:color w:val="CCCCCC"/>
+          <w:sz w:val="22"/>
+          <w:szCs w:val="22"/>
+        </w:rPr>
+        <w:t>.</w:t>
+      </w:r>
       <w:r>
         <w:rPr>
           <w:rFonts w:ascii="Consolas" w:hAnsi="Consolas"/>
@@ -15623,74 +14972,7 @@
           <w:sz w:val="22"/>
           <w:szCs w:val="22"/>
         </w:rPr>
-        <w:t>_id</w:t>
-      </w:r>
-      <w:proofErr w:type="spellEnd"/>
-      <w:r>
-        <w:rPr>
-          <w:rFonts w:ascii="Consolas" w:hAnsi="Consolas"/>
-          <w:color w:val="CCCCCC"/>
-          <w:sz w:val="22"/>
-          <w:szCs w:val="22"/>
-        </w:rPr>
-        <w:t xml:space="preserve">, </w:t>
-      </w:r>
-      <w:r>
-        <w:rPr>
-          <w:rFonts w:ascii="Consolas" w:hAnsi="Consolas"/>
-          <w:color w:val="CAC580"/>
-          <w:sz w:val="22"/>
-          <w:szCs w:val="22"/>
-        </w:rPr>
-        <w:t>'|'</w:t>
-      </w:r>
-      <w:r>
-        <w:rPr>
-          <w:rFonts w:ascii="Consolas" w:hAnsi="Consolas"/>
-          <w:color w:val="CCCCCC"/>
-          <w:sz w:val="22"/>
-          <w:szCs w:val="22"/>
-        </w:rPr>
-        <w:t xml:space="preserve">, </w:t>
-      </w:r>
-      <w:proofErr w:type="spellStart"/>
-      <w:proofErr w:type="gramStart"/>
-      <w:r>
-        <w:rPr>
-          <w:rFonts w:ascii="Consolas" w:hAnsi="Consolas"/>
-          <w:color w:val="9E9E9E"/>
-          <w:sz w:val="22"/>
-          <w:szCs w:val="22"/>
-        </w:rPr>
-        <w:t>trg</w:t>
-      </w:r>
-      <w:r>
-        <w:rPr>
-          <w:rFonts w:ascii="Consolas" w:hAnsi="Consolas"/>
-          <w:color w:val="CCCCCC"/>
-          <w:sz w:val="22"/>
-          <w:szCs w:val="22"/>
-        </w:rPr>
-        <w:t>.</w:t>
-      </w:r>
-      <w:r>
-        <w:rPr>
-          <w:rFonts w:ascii="Consolas" w:hAnsi="Consolas"/>
-          <w:color w:val="B19B9B"/>
-          <w:sz w:val="22"/>
-          <w:szCs w:val="22"/>
-        </w:rPr>
-        <w:t>valid</w:t>
-      </w:r>
-      <w:proofErr w:type="gramEnd"/>
-      <w:r>
-        <w:rPr>
-          <w:rFonts w:ascii="Consolas" w:hAnsi="Consolas"/>
-          <w:color w:val="B19B9B"/>
-          <w:sz w:val="22"/>
-          <w:szCs w:val="22"/>
-        </w:rPr>
-        <w:t>_from</w:t>
+        <w:t>valid_from</w:t>
       </w:r>
       <w:proofErr w:type="spellEnd"/>
       <w:r>
@@ -15820,7 +15102,6 @@
         <w:t xml:space="preserve"> </w:t>
       </w:r>
       <w:proofErr w:type="spellStart"/>
-      <w:proofErr w:type="gramStart"/>
       <w:r>
         <w:rPr>
           <w:rFonts w:ascii="Consolas" w:hAnsi="Consolas"/>
@@ -15846,17 +15127,7 @@
           <w:sz w:val="22"/>
           <w:szCs w:val="22"/>
         </w:rPr>
-        <w:t>client</w:t>
-      </w:r>
-      <w:proofErr w:type="gramEnd"/>
-      <w:r>
-        <w:rPr>
-          <w:rFonts w:ascii="Consolas" w:hAnsi="Consolas"/>
-          <w:color w:val="9E9E9E"/>
-          <w:sz w:val="22"/>
-          <w:szCs w:val="22"/>
-        </w:rPr>
-        <w:t>_id</w:t>
+        <w:t>client_id</w:t>
       </w:r>
       <w:proofErr w:type="spellEnd"/>
       <w:r>
@@ -15980,7 +15251,6 @@
         <w:t xml:space="preserve"> </w:t>
       </w:r>
       <w:proofErr w:type="spellStart"/>
-      <w:proofErr w:type="gramStart"/>
       <w:r>
         <w:rPr>
           <w:rFonts w:ascii="Consolas" w:hAnsi="Consolas"/>
@@ -16006,17 +15276,7 @@
           <w:sz w:val="22"/>
           <w:szCs w:val="22"/>
         </w:rPr>
-        <w:t>client</w:t>
-      </w:r>
-      <w:proofErr w:type="gramEnd"/>
-      <w:r>
-        <w:rPr>
-          <w:rFonts w:ascii="Consolas" w:hAnsi="Consolas"/>
-          <w:color w:val="9E9E9E"/>
-          <w:sz w:val="22"/>
-          <w:szCs w:val="22"/>
-        </w:rPr>
-        <w:t>_id</w:t>
+        <w:t>client_id</w:t>
       </w:r>
       <w:proofErr w:type="spellEnd"/>
       <w:r>
@@ -16140,7 +15400,6 @@
         <w:t xml:space="preserve"> </w:t>
       </w:r>
       <w:proofErr w:type="spellStart"/>
-      <w:proofErr w:type="gramStart"/>
       <w:r>
         <w:rPr>
           <w:rFonts w:ascii="Consolas" w:hAnsi="Consolas"/>
@@ -16166,17 +15425,7 @@
           <w:sz w:val="22"/>
           <w:szCs w:val="22"/>
         </w:rPr>
-        <w:t>first</w:t>
-      </w:r>
-      <w:proofErr w:type="gramEnd"/>
-      <w:r>
-        <w:rPr>
-          <w:rFonts w:ascii="Consolas" w:hAnsi="Consolas"/>
-          <w:color w:val="9E9E9E"/>
-          <w:sz w:val="22"/>
-          <w:szCs w:val="22"/>
-        </w:rPr>
-        <w:t>_name</w:t>
+        <w:t>first_name</w:t>
       </w:r>
       <w:proofErr w:type="spellEnd"/>
       <w:r>
@@ -16249,7 +15498,6 @@
         <w:t xml:space="preserve"> </w:t>
       </w:r>
       <w:proofErr w:type="spellStart"/>
-      <w:proofErr w:type="gramStart"/>
       <w:r>
         <w:rPr>
           <w:rFonts w:ascii="Consolas" w:hAnsi="Consolas"/>
@@ -16275,17 +15523,7 @@
           <w:sz w:val="22"/>
           <w:szCs w:val="22"/>
         </w:rPr>
-        <w:t>first</w:t>
-      </w:r>
-      <w:proofErr w:type="gramEnd"/>
-      <w:r>
-        <w:rPr>
-          <w:rFonts w:ascii="Consolas" w:hAnsi="Consolas"/>
-          <w:color w:val="9E9E9E"/>
-          <w:sz w:val="22"/>
-          <w:szCs w:val="22"/>
-        </w:rPr>
-        <w:t>_name</w:t>
+        <w:t>first_name</w:t>
       </w:r>
       <w:proofErr w:type="spellEnd"/>
       <w:r>
@@ -16389,7 +15627,6 @@
         <w:t xml:space="preserve"> </w:t>
       </w:r>
       <w:proofErr w:type="spellStart"/>
-      <w:proofErr w:type="gramStart"/>
       <w:r>
         <w:rPr>
           <w:rFonts w:ascii="Consolas" w:hAnsi="Consolas"/>
@@ -16415,17 +15652,7 @@
           <w:sz w:val="22"/>
           <w:szCs w:val="22"/>
         </w:rPr>
-        <w:t>last</w:t>
-      </w:r>
-      <w:proofErr w:type="gramEnd"/>
-      <w:r>
-        <w:rPr>
-          <w:rFonts w:ascii="Consolas" w:hAnsi="Consolas"/>
-          <w:color w:val="9E9E9E"/>
-          <w:sz w:val="22"/>
-          <w:szCs w:val="22"/>
-        </w:rPr>
-        <w:t>_name</w:t>
+        <w:t>last_name</w:t>
       </w:r>
       <w:proofErr w:type="spellEnd"/>
       <w:r>
@@ -16498,7 +15725,6 @@
         <w:t xml:space="preserve"> </w:t>
       </w:r>
       <w:proofErr w:type="spellStart"/>
-      <w:proofErr w:type="gramStart"/>
       <w:r>
         <w:rPr>
           <w:rFonts w:ascii="Consolas" w:hAnsi="Consolas"/>
@@ -16524,17 +15750,7 @@
           <w:sz w:val="22"/>
           <w:szCs w:val="22"/>
         </w:rPr>
-        <w:t>last</w:t>
-      </w:r>
-      <w:proofErr w:type="gramEnd"/>
-      <w:r>
-        <w:rPr>
-          <w:rFonts w:ascii="Consolas" w:hAnsi="Consolas"/>
-          <w:color w:val="9E9E9E"/>
-          <w:sz w:val="22"/>
-          <w:szCs w:val="22"/>
-        </w:rPr>
-        <w:t>_name</w:t>
+        <w:t>last_name</w:t>
       </w:r>
       <w:proofErr w:type="spellEnd"/>
       <w:r>
@@ -16638,7 +15854,6 @@
         <w:t xml:space="preserve"> </w:t>
       </w:r>
       <w:proofErr w:type="spellStart"/>
-      <w:proofErr w:type="gramStart"/>
       <w:r>
         <w:rPr>
           <w:rFonts w:ascii="Consolas" w:hAnsi="Consolas"/>
@@ -16667,7 +15882,6 @@
         <w:t>email</w:t>
       </w:r>
       <w:proofErr w:type="spellEnd"/>
-      <w:proofErr w:type="gramEnd"/>
       <w:r>
         <w:rPr>
           <w:rFonts w:ascii="Consolas" w:hAnsi="Consolas"/>
@@ -16738,7 +15952,6 @@
         <w:t xml:space="preserve"> </w:t>
       </w:r>
       <w:proofErr w:type="spellStart"/>
-      <w:proofErr w:type="gramStart"/>
       <w:r>
         <w:rPr>
           <w:rFonts w:ascii="Consolas" w:hAnsi="Consolas"/>
@@ -16767,7 +15980,6 @@
         <w:t>email</w:t>
       </w:r>
       <w:proofErr w:type="spellEnd"/>
-      <w:proofErr w:type="gramEnd"/>
       <w:r>
         <w:rPr>
           <w:rFonts w:ascii="Consolas" w:hAnsi="Consolas"/>
@@ -16849,7 +16061,6 @@
         <w:t xml:space="preserve"> </w:t>
       </w:r>
       <w:proofErr w:type="spellStart"/>
-      <w:proofErr w:type="gramStart"/>
       <w:r>
         <w:rPr>
           <w:rFonts w:ascii="Consolas" w:hAnsi="Consolas"/>
@@ -16875,17 +16086,7 @@
           <w:sz w:val="22"/>
           <w:szCs w:val="22"/>
         </w:rPr>
-        <w:t>phone</w:t>
-      </w:r>
-      <w:proofErr w:type="gramEnd"/>
-      <w:r>
-        <w:rPr>
-          <w:rFonts w:ascii="Consolas" w:hAnsi="Consolas"/>
-          <w:color w:val="9E9E9E"/>
-          <w:sz w:val="22"/>
-          <w:szCs w:val="22"/>
-        </w:rPr>
-        <w:t>_code</w:t>
+        <w:t>phone_code</w:t>
       </w:r>
       <w:proofErr w:type="spellEnd"/>
       <w:r>
@@ -16958,7 +16159,6 @@
         <w:t xml:space="preserve"> </w:t>
       </w:r>
       <w:proofErr w:type="spellStart"/>
-      <w:proofErr w:type="gramStart"/>
       <w:r>
         <w:rPr>
           <w:rFonts w:ascii="Consolas" w:hAnsi="Consolas"/>
@@ -16984,17 +16184,7 @@
           <w:sz w:val="22"/>
           <w:szCs w:val="22"/>
         </w:rPr>
-        <w:t>phone</w:t>
-      </w:r>
-      <w:proofErr w:type="gramEnd"/>
-      <w:r>
-        <w:rPr>
-          <w:rFonts w:ascii="Consolas" w:hAnsi="Consolas"/>
-          <w:color w:val="9E9E9E"/>
-          <w:sz w:val="22"/>
-          <w:szCs w:val="22"/>
-        </w:rPr>
-        <w:t>_code</w:t>
+        <w:t>phone_code</w:t>
       </w:r>
       <w:proofErr w:type="spellEnd"/>
       <w:r>
@@ -17098,7 +16288,6 @@
         <w:t xml:space="preserve"> </w:t>
       </w:r>
       <w:proofErr w:type="spellStart"/>
-      <w:proofErr w:type="gramStart"/>
       <w:r>
         <w:rPr>
           <w:rFonts w:ascii="Consolas" w:hAnsi="Consolas"/>
@@ -17124,17 +16313,7 @@
           <w:sz w:val="22"/>
           <w:szCs w:val="22"/>
         </w:rPr>
-        <w:t>phone</w:t>
-      </w:r>
-      <w:proofErr w:type="gramEnd"/>
-      <w:r>
-        <w:rPr>
-          <w:rFonts w:ascii="Consolas" w:hAnsi="Consolas"/>
-          <w:color w:val="9E9E9E"/>
-          <w:sz w:val="22"/>
-          <w:szCs w:val="22"/>
-        </w:rPr>
-        <w:t>_number</w:t>
+        <w:t>phone_number</w:t>
       </w:r>
       <w:proofErr w:type="spellEnd"/>
       <w:r>
@@ -17207,7 +16386,6 @@
         <w:t xml:space="preserve"> </w:t>
       </w:r>
       <w:proofErr w:type="spellStart"/>
-      <w:proofErr w:type="gramStart"/>
       <w:r>
         <w:rPr>
           <w:rFonts w:ascii="Consolas" w:hAnsi="Consolas"/>
@@ -17233,17 +16411,7 @@
           <w:sz w:val="22"/>
           <w:szCs w:val="22"/>
         </w:rPr>
-        <w:t>phone</w:t>
-      </w:r>
-      <w:proofErr w:type="gramEnd"/>
-      <w:r>
-        <w:rPr>
-          <w:rFonts w:ascii="Consolas" w:hAnsi="Consolas"/>
-          <w:color w:val="9E9E9E"/>
-          <w:sz w:val="22"/>
-          <w:szCs w:val="22"/>
-        </w:rPr>
-        <w:t>_number</w:t>
+        <w:t>phone_number</w:t>
       </w:r>
       <w:proofErr w:type="spellEnd"/>
       <w:r>
@@ -17347,7 +16515,6 @@
         <w:t xml:space="preserve"> </w:t>
       </w:r>
       <w:proofErr w:type="spellStart"/>
-      <w:proofErr w:type="gramStart"/>
       <w:r>
         <w:rPr>
           <w:rFonts w:ascii="Consolas" w:hAnsi="Consolas"/>
@@ -17373,17 +16540,7 @@
           <w:sz w:val="22"/>
           <w:szCs w:val="22"/>
         </w:rPr>
-        <w:t>first</w:t>
-      </w:r>
-      <w:proofErr w:type="gramEnd"/>
-      <w:r>
-        <w:rPr>
-          <w:rFonts w:ascii="Consolas" w:hAnsi="Consolas"/>
-          <w:color w:val="9E9E9E"/>
-          <w:sz w:val="22"/>
-          <w:szCs w:val="22"/>
-        </w:rPr>
-        <w:t>_purchase</w:t>
+        <w:t>first_purchase</w:t>
       </w:r>
       <w:proofErr w:type="spellEnd"/>
       <w:r>
@@ -17456,7 +16613,6 @@
         <w:t xml:space="preserve"> </w:t>
       </w:r>
       <w:proofErr w:type="spellStart"/>
-      <w:proofErr w:type="gramStart"/>
       <w:r>
         <w:rPr>
           <w:rFonts w:ascii="Consolas" w:hAnsi="Consolas"/>
@@ -17482,17 +16638,7 @@
           <w:sz w:val="22"/>
           <w:szCs w:val="22"/>
         </w:rPr>
-        <w:t>first</w:t>
-      </w:r>
-      <w:proofErr w:type="gramEnd"/>
-      <w:r>
-        <w:rPr>
-          <w:rFonts w:ascii="Consolas" w:hAnsi="Consolas"/>
-          <w:color w:val="9E9E9E"/>
-          <w:sz w:val="22"/>
-          <w:szCs w:val="22"/>
-        </w:rPr>
-        <w:t>_purchase</w:t>
+        <w:t>first_purchase</w:t>
       </w:r>
       <w:proofErr w:type="spellEnd"/>
       <w:r>
@@ -17596,7 +16742,6 @@
         <w:t xml:space="preserve"> </w:t>
       </w:r>
       <w:proofErr w:type="spellStart"/>
-      <w:proofErr w:type="gramStart"/>
       <w:r>
         <w:rPr>
           <w:rFonts w:ascii="Consolas" w:hAnsi="Consolas"/>
@@ -17622,17 +16767,7 @@
           <w:sz w:val="22"/>
           <w:szCs w:val="22"/>
         </w:rPr>
-        <w:t>valid</w:t>
-      </w:r>
-      <w:proofErr w:type="gramEnd"/>
-      <w:r>
-        <w:rPr>
-          <w:rFonts w:ascii="Consolas" w:hAnsi="Consolas"/>
-          <w:color w:val="9E9E9E"/>
-          <w:sz w:val="22"/>
-          <w:szCs w:val="22"/>
-        </w:rPr>
-        <w:t>_to</w:t>
+        <w:t>valid_to</w:t>
       </w:r>
       <w:proofErr w:type="spellEnd"/>
       <w:r>
@@ -17705,7 +16840,6 @@
         <w:t xml:space="preserve"> </w:t>
       </w:r>
       <w:proofErr w:type="spellStart"/>
-      <w:proofErr w:type="gramStart"/>
       <w:r>
         <w:rPr>
           <w:rFonts w:ascii="Consolas" w:hAnsi="Consolas"/>
@@ -17731,17 +16865,7 @@
           <w:sz w:val="22"/>
           <w:szCs w:val="22"/>
         </w:rPr>
-        <w:t>valid</w:t>
-      </w:r>
-      <w:proofErr w:type="gramEnd"/>
-      <w:r>
-        <w:rPr>
-          <w:rFonts w:ascii="Consolas" w:hAnsi="Consolas"/>
-          <w:color w:val="9E9E9E"/>
-          <w:sz w:val="22"/>
-          <w:szCs w:val="22"/>
-        </w:rPr>
-        <w:t>_to</w:t>
+        <w:t>valid_to</w:t>
       </w:r>
       <w:proofErr w:type="spellEnd"/>
       <w:r>
@@ -18160,7 +17284,6 @@
         <w:t xml:space="preserve"> </w:t>
       </w:r>
       <w:proofErr w:type="spellStart"/>
-      <w:proofErr w:type="gramStart"/>
       <w:r>
         <w:rPr>
           <w:rFonts w:ascii="Consolas" w:hAnsi="Consolas"/>
@@ -18180,7 +17303,6 @@
         </w:rPr>
         <w:t>(</w:t>
       </w:r>
-      <w:proofErr w:type="gramEnd"/>
     </w:p>
     <w:p>
       <w:pPr>
@@ -18534,7 +17656,6 @@
         </w:rPr>
         <w:t xml:space="preserve"> </w:t>
       </w:r>
-      <w:proofErr w:type="gramStart"/>
       <w:r>
         <w:rPr>
           <w:rFonts w:ascii="Consolas" w:hAnsi="Consolas"/>
@@ -18554,7 +17675,6 @@
         <w:t>(</w:t>
       </w:r>
       <w:proofErr w:type="spellStart"/>
-      <w:proofErr w:type="gramEnd"/>
       <w:r>
         <w:rPr>
           <w:rFonts w:ascii="Consolas" w:hAnsi="Consolas"/>
@@ -18574,7 +17694,6 @@
         </w:rPr>
         <w:t xml:space="preserve"> </w:t>
       </w:r>
-      <w:proofErr w:type="gramStart"/>
       <w:r>
         <w:rPr>
           <w:rFonts w:ascii="Consolas" w:hAnsi="Consolas"/>
@@ -18595,7 +17714,6 @@
         </w:rPr>
         <w:t>(</w:t>
       </w:r>
-      <w:proofErr w:type="gramEnd"/>
       <w:r>
         <w:rPr>
           <w:rFonts w:ascii="Consolas" w:hAnsi="Consolas"/>
@@ -18634,7 +17752,6 @@
         </w:rPr>
         <w:t xml:space="preserve"> </w:t>
       </w:r>
-      <w:proofErr w:type="gramStart"/>
       <w:r>
         <w:rPr>
           <w:rFonts w:ascii="Consolas" w:hAnsi="Consolas"/>
@@ -18655,7 +17772,6 @@
         </w:rPr>
         <w:t>(</w:t>
       </w:r>
-      <w:proofErr w:type="gramEnd"/>
       <w:r>
         <w:rPr>
           <w:rFonts w:ascii="Consolas" w:hAnsi="Consolas"/>
@@ -18694,7 +17810,6 @@
         </w:rPr>
         <w:t xml:space="preserve"> </w:t>
       </w:r>
-      <w:proofErr w:type="gramStart"/>
       <w:r>
         <w:rPr>
           <w:rFonts w:ascii="Consolas" w:hAnsi="Consolas"/>
@@ -18715,7 +17830,6 @@
         </w:rPr>
         <w:t>(</w:t>
       </w:r>
-      <w:proofErr w:type="gramEnd"/>
       <w:r>
         <w:rPr>
           <w:rFonts w:ascii="Consolas" w:hAnsi="Consolas"/>
@@ -18752,7 +17866,6 @@
         </w:rPr>
         <w:t xml:space="preserve"> </w:t>
       </w:r>
-      <w:proofErr w:type="gramStart"/>
       <w:r>
         <w:rPr>
           <w:rFonts w:ascii="Consolas" w:hAnsi="Consolas"/>
@@ -18773,7 +17886,6 @@
         </w:rPr>
         <w:t>(</w:t>
       </w:r>
-      <w:proofErr w:type="gramEnd"/>
       <w:r>
         <w:rPr>
           <w:rFonts w:ascii="Consolas" w:hAnsi="Consolas"/>
@@ -18834,7 +17946,6 @@
         </w:rPr>
         <w:t xml:space="preserve"> </w:t>
       </w:r>
-      <w:proofErr w:type="gramStart"/>
       <w:r>
         <w:rPr>
           <w:rFonts w:ascii="Consolas" w:hAnsi="Consolas"/>
@@ -18855,7 +17966,6 @@
         </w:rPr>
         <w:t>(</w:t>
       </w:r>
-      <w:proofErr w:type="gramEnd"/>
       <w:r>
         <w:rPr>
           <w:rFonts w:ascii="Consolas" w:hAnsi="Consolas"/>
@@ -18894,7 +18004,6 @@
         </w:rPr>
         <w:t xml:space="preserve"> </w:t>
       </w:r>
-      <w:proofErr w:type="gramStart"/>
       <w:r>
         <w:rPr>
           <w:rFonts w:ascii="Consolas" w:hAnsi="Consolas"/>
@@ -18915,7 +18024,6 @@
         </w:rPr>
         <w:t>(</w:t>
       </w:r>
-      <w:proofErr w:type="gramEnd"/>
       <w:r>
         <w:rPr>
           <w:rFonts w:ascii="Consolas" w:hAnsi="Consolas"/>
@@ -18954,7 +18062,6 @@
         </w:rPr>
         <w:t xml:space="preserve"> </w:t>
       </w:r>
-      <w:proofErr w:type="gramStart"/>
       <w:r>
         <w:rPr>
           <w:rFonts w:ascii="Consolas" w:hAnsi="Consolas"/>
@@ -18975,7 +18082,6 @@
         </w:rPr>
         <w:t>(</w:t>
       </w:r>
-      <w:proofErr w:type="gramEnd"/>
       <w:r>
         <w:rPr>
           <w:rFonts w:ascii="Consolas" w:hAnsi="Consolas"/>
@@ -19036,7 +18142,6 @@
         </w:rPr>
         <w:t xml:space="preserve"> </w:t>
       </w:r>
-      <w:proofErr w:type="gramStart"/>
       <w:r>
         <w:rPr>
           <w:rFonts w:ascii="Consolas" w:hAnsi="Consolas"/>
@@ -19057,7 +18162,6 @@
         </w:rPr>
         <w:t>(</w:t>
       </w:r>
-      <w:proofErr w:type="gramEnd"/>
       <w:r>
         <w:rPr>
           <w:rFonts w:ascii="Consolas" w:hAnsi="Consolas"/>
@@ -19096,7 +18200,6 @@
         </w:rPr>
         <w:t xml:space="preserve"> </w:t>
       </w:r>
-      <w:proofErr w:type="gramStart"/>
       <w:r>
         <w:rPr>
           <w:rFonts w:ascii="Consolas" w:hAnsi="Consolas"/>
@@ -19117,7 +18220,6 @@
         </w:rPr>
         <w:t>(</w:t>
       </w:r>
-      <w:proofErr w:type="gramEnd"/>
       <w:r>
         <w:rPr>
           <w:rFonts w:ascii="Consolas" w:hAnsi="Consolas"/>
@@ -19159,7 +18261,6 @@
         <w:t xml:space="preserve">    ) </w:t>
       </w:r>
       <w:proofErr w:type="spellStart"/>
-      <w:proofErr w:type="gramStart"/>
       <w:r>
         <w:rPr>
           <w:rFonts w:ascii="Consolas" w:hAnsi="Consolas"/>
@@ -19170,7 +18271,6 @@
         <w:t>src</w:t>
       </w:r>
       <w:proofErr w:type="spellEnd"/>
-      <w:proofErr w:type="gramEnd"/>
       <w:r>
         <w:rPr>
           <w:rFonts w:ascii="Consolas" w:hAnsi="Consolas"/>
@@ -19201,7 +18301,6 @@
         <w:t xml:space="preserve"> </w:t>
       </w:r>
       <w:proofErr w:type="spellStart"/>
-      <w:proofErr w:type="gramStart"/>
       <w:r>
         <w:rPr>
           <w:rFonts w:ascii="Consolas" w:hAnsi="Consolas"/>
@@ -19227,17 +18326,7 @@
           <w:sz w:val="22"/>
           <w:szCs w:val="22"/>
         </w:rPr>
-        <w:t>client</w:t>
-      </w:r>
-      <w:proofErr w:type="gramEnd"/>
-      <w:r>
-        <w:rPr>
-          <w:rFonts w:ascii="Consolas" w:hAnsi="Consolas"/>
-          <w:color w:val="9E9E9E"/>
-          <w:sz w:val="22"/>
-          <w:szCs w:val="22"/>
-        </w:rPr>
-        <w:t>_id</w:t>
+        <w:t>client_id</w:t>
       </w:r>
       <w:proofErr w:type="spellEnd"/>
       <w:r>
@@ -19250,7 +18339,6 @@
         <w:t xml:space="preserve"> = </w:t>
       </w:r>
       <w:proofErr w:type="spellStart"/>
-      <w:proofErr w:type="gramStart"/>
       <w:r>
         <w:rPr>
           <w:rFonts w:ascii="Consolas" w:hAnsi="Consolas"/>
@@ -19276,17 +18364,7 @@
           <w:sz w:val="22"/>
           <w:szCs w:val="22"/>
         </w:rPr>
-        <w:t>client</w:t>
-      </w:r>
-      <w:proofErr w:type="gramEnd"/>
-      <w:r>
-        <w:rPr>
-          <w:rFonts w:ascii="Consolas" w:hAnsi="Consolas"/>
-          <w:color w:val="9E9E9E"/>
-          <w:sz w:val="22"/>
-          <w:szCs w:val="22"/>
-        </w:rPr>
-        <w:t>_id</w:t>
+        <w:t>client_id</w:t>
       </w:r>
       <w:proofErr w:type="spellEnd"/>
       <w:r>
@@ -19319,7 +18397,6 @@
         <w:t xml:space="preserve"> </w:t>
       </w:r>
       <w:proofErr w:type="spellStart"/>
-      <w:proofErr w:type="gramStart"/>
       <w:r>
         <w:rPr>
           <w:rFonts w:ascii="Consolas" w:hAnsi="Consolas"/>
@@ -19345,17 +18422,7 @@
           <w:sz w:val="22"/>
           <w:szCs w:val="22"/>
         </w:rPr>
-        <w:t>valid</w:t>
-      </w:r>
-      <w:proofErr w:type="gramEnd"/>
-      <w:r>
-        <w:rPr>
-          <w:rFonts w:ascii="Consolas" w:hAnsi="Consolas"/>
-          <w:color w:val="9E9E9E"/>
-          <w:sz w:val="22"/>
-          <w:szCs w:val="22"/>
-        </w:rPr>
-        <w:t>_from</w:t>
+        <w:t>valid_from</w:t>
       </w:r>
       <w:proofErr w:type="spellEnd"/>
       <w:r>
@@ -19368,7 +18435,6 @@
         <w:t xml:space="preserve"> = </w:t>
       </w:r>
       <w:proofErr w:type="spellStart"/>
-      <w:proofErr w:type="gramStart"/>
       <w:r>
         <w:rPr>
           <w:rFonts w:ascii="Consolas" w:hAnsi="Consolas"/>
@@ -19394,17 +18460,7 @@
           <w:sz w:val="22"/>
           <w:szCs w:val="22"/>
         </w:rPr>
-        <w:t>valid</w:t>
-      </w:r>
-      <w:proofErr w:type="gramEnd"/>
-      <w:r>
-        <w:rPr>
-          <w:rFonts w:ascii="Consolas" w:hAnsi="Consolas"/>
-          <w:color w:val="9E9E9E"/>
-          <w:sz w:val="22"/>
-          <w:szCs w:val="22"/>
-        </w:rPr>
-        <w:t>_from</w:t>
+        <w:t>valid_from</w:t>
       </w:r>
       <w:proofErr w:type="spellEnd"/>
     </w:p>
@@ -19429,7 +18485,6 @@
         </w:rPr>
         <w:t xml:space="preserve">) </w:t>
       </w:r>
-      <w:proofErr w:type="gramStart"/>
       <w:r>
         <w:rPr>
           <w:rFonts w:ascii="Consolas" w:hAnsi="Consolas"/>
@@ -19441,7 +18496,6 @@
         </w:rPr>
         <w:t>result</w:t>
       </w:r>
-      <w:proofErr w:type="gramEnd"/>
     </w:p>
     <w:p>
       <w:pPr>
@@ -19529,19 +18583,7 @@
         <w:pStyle w:val="BodyText"/>
       </w:pPr>
       <w:r>
-        <w:t xml:space="preserve">Before joining, </w:t>
-      </w:r>
-      <w:r>
-        <w:t>I ra</w:t>
-      </w:r>
-      <w:r>
-        <w:t>n this sanity check first (on source, then repeat</w:t>
-      </w:r>
-      <w:r>
-        <w:t>ed</w:t>
-      </w:r>
-      <w:r>
-        <w:t xml:space="preserve"> on lnd.lnd_s1_sales in the target DB):</w:t>
+        <w:t>Before joining, I ran this sanity check first (on source, then repeated on lnd.lnd_s1_sales in the target DB):</w:t>
       </w:r>
     </w:p>
     <w:p>
@@ -19656,7 +18698,6 @@
         </w:rPr>
         <w:t xml:space="preserve">, </w:t>
       </w:r>
-      <w:proofErr w:type="gramStart"/>
       <w:r>
         <w:rPr>
           <w:rFonts w:ascii="Consolas" w:hAnsi="Consolas"/>
@@ -19675,17 +18716,7 @@
           <w:sz w:val="22"/>
           <w:szCs w:val="22"/>
         </w:rPr>
-        <w:t>(</w:t>
-      </w:r>
-      <w:proofErr w:type="gramEnd"/>
-      <w:r>
-        <w:rPr>
-          <w:rFonts w:ascii="Consolas" w:hAnsi="Consolas"/>
-          <w:color w:val="CCCCCC"/>
-          <w:sz w:val="22"/>
-          <w:szCs w:val="22"/>
-        </w:rPr>
-        <w:t>*)</w:t>
+        <w:t>(*)</w:t>
       </w:r>
     </w:p>
     <w:p>
@@ -19905,7 +18936,6 @@
         </w:rPr>
         <w:t xml:space="preserve"> </w:t>
       </w:r>
-      <w:proofErr w:type="gramStart"/>
       <w:r>
         <w:rPr>
           <w:rFonts w:ascii="Consolas" w:hAnsi="Consolas"/>
@@ -19924,17 +18954,7 @@
           <w:sz w:val="22"/>
           <w:szCs w:val="22"/>
         </w:rPr>
-        <w:t>(</w:t>
-      </w:r>
-      <w:proofErr w:type="gramEnd"/>
-      <w:r>
-        <w:rPr>
-          <w:rFonts w:ascii="Consolas" w:hAnsi="Consolas"/>
-          <w:color w:val="CCCCCC"/>
-          <w:sz w:val="22"/>
-          <w:szCs w:val="22"/>
-        </w:rPr>
-        <w:t xml:space="preserve">*) &gt; </w:t>
+        <w:t xml:space="preserve">(*) &gt; </w:t>
       </w:r>
       <w:r>
         <w:rPr>
@@ -20017,7 +19037,6 @@
         <w:t xml:space="preserve"> </w:t>
       </w:r>
       <w:proofErr w:type="spellStart"/>
-      <w:proofErr w:type="gramStart"/>
       <w:r>
         <w:rPr>
           <w:rFonts w:ascii="Consolas" w:hAnsi="Consolas"/>
@@ -20043,17 +19062,7 @@
           <w:sz w:val="22"/>
           <w:szCs w:val="22"/>
         </w:rPr>
-        <w:t>reconciliation</w:t>
-      </w:r>
-      <w:proofErr w:type="gramEnd"/>
-      <w:r>
-        <w:rPr>
-          <w:rFonts w:ascii="Consolas" w:hAnsi="Consolas"/>
-          <w:color w:val="B788D3"/>
-          <w:sz w:val="22"/>
-          <w:szCs w:val="22"/>
-        </w:rPr>
-        <w:t>_results</w:t>
+        <w:t>reconciliation_results</w:t>
       </w:r>
       <w:proofErr w:type="spellEnd"/>
       <w:r>
@@ -20471,7 +19480,6 @@
         <w:t>'</w:t>
       </w:r>
       <w:proofErr w:type="spellStart"/>
-      <w:proofErr w:type="gramStart"/>
       <w:r>
         <w:rPr>
           <w:rFonts w:ascii="Consolas" w:hAnsi="Consolas"/>
@@ -20479,17 +19487,7 @@
           <w:sz w:val="22"/>
           <w:szCs w:val="22"/>
         </w:rPr>
-        <w:t>client</w:t>
-      </w:r>
-      <w:proofErr w:type="gramEnd"/>
-      <w:r>
-        <w:rPr>
-          <w:rFonts w:ascii="Consolas" w:hAnsi="Consolas"/>
-          <w:color w:val="CAC580"/>
-          <w:sz w:val="22"/>
-          <w:szCs w:val="22"/>
-        </w:rPr>
-        <w:t>_id+channel_id+product_id+purchase_date</w:t>
+        <w:t>client_id+channel_id+product_id+purchase_date</w:t>
       </w:r>
       <w:proofErr w:type="spellEnd"/>
       <w:r>
@@ -20572,7 +19570,6 @@
         </w:rPr>
         <w:t xml:space="preserve">        </w:t>
       </w:r>
-      <w:proofErr w:type="gramStart"/>
       <w:r>
         <w:rPr>
           <w:rFonts w:ascii="Consolas" w:hAnsi="Consolas"/>
@@ -20619,9 +19616,55 @@
           <w:sz w:val="22"/>
           <w:szCs w:val="22"/>
         </w:rPr>
-        <w:t>client</w:t>
-      </w:r>
-      <w:proofErr w:type="gramEnd"/>
+        <w:t>client_id</w:t>
+      </w:r>
+      <w:proofErr w:type="spellEnd"/>
+      <w:r>
+        <w:rPr>
+          <w:rFonts w:ascii="Consolas" w:hAnsi="Consolas"/>
+          <w:color w:val="CCCCCC"/>
+          <w:sz w:val="22"/>
+          <w:szCs w:val="22"/>
+        </w:rPr>
+        <w:t xml:space="preserve">, </w:t>
+      </w:r>
+      <w:r>
+        <w:rPr>
+          <w:rFonts w:ascii="Consolas" w:hAnsi="Consolas"/>
+          <w:color w:val="CAC580"/>
+          <w:sz w:val="22"/>
+          <w:szCs w:val="22"/>
+        </w:rPr>
+        <w:t>'|'</w:t>
+      </w:r>
+      <w:r>
+        <w:rPr>
+          <w:rFonts w:ascii="Consolas" w:hAnsi="Consolas"/>
+          <w:color w:val="CCCCCC"/>
+          <w:sz w:val="22"/>
+          <w:szCs w:val="22"/>
+        </w:rPr>
+        <w:t xml:space="preserve">, </w:t>
+      </w:r>
+      <w:proofErr w:type="spellStart"/>
+      <w:r>
+        <w:rPr>
+          <w:rFonts w:ascii="Consolas" w:hAnsi="Consolas"/>
+          <w:color w:val="9E9E9E"/>
+          <w:sz w:val="22"/>
+          <w:szCs w:val="22"/>
+        </w:rPr>
+        <w:t>src</w:t>
+      </w:r>
+      <w:r>
+        <w:rPr>
+          <w:rFonts w:ascii="Consolas" w:hAnsi="Consolas"/>
+          <w:color w:val="CCCCCC"/>
+          <w:sz w:val="22"/>
+          <w:szCs w:val="22"/>
+        </w:rPr>
+        <w:t>.</w:t>
+      </w:r>
       <w:r>
         <w:rPr>
           <w:rFonts w:ascii="Consolas" w:hAnsi="Consolas"/>
@@ -20629,7 +19672,7 @@
           <w:sz w:val="22"/>
           <w:szCs w:val="22"/>
         </w:rPr>
-        <w:t>_id</w:t>
+        <w:t>channel_id</w:t>
       </w:r>
       <w:proofErr w:type="spellEnd"/>
       <w:r>
@@ -20660,7 +19703,6 @@
         <w:t xml:space="preserve">, </w:t>
       </w:r>
       <w:proofErr w:type="spellStart"/>
-      <w:proofErr w:type="gramStart"/>
       <w:r>
         <w:rPr>
           <w:rFonts w:ascii="Consolas" w:hAnsi="Consolas"/>
@@ -20686,9 +19728,55 @@
           <w:sz w:val="22"/>
           <w:szCs w:val="22"/>
         </w:rPr>
-        <w:t>channel</w:t>
-      </w:r>
-      <w:proofErr w:type="gramEnd"/>
+        <w:t>product_id</w:t>
+      </w:r>
+      <w:proofErr w:type="spellEnd"/>
+      <w:r>
+        <w:rPr>
+          <w:rFonts w:ascii="Consolas" w:hAnsi="Consolas"/>
+          <w:color w:val="CCCCCC"/>
+          <w:sz w:val="22"/>
+          <w:szCs w:val="22"/>
+        </w:rPr>
+        <w:t xml:space="preserve">, </w:t>
+      </w:r>
+      <w:r>
+        <w:rPr>
+          <w:rFonts w:ascii="Consolas" w:hAnsi="Consolas"/>
+          <w:color w:val="CAC580"/>
+          <w:sz w:val="22"/>
+          <w:szCs w:val="22"/>
+        </w:rPr>
+        <w:t>'|'</w:t>
+      </w:r>
+      <w:r>
+        <w:rPr>
+          <w:rFonts w:ascii="Consolas" w:hAnsi="Consolas"/>
+          <w:color w:val="CCCCCC"/>
+          <w:sz w:val="22"/>
+          <w:szCs w:val="22"/>
+        </w:rPr>
+        <w:t xml:space="preserve">, </w:t>
+      </w:r>
+      <w:proofErr w:type="spellStart"/>
+      <w:r>
+        <w:rPr>
+          <w:rFonts w:ascii="Consolas" w:hAnsi="Consolas"/>
+          <w:color w:val="9E9E9E"/>
+          <w:sz w:val="22"/>
+          <w:szCs w:val="22"/>
+        </w:rPr>
+        <w:t>src</w:t>
+      </w:r>
+      <w:r>
+        <w:rPr>
+          <w:rFonts w:ascii="Consolas" w:hAnsi="Consolas"/>
+          <w:color w:val="CCCCCC"/>
+          <w:sz w:val="22"/>
+          <w:szCs w:val="22"/>
+        </w:rPr>
+        <w:t>.</w:t>
+      </w:r>
       <w:r>
         <w:rPr>
           <w:rFonts w:ascii="Consolas" w:hAnsi="Consolas"/>
@@ -20696,141 +19784,7 @@
           <w:sz w:val="22"/>
           <w:szCs w:val="22"/>
         </w:rPr>
-        <w:t>_id</w:t>
-      </w:r>
-      <w:proofErr w:type="spellEnd"/>
-      <w:r>
-        <w:rPr>
-          <w:rFonts w:ascii="Consolas" w:hAnsi="Consolas"/>
-          <w:color w:val="CCCCCC"/>
-          <w:sz w:val="22"/>
-          <w:szCs w:val="22"/>
-        </w:rPr>
-        <w:t xml:space="preserve">, </w:t>
-      </w:r>
-      <w:r>
-        <w:rPr>
-          <w:rFonts w:ascii="Consolas" w:hAnsi="Consolas"/>
-          <w:color w:val="CAC580"/>
-          <w:sz w:val="22"/>
-          <w:szCs w:val="22"/>
-        </w:rPr>
-        <w:t>'|'</w:t>
-      </w:r>
-      <w:r>
-        <w:rPr>
-          <w:rFonts w:ascii="Consolas" w:hAnsi="Consolas"/>
-          <w:color w:val="CCCCCC"/>
-          <w:sz w:val="22"/>
-          <w:szCs w:val="22"/>
-        </w:rPr>
-        <w:t xml:space="preserve">, </w:t>
-      </w:r>
-      <w:proofErr w:type="spellStart"/>
-      <w:proofErr w:type="gramStart"/>
-      <w:r>
-        <w:rPr>
-          <w:rFonts w:ascii="Consolas" w:hAnsi="Consolas"/>
-          <w:color w:val="9E9E9E"/>
-          <w:sz w:val="22"/>
-          <w:szCs w:val="22"/>
-        </w:rPr>
-        <w:t>src</w:t>
-      </w:r>
-      <w:r>
-        <w:rPr>
-          <w:rFonts w:ascii="Consolas" w:hAnsi="Consolas"/>
-          <w:color w:val="CCCCCC"/>
-          <w:sz w:val="22"/>
-          <w:szCs w:val="22"/>
-        </w:rPr>
-        <w:t>.</w:t>
-      </w:r>
-      <w:r>
-        <w:rPr>
-          <w:rFonts w:ascii="Consolas" w:hAnsi="Consolas"/>
-          <w:color w:val="B19B9B"/>
-          <w:sz w:val="22"/>
-          <w:szCs w:val="22"/>
-        </w:rPr>
-        <w:t>product</w:t>
-      </w:r>
-      <w:proofErr w:type="gramEnd"/>
-      <w:r>
-        <w:rPr>
-          <w:rFonts w:ascii="Consolas" w:hAnsi="Consolas"/>
-          <w:color w:val="B19B9B"/>
-          <w:sz w:val="22"/>
-          <w:szCs w:val="22"/>
-        </w:rPr>
-        <w:t>_id</w:t>
-      </w:r>
-      <w:proofErr w:type="spellEnd"/>
-      <w:r>
-        <w:rPr>
-          <w:rFonts w:ascii="Consolas" w:hAnsi="Consolas"/>
-          <w:color w:val="CCCCCC"/>
-          <w:sz w:val="22"/>
-          <w:szCs w:val="22"/>
-        </w:rPr>
-        <w:t xml:space="preserve">, </w:t>
-      </w:r>
-      <w:r>
-        <w:rPr>
-          <w:rFonts w:ascii="Consolas" w:hAnsi="Consolas"/>
-          <w:color w:val="CAC580"/>
-          <w:sz w:val="22"/>
-          <w:szCs w:val="22"/>
-        </w:rPr>
-        <w:t>'|'</w:t>
-      </w:r>
-      <w:r>
-        <w:rPr>
-          <w:rFonts w:ascii="Consolas" w:hAnsi="Consolas"/>
-          <w:color w:val="CCCCCC"/>
-          <w:sz w:val="22"/>
-          <w:szCs w:val="22"/>
-        </w:rPr>
-        <w:t xml:space="preserve">, </w:t>
-      </w:r>
-      <w:proofErr w:type="spellStart"/>
-      <w:proofErr w:type="gramStart"/>
-      <w:r>
-        <w:rPr>
-          <w:rFonts w:ascii="Consolas" w:hAnsi="Consolas"/>
-          <w:color w:val="9E9E9E"/>
-          <w:sz w:val="22"/>
-          <w:szCs w:val="22"/>
-        </w:rPr>
-        <w:t>src</w:t>
-      </w:r>
-      <w:r>
-        <w:rPr>
-          <w:rFonts w:ascii="Consolas" w:hAnsi="Consolas"/>
-          <w:color w:val="CCCCCC"/>
-          <w:sz w:val="22"/>
-          <w:szCs w:val="22"/>
-        </w:rPr>
-        <w:t>.</w:t>
-      </w:r>
-      <w:r>
-        <w:rPr>
-          <w:rFonts w:ascii="Consolas" w:hAnsi="Consolas"/>
-          <w:color w:val="B19B9B"/>
-          <w:sz w:val="22"/>
-          <w:szCs w:val="22"/>
-        </w:rPr>
-        <w:t>purchase</w:t>
-      </w:r>
-      <w:proofErr w:type="gramEnd"/>
-      <w:r>
-        <w:rPr>
-          <w:rFonts w:ascii="Consolas" w:hAnsi="Consolas"/>
-          <w:color w:val="B19B9B"/>
-          <w:sz w:val="22"/>
-          <w:szCs w:val="22"/>
-        </w:rPr>
-        <w:t>_date</w:t>
+        <w:t>purchase_date</w:t>
       </w:r>
       <w:proofErr w:type="spellEnd"/>
       <w:r>
@@ -20906,7 +19860,6 @@
         </w:rPr>
         <w:t xml:space="preserve">        </w:t>
       </w:r>
-      <w:proofErr w:type="gramStart"/>
       <w:r>
         <w:rPr>
           <w:rFonts w:ascii="Consolas" w:hAnsi="Consolas"/>
@@ -20953,9 +19906,55 @@
           <w:sz w:val="22"/>
           <w:szCs w:val="22"/>
         </w:rPr>
-        <w:t>client</w:t>
-      </w:r>
-      <w:proofErr w:type="gramEnd"/>
+        <w:t>client_id</w:t>
+      </w:r>
+      <w:proofErr w:type="spellEnd"/>
+      <w:r>
+        <w:rPr>
+          <w:rFonts w:ascii="Consolas" w:hAnsi="Consolas"/>
+          <w:color w:val="CCCCCC"/>
+          <w:sz w:val="22"/>
+          <w:szCs w:val="22"/>
+        </w:rPr>
+        <w:t xml:space="preserve">, </w:t>
+      </w:r>
+      <w:r>
+        <w:rPr>
+          <w:rFonts w:ascii="Consolas" w:hAnsi="Consolas"/>
+          <w:color w:val="CAC580"/>
+          <w:sz w:val="22"/>
+          <w:szCs w:val="22"/>
+        </w:rPr>
+        <w:t>'|'</w:t>
+      </w:r>
+      <w:r>
+        <w:rPr>
+          <w:rFonts w:ascii="Consolas" w:hAnsi="Consolas"/>
+          <w:color w:val="CCCCCC"/>
+          <w:sz w:val="22"/>
+          <w:szCs w:val="22"/>
+        </w:rPr>
+        <w:t xml:space="preserve">, </w:t>
+      </w:r>
+      <w:proofErr w:type="spellStart"/>
+      <w:r>
+        <w:rPr>
+          <w:rFonts w:ascii="Consolas" w:hAnsi="Consolas"/>
+          <w:color w:val="9E9E9E"/>
+          <w:sz w:val="22"/>
+          <w:szCs w:val="22"/>
+        </w:rPr>
+        <w:t>trg</w:t>
+      </w:r>
+      <w:r>
+        <w:rPr>
+          <w:rFonts w:ascii="Consolas" w:hAnsi="Consolas"/>
+          <w:color w:val="CCCCCC"/>
+          <w:sz w:val="22"/>
+          <w:szCs w:val="22"/>
+        </w:rPr>
+        <w:t>.</w:t>
+      </w:r>
       <w:r>
         <w:rPr>
           <w:rFonts w:ascii="Consolas" w:hAnsi="Consolas"/>
@@ -20963,7 +19962,7 @@
           <w:sz w:val="22"/>
           <w:szCs w:val="22"/>
         </w:rPr>
-        <w:t>_id</w:t>
+        <w:t>channel_id</w:t>
       </w:r>
       <w:proofErr w:type="spellEnd"/>
       <w:r>
@@ -20994,7 +19993,6 @@
         <w:t xml:space="preserve">, </w:t>
       </w:r>
       <w:proofErr w:type="spellStart"/>
-      <w:proofErr w:type="gramStart"/>
       <w:r>
         <w:rPr>
           <w:rFonts w:ascii="Consolas" w:hAnsi="Consolas"/>
@@ -21020,9 +20018,55 @@
           <w:sz w:val="22"/>
           <w:szCs w:val="22"/>
         </w:rPr>
-        <w:t>channel</w:t>
-      </w:r>
-      <w:proofErr w:type="gramEnd"/>
+        <w:t>product_id</w:t>
+      </w:r>
+      <w:proofErr w:type="spellEnd"/>
+      <w:r>
+        <w:rPr>
+          <w:rFonts w:ascii="Consolas" w:hAnsi="Consolas"/>
+          <w:color w:val="CCCCCC"/>
+          <w:sz w:val="22"/>
+          <w:szCs w:val="22"/>
+        </w:rPr>
+        <w:t xml:space="preserve">, </w:t>
+      </w:r>
+      <w:r>
+        <w:rPr>
+          <w:rFonts w:ascii="Consolas" w:hAnsi="Consolas"/>
+          <w:color w:val="CAC580"/>
+          <w:sz w:val="22"/>
+          <w:szCs w:val="22"/>
+        </w:rPr>
+        <w:t>'|'</w:t>
+      </w:r>
+      <w:r>
+        <w:rPr>
+          <w:rFonts w:ascii="Consolas" w:hAnsi="Consolas"/>
+          <w:color w:val="CCCCCC"/>
+          <w:sz w:val="22"/>
+          <w:szCs w:val="22"/>
+        </w:rPr>
+        <w:t xml:space="preserve">, </w:t>
+      </w:r>
+      <w:proofErr w:type="spellStart"/>
+      <w:r>
+        <w:rPr>
+          <w:rFonts w:ascii="Consolas" w:hAnsi="Consolas"/>
+          <w:color w:val="9E9E9E"/>
+          <w:sz w:val="22"/>
+          <w:szCs w:val="22"/>
+        </w:rPr>
+        <w:t>trg</w:t>
+      </w:r>
+      <w:r>
+        <w:rPr>
+          <w:rFonts w:ascii="Consolas" w:hAnsi="Consolas"/>
+          <w:color w:val="CCCCCC"/>
+          <w:sz w:val="22"/>
+          <w:szCs w:val="22"/>
+        </w:rPr>
+        <w:t>.</w:t>
+      </w:r>
       <w:r>
         <w:rPr>
           <w:rFonts w:ascii="Consolas" w:hAnsi="Consolas"/>
@@ -21030,141 +20074,7 @@
           <w:sz w:val="22"/>
           <w:szCs w:val="22"/>
         </w:rPr>
-        <w:t>_id</w:t>
-      </w:r>
-      <w:proofErr w:type="spellEnd"/>
-      <w:r>
-        <w:rPr>
-          <w:rFonts w:ascii="Consolas" w:hAnsi="Consolas"/>
-          <w:color w:val="CCCCCC"/>
-          <w:sz w:val="22"/>
-          <w:szCs w:val="22"/>
-        </w:rPr>
-        <w:t xml:space="preserve">, </w:t>
-      </w:r>
-      <w:r>
-        <w:rPr>
-          <w:rFonts w:ascii="Consolas" w:hAnsi="Consolas"/>
-          <w:color w:val="CAC580"/>
-          <w:sz w:val="22"/>
-          <w:szCs w:val="22"/>
-        </w:rPr>
-        <w:t>'|'</w:t>
-      </w:r>
-      <w:r>
-        <w:rPr>
-          <w:rFonts w:ascii="Consolas" w:hAnsi="Consolas"/>
-          <w:color w:val="CCCCCC"/>
-          <w:sz w:val="22"/>
-          <w:szCs w:val="22"/>
-        </w:rPr>
-        <w:t xml:space="preserve">, </w:t>
-      </w:r>
-      <w:proofErr w:type="spellStart"/>
-      <w:proofErr w:type="gramStart"/>
-      <w:r>
-        <w:rPr>
-          <w:rFonts w:ascii="Consolas" w:hAnsi="Consolas"/>
-          <w:color w:val="9E9E9E"/>
-          <w:sz w:val="22"/>
-          <w:szCs w:val="22"/>
-        </w:rPr>
-        <w:t>trg</w:t>
-      </w:r>
-      <w:r>
-        <w:rPr>
-          <w:rFonts w:ascii="Consolas" w:hAnsi="Consolas"/>
-          <w:color w:val="CCCCCC"/>
-          <w:sz w:val="22"/>
-          <w:szCs w:val="22"/>
-        </w:rPr>
-        <w:t>.</w:t>
-      </w:r>
-      <w:r>
-        <w:rPr>
-          <w:rFonts w:ascii="Consolas" w:hAnsi="Consolas"/>
-          <w:color w:val="B19B9B"/>
-          <w:sz w:val="22"/>
-          <w:szCs w:val="22"/>
-        </w:rPr>
-        <w:t>product</w:t>
-      </w:r>
-      <w:proofErr w:type="gramEnd"/>
-      <w:r>
-        <w:rPr>
-          <w:rFonts w:ascii="Consolas" w:hAnsi="Consolas"/>
-          <w:color w:val="B19B9B"/>
-          <w:sz w:val="22"/>
-          <w:szCs w:val="22"/>
-        </w:rPr>
-        <w:t>_id</w:t>
-      </w:r>
-      <w:proofErr w:type="spellEnd"/>
-      <w:r>
-        <w:rPr>
-          <w:rFonts w:ascii="Consolas" w:hAnsi="Consolas"/>
-          <w:color w:val="CCCCCC"/>
-          <w:sz w:val="22"/>
-          <w:szCs w:val="22"/>
-        </w:rPr>
-        <w:t xml:space="preserve">, </w:t>
-      </w:r>
-      <w:r>
-        <w:rPr>
-          <w:rFonts w:ascii="Consolas" w:hAnsi="Consolas"/>
-          <w:color w:val="CAC580"/>
-          <w:sz w:val="22"/>
-          <w:szCs w:val="22"/>
-        </w:rPr>
-        <w:t>'|'</w:t>
-      </w:r>
-      <w:r>
-        <w:rPr>
-          <w:rFonts w:ascii="Consolas" w:hAnsi="Consolas"/>
-          <w:color w:val="CCCCCC"/>
-          <w:sz w:val="22"/>
-          <w:szCs w:val="22"/>
-        </w:rPr>
-        <w:t xml:space="preserve">, </w:t>
-      </w:r>
-      <w:proofErr w:type="spellStart"/>
-      <w:proofErr w:type="gramStart"/>
-      <w:r>
-        <w:rPr>
-          <w:rFonts w:ascii="Consolas" w:hAnsi="Consolas"/>
-          <w:color w:val="9E9E9E"/>
-          <w:sz w:val="22"/>
-          <w:szCs w:val="22"/>
-        </w:rPr>
-        <w:t>trg</w:t>
-      </w:r>
-      <w:r>
-        <w:rPr>
-          <w:rFonts w:ascii="Consolas" w:hAnsi="Consolas"/>
-          <w:color w:val="CCCCCC"/>
-          <w:sz w:val="22"/>
-          <w:szCs w:val="22"/>
-        </w:rPr>
-        <w:t>.</w:t>
-      </w:r>
-      <w:r>
-        <w:rPr>
-          <w:rFonts w:ascii="Consolas" w:hAnsi="Consolas"/>
-          <w:color w:val="B19B9B"/>
-          <w:sz w:val="22"/>
-          <w:szCs w:val="22"/>
-        </w:rPr>
-        <w:t>purchase</w:t>
-      </w:r>
-      <w:proofErr w:type="gramEnd"/>
-      <w:r>
-        <w:rPr>
-          <w:rFonts w:ascii="Consolas" w:hAnsi="Consolas"/>
-          <w:color w:val="B19B9B"/>
-          <w:sz w:val="22"/>
-          <w:szCs w:val="22"/>
-        </w:rPr>
-        <w:t>_date</w:t>
+        <w:t>purchase_date</w:t>
       </w:r>
       <w:proofErr w:type="spellEnd"/>
       <w:r>
@@ -21294,7 +20204,6 @@
         <w:t xml:space="preserve"> </w:t>
       </w:r>
       <w:proofErr w:type="spellStart"/>
-      <w:proofErr w:type="gramStart"/>
       <w:r>
         <w:rPr>
           <w:rFonts w:ascii="Consolas" w:hAnsi="Consolas"/>
@@ -21320,17 +20229,7 @@
           <w:sz w:val="22"/>
           <w:szCs w:val="22"/>
         </w:rPr>
-        <w:t>client</w:t>
-      </w:r>
-      <w:proofErr w:type="gramEnd"/>
-      <w:r>
-        <w:rPr>
-          <w:rFonts w:ascii="Consolas" w:hAnsi="Consolas"/>
-          <w:color w:val="9E9E9E"/>
-          <w:sz w:val="22"/>
-          <w:szCs w:val="22"/>
-        </w:rPr>
-        <w:t>_id</w:t>
+        <w:t>client_id</w:t>
       </w:r>
       <w:proofErr w:type="spellEnd"/>
       <w:r>
@@ -21454,7 +20353,6 @@
         <w:t xml:space="preserve"> </w:t>
       </w:r>
       <w:proofErr w:type="spellStart"/>
-      <w:proofErr w:type="gramStart"/>
       <w:r>
         <w:rPr>
           <w:rFonts w:ascii="Consolas" w:hAnsi="Consolas"/>
@@ -21480,17 +20378,7 @@
           <w:sz w:val="22"/>
           <w:szCs w:val="22"/>
         </w:rPr>
-        <w:t>client</w:t>
-      </w:r>
-      <w:proofErr w:type="gramEnd"/>
-      <w:r>
-        <w:rPr>
-          <w:rFonts w:ascii="Consolas" w:hAnsi="Consolas"/>
-          <w:color w:val="9E9E9E"/>
-          <w:sz w:val="22"/>
-          <w:szCs w:val="22"/>
-        </w:rPr>
-        <w:t>_id</w:t>
+        <w:t>client_id</w:t>
       </w:r>
       <w:proofErr w:type="spellEnd"/>
       <w:r>
@@ -21614,7 +20502,6 @@
         <w:t xml:space="preserve"> </w:t>
       </w:r>
       <w:proofErr w:type="spellStart"/>
-      <w:proofErr w:type="gramStart"/>
       <w:r>
         <w:rPr>
           <w:rFonts w:ascii="Consolas" w:hAnsi="Consolas"/>
@@ -21640,17 +20527,7 @@
           <w:sz w:val="22"/>
           <w:szCs w:val="22"/>
         </w:rPr>
-        <w:t>sale</w:t>
-      </w:r>
-      <w:proofErr w:type="gramEnd"/>
-      <w:r>
-        <w:rPr>
-          <w:rFonts w:ascii="Consolas" w:hAnsi="Consolas"/>
-          <w:color w:val="9E9E9E"/>
-          <w:sz w:val="22"/>
-          <w:szCs w:val="22"/>
-        </w:rPr>
-        <w:t>_date</w:t>
+        <w:t>sale_date</w:t>
       </w:r>
       <w:proofErr w:type="spellEnd"/>
       <w:r>
@@ -21723,7 +20600,6 @@
         <w:t xml:space="preserve"> </w:t>
       </w:r>
       <w:proofErr w:type="spellStart"/>
-      <w:proofErr w:type="gramStart"/>
       <w:r>
         <w:rPr>
           <w:rFonts w:ascii="Consolas" w:hAnsi="Consolas"/>
@@ -21749,17 +20625,7 @@
           <w:sz w:val="22"/>
           <w:szCs w:val="22"/>
         </w:rPr>
-        <w:t>sale</w:t>
-      </w:r>
-      <w:proofErr w:type="gramEnd"/>
-      <w:r>
-        <w:rPr>
-          <w:rFonts w:ascii="Consolas" w:hAnsi="Consolas"/>
-          <w:color w:val="9E9E9E"/>
-          <w:sz w:val="22"/>
-          <w:szCs w:val="22"/>
-        </w:rPr>
-        <w:t>_date</w:t>
+        <w:t>sale_date</w:t>
       </w:r>
       <w:proofErr w:type="spellEnd"/>
       <w:r>
@@ -21863,7 +20729,6 @@
         <w:t xml:space="preserve"> </w:t>
       </w:r>
       <w:proofErr w:type="spellStart"/>
-      <w:proofErr w:type="gramStart"/>
       <w:r>
         <w:rPr>
           <w:rFonts w:ascii="Consolas" w:hAnsi="Consolas"/>
@@ -21892,7 +20757,6 @@
         <w:t>units</w:t>
       </w:r>
       <w:proofErr w:type="spellEnd"/>
-      <w:proofErr w:type="gramEnd"/>
       <w:r>
         <w:rPr>
           <w:rFonts w:ascii="Consolas" w:hAnsi="Consolas"/>
@@ -21963,7 +20827,6 @@
         <w:t xml:space="preserve"> </w:t>
       </w:r>
       <w:proofErr w:type="spellStart"/>
-      <w:proofErr w:type="gramStart"/>
       <w:r>
         <w:rPr>
           <w:rFonts w:ascii="Consolas" w:hAnsi="Consolas"/>
@@ -21992,7 +20855,6 @@
         <w:t>units</w:t>
       </w:r>
       <w:proofErr w:type="spellEnd"/>
-      <w:proofErr w:type="gramEnd"/>
       <w:r>
         <w:rPr>
           <w:rFonts w:ascii="Consolas" w:hAnsi="Consolas"/>
@@ -22389,7 +21251,6 @@
         <w:t xml:space="preserve"> </w:t>
       </w:r>
       <w:proofErr w:type="spellStart"/>
-      <w:proofErr w:type="gramStart"/>
       <w:r>
         <w:rPr>
           <w:rFonts w:ascii="Consolas" w:hAnsi="Consolas"/>
@@ -22409,7 +21270,6 @@
         </w:rPr>
         <w:t>(</w:t>
       </w:r>
-      <w:proofErr w:type="gramEnd"/>
     </w:p>
     <w:p>
       <w:pPr>
@@ -22703,7 +21563,6 @@
         </w:rPr>
         <w:t xml:space="preserve"> </w:t>
       </w:r>
-      <w:proofErr w:type="gramStart"/>
       <w:r>
         <w:rPr>
           <w:rFonts w:ascii="Consolas" w:hAnsi="Consolas"/>
@@ -22723,7 +21582,6 @@
         <w:t>(</w:t>
       </w:r>
       <w:proofErr w:type="spellStart"/>
-      <w:proofErr w:type="gramEnd"/>
       <w:r>
         <w:rPr>
           <w:rFonts w:ascii="Consolas" w:hAnsi="Consolas"/>
@@ -22743,7 +21601,6 @@
         </w:rPr>
         <w:t xml:space="preserve"> </w:t>
       </w:r>
-      <w:proofErr w:type="gramStart"/>
       <w:r>
         <w:rPr>
           <w:rFonts w:ascii="Consolas" w:hAnsi="Consolas"/>
@@ -22764,7 +21621,6 @@
         </w:rPr>
         <w:t>(</w:t>
       </w:r>
-      <w:proofErr w:type="gramEnd"/>
       <w:r>
         <w:rPr>
           <w:rFonts w:ascii="Consolas" w:hAnsi="Consolas"/>
@@ -22803,7 +21659,6 @@
         </w:rPr>
         <w:t xml:space="preserve"> </w:t>
       </w:r>
-      <w:proofErr w:type="gramStart"/>
       <w:r>
         <w:rPr>
           <w:rFonts w:ascii="Consolas" w:hAnsi="Consolas"/>
@@ -22824,7 +21679,6 @@
         </w:rPr>
         <w:t>(</w:t>
       </w:r>
-      <w:proofErr w:type="gramEnd"/>
       <w:r>
         <w:rPr>
           <w:rFonts w:ascii="Consolas" w:hAnsi="Consolas"/>
@@ -22863,7 +21717,6 @@
         </w:rPr>
         <w:t xml:space="preserve"> </w:t>
       </w:r>
-      <w:proofErr w:type="gramStart"/>
       <w:r>
         <w:rPr>
           <w:rFonts w:ascii="Consolas" w:hAnsi="Consolas"/>
@@ -22884,7 +21737,6 @@
         </w:rPr>
         <w:t>(</w:t>
       </w:r>
-      <w:proofErr w:type="gramEnd"/>
       <w:r>
         <w:rPr>
           <w:rFonts w:ascii="Consolas" w:hAnsi="Consolas"/>
@@ -22925,7 +21777,6 @@
         </w:rPr>
         <w:t xml:space="preserve">               </w:t>
       </w:r>
-      <w:proofErr w:type="gramStart"/>
       <w:r>
         <w:rPr>
           <w:rFonts w:ascii="Consolas" w:hAnsi="Consolas"/>
@@ -22935,17 +21786,15 @@
         </w:rPr>
         <w:t>units</w:t>
       </w:r>
-      <w:proofErr w:type="gramEnd"/>
-      <w:r>
-        <w:rPr>
-          <w:rFonts w:ascii="Consolas" w:hAnsi="Consolas"/>
-          <w:color w:val="CCCCCC"/>
-          <w:sz w:val="22"/>
-          <w:szCs w:val="22"/>
-        </w:rPr>
-        <w:t xml:space="preserve"> </w:t>
-      </w:r>
-      <w:proofErr w:type="gramStart"/>
+      <w:r>
+        <w:rPr>
+          <w:rFonts w:ascii="Consolas" w:hAnsi="Consolas"/>
+          <w:color w:val="CCCCCC"/>
+          <w:sz w:val="22"/>
+          <w:szCs w:val="22"/>
+        </w:rPr>
+        <w:t xml:space="preserve"> </w:t>
+      </w:r>
       <w:r>
         <w:rPr>
           <w:rFonts w:ascii="Consolas" w:hAnsi="Consolas"/>
@@ -22966,7 +21815,6 @@
         </w:rPr>
         <w:t>(</w:t>
       </w:r>
-      <w:proofErr w:type="gramEnd"/>
       <w:r>
         <w:rPr>
           <w:rFonts w:ascii="Consolas" w:hAnsi="Consolas"/>
@@ -23005,7 +21853,6 @@
         </w:rPr>
         <w:t xml:space="preserve"> </w:t>
       </w:r>
-      <w:proofErr w:type="gramStart"/>
       <w:r>
         <w:rPr>
           <w:rFonts w:ascii="Consolas" w:hAnsi="Consolas"/>
@@ -23026,7 +21873,6 @@
         </w:rPr>
         <w:t>(</w:t>
       </w:r>
-      <w:proofErr w:type="gramEnd"/>
       <w:r>
         <w:rPr>
           <w:rFonts w:ascii="Consolas" w:hAnsi="Consolas"/>
@@ -23065,7 +21911,6 @@
         </w:rPr>
         <w:t xml:space="preserve"> </w:t>
       </w:r>
-      <w:proofErr w:type="gramStart"/>
       <w:r>
         <w:rPr>
           <w:rFonts w:ascii="Consolas" w:hAnsi="Consolas"/>
@@ -23086,7 +21931,6 @@
         </w:rPr>
         <w:t>(</w:t>
       </w:r>
-      <w:proofErr w:type="gramEnd"/>
       <w:r>
         <w:rPr>
           <w:rFonts w:ascii="Consolas" w:hAnsi="Consolas"/>
@@ -23128,7 +21972,6 @@
         <w:t xml:space="preserve">    ) </w:t>
       </w:r>
       <w:proofErr w:type="spellStart"/>
-      <w:proofErr w:type="gramStart"/>
       <w:r>
         <w:rPr>
           <w:rFonts w:ascii="Consolas" w:hAnsi="Consolas"/>
@@ -23139,7 +21982,6 @@
         <w:t>src</w:t>
       </w:r>
       <w:proofErr w:type="spellEnd"/>
-      <w:proofErr w:type="gramEnd"/>
       <w:r>
         <w:rPr>
           <w:rFonts w:ascii="Consolas" w:hAnsi="Consolas"/>
@@ -23170,7 +22012,6 @@
         <w:t xml:space="preserve"> </w:t>
       </w:r>
       <w:proofErr w:type="spellStart"/>
-      <w:proofErr w:type="gramStart"/>
       <w:r>
         <w:rPr>
           <w:rFonts w:ascii="Consolas" w:hAnsi="Consolas"/>
@@ -23196,17 +22037,7 @@
           <w:sz w:val="22"/>
           <w:szCs w:val="22"/>
         </w:rPr>
-        <w:t>client</w:t>
-      </w:r>
-      <w:proofErr w:type="gramEnd"/>
-      <w:r>
-        <w:rPr>
-          <w:rFonts w:ascii="Consolas" w:hAnsi="Consolas"/>
-          <w:color w:val="9E9E9E"/>
-          <w:sz w:val="22"/>
-          <w:szCs w:val="22"/>
-        </w:rPr>
-        <w:t>_id</w:t>
+        <w:t>client_id</w:t>
       </w:r>
       <w:proofErr w:type="spellEnd"/>
       <w:r>
@@ -23219,7 +22050,6 @@
         <w:t xml:space="preserve"> = </w:t>
       </w:r>
       <w:proofErr w:type="spellStart"/>
-      <w:proofErr w:type="gramStart"/>
       <w:r>
         <w:rPr>
           <w:rFonts w:ascii="Consolas" w:hAnsi="Consolas"/>
@@ -23245,17 +22075,7 @@
           <w:sz w:val="22"/>
           <w:szCs w:val="22"/>
         </w:rPr>
-        <w:t>client</w:t>
-      </w:r>
-      <w:proofErr w:type="gramEnd"/>
-      <w:r>
-        <w:rPr>
-          <w:rFonts w:ascii="Consolas" w:hAnsi="Consolas"/>
-          <w:color w:val="9E9E9E"/>
-          <w:sz w:val="22"/>
-          <w:szCs w:val="22"/>
-        </w:rPr>
-        <w:t>_id</w:t>
+        <w:t>client_id</w:t>
       </w:r>
       <w:proofErr w:type="spellEnd"/>
       <w:r>
@@ -23288,7 +22108,6 @@
         <w:t xml:space="preserve"> </w:t>
       </w:r>
       <w:proofErr w:type="spellStart"/>
-      <w:proofErr w:type="gramStart"/>
       <w:r>
         <w:rPr>
           <w:rFonts w:ascii="Consolas" w:hAnsi="Consolas"/>
@@ -23314,17 +22133,7 @@
           <w:sz w:val="22"/>
           <w:szCs w:val="22"/>
         </w:rPr>
-        <w:t>channel</w:t>
-      </w:r>
-      <w:proofErr w:type="gramEnd"/>
-      <w:r>
-        <w:rPr>
-          <w:rFonts w:ascii="Consolas" w:hAnsi="Consolas"/>
-          <w:color w:val="9E9E9E"/>
-          <w:sz w:val="22"/>
-          <w:szCs w:val="22"/>
-        </w:rPr>
-        <w:t>_id</w:t>
+        <w:t>channel_id</w:t>
       </w:r>
       <w:proofErr w:type="spellEnd"/>
       <w:r>
@@ -23337,7 +22146,6 @@
         <w:t xml:space="preserve"> = </w:t>
       </w:r>
       <w:proofErr w:type="spellStart"/>
-      <w:proofErr w:type="gramStart"/>
       <w:r>
         <w:rPr>
           <w:rFonts w:ascii="Consolas" w:hAnsi="Consolas"/>
@@ -23363,17 +22171,7 @@
           <w:sz w:val="22"/>
           <w:szCs w:val="22"/>
         </w:rPr>
-        <w:t>channel</w:t>
-      </w:r>
-      <w:proofErr w:type="gramEnd"/>
-      <w:r>
-        <w:rPr>
-          <w:rFonts w:ascii="Consolas" w:hAnsi="Consolas"/>
-          <w:color w:val="9E9E9E"/>
-          <w:sz w:val="22"/>
-          <w:szCs w:val="22"/>
-        </w:rPr>
-        <w:t>_id</w:t>
+        <w:t>channel_id</w:t>
       </w:r>
       <w:proofErr w:type="spellEnd"/>
     </w:p>
@@ -23419,7 +22217,6 @@
         <w:t xml:space="preserve"> </w:t>
       </w:r>
       <w:proofErr w:type="spellStart"/>
-      <w:proofErr w:type="gramStart"/>
       <w:r>
         <w:rPr>
           <w:rFonts w:ascii="Consolas" w:hAnsi="Consolas"/>
@@ -23445,17 +22242,7 @@
           <w:sz w:val="22"/>
           <w:szCs w:val="22"/>
         </w:rPr>
-        <w:t>product</w:t>
-      </w:r>
-      <w:proofErr w:type="gramEnd"/>
-      <w:r>
-        <w:rPr>
-          <w:rFonts w:ascii="Consolas" w:hAnsi="Consolas"/>
-          <w:color w:val="9E9E9E"/>
-          <w:sz w:val="22"/>
-          <w:szCs w:val="22"/>
-        </w:rPr>
-        <w:t>_id</w:t>
+        <w:t>product_id</w:t>
       </w:r>
       <w:proofErr w:type="spellEnd"/>
       <w:r>
@@ -23468,7 +22255,6 @@
         <w:t xml:space="preserve"> = </w:t>
       </w:r>
       <w:proofErr w:type="spellStart"/>
-      <w:proofErr w:type="gramStart"/>
       <w:r>
         <w:rPr>
           <w:rFonts w:ascii="Consolas" w:hAnsi="Consolas"/>
@@ -23494,17 +22280,7 @@
           <w:sz w:val="22"/>
           <w:szCs w:val="22"/>
         </w:rPr>
-        <w:t>product</w:t>
-      </w:r>
-      <w:proofErr w:type="gramEnd"/>
-      <w:r>
-        <w:rPr>
-          <w:rFonts w:ascii="Consolas" w:hAnsi="Consolas"/>
-          <w:color w:val="9E9E9E"/>
-          <w:sz w:val="22"/>
-          <w:szCs w:val="22"/>
-        </w:rPr>
-        <w:t>_id</w:t>
+        <w:t>product_id</w:t>
       </w:r>
       <w:proofErr w:type="spellEnd"/>
       <w:r>
@@ -23537,7 +22313,6 @@
         <w:t xml:space="preserve"> </w:t>
       </w:r>
       <w:proofErr w:type="spellStart"/>
-      <w:proofErr w:type="gramStart"/>
       <w:r>
         <w:rPr>
           <w:rFonts w:ascii="Consolas" w:hAnsi="Consolas"/>
@@ -23563,17 +22338,7 @@
           <w:sz w:val="22"/>
           <w:szCs w:val="22"/>
         </w:rPr>
-        <w:t>purchase</w:t>
-      </w:r>
-      <w:proofErr w:type="gramEnd"/>
-      <w:r>
-        <w:rPr>
-          <w:rFonts w:ascii="Consolas" w:hAnsi="Consolas"/>
-          <w:color w:val="9E9E9E"/>
-          <w:sz w:val="22"/>
-          <w:szCs w:val="22"/>
-        </w:rPr>
-        <w:t>_date</w:t>
+        <w:t>purchase_date</w:t>
       </w:r>
       <w:proofErr w:type="spellEnd"/>
       <w:r>
@@ -23586,7 +22351,6 @@
         <w:t xml:space="preserve"> = </w:t>
       </w:r>
       <w:proofErr w:type="spellStart"/>
-      <w:proofErr w:type="gramStart"/>
       <w:r>
         <w:rPr>
           <w:rFonts w:ascii="Consolas" w:hAnsi="Consolas"/>
@@ -23612,17 +22376,7 @@
           <w:sz w:val="22"/>
           <w:szCs w:val="22"/>
         </w:rPr>
-        <w:t>purchase</w:t>
-      </w:r>
-      <w:proofErr w:type="gramEnd"/>
-      <w:r>
-        <w:rPr>
-          <w:rFonts w:ascii="Consolas" w:hAnsi="Consolas"/>
-          <w:color w:val="9E9E9E"/>
-          <w:sz w:val="22"/>
-          <w:szCs w:val="22"/>
-        </w:rPr>
-        <w:t>_date</w:t>
+        <w:t>purchase_date</w:t>
       </w:r>
       <w:proofErr w:type="spellEnd"/>
     </w:p>
@@ -23647,7 +22401,6 @@
         </w:rPr>
         <w:t xml:space="preserve">) </w:t>
       </w:r>
-      <w:proofErr w:type="gramStart"/>
       <w:r>
         <w:rPr>
           <w:rFonts w:ascii="Consolas" w:hAnsi="Consolas"/>
@@ -23659,7 +22412,6 @@
         </w:rPr>
         <w:t>result</w:t>
       </w:r>
-      <w:proofErr w:type="gramEnd"/>
     </w:p>
     <w:p>
       <w:pPr>
@@ -23752,7 +22504,6 @@
       <w:r>
         <w:t xml:space="preserve">here, </w:t>
       </w:r>
-      <w:proofErr w:type="gramStart"/>
       <w:r>
         <w:t>r</w:t>
       </w:r>
@@ -23760,11 +22511,7 @@
         <w:t>a</w:t>
       </w:r>
       <w:r>
-        <w:t>n</w:t>
-      </w:r>
-      <w:proofErr w:type="gramEnd"/>
-      <w:r>
-        <w:t xml:space="preserve"> the duplicate check first</w:t>
+        <w:t>n the duplicate check first</w:t>
       </w:r>
       <w:r>
         <w:t>, and then:</w:t>
@@ -23823,7 +22570,6 @@
         <w:t xml:space="preserve"> </w:t>
       </w:r>
       <w:proofErr w:type="spellStart"/>
-      <w:proofErr w:type="gramStart"/>
       <w:r>
         <w:rPr>
           <w:rFonts w:ascii="Consolas" w:hAnsi="Consolas"/>
@@ -23849,17 +22595,7 @@
           <w:sz w:val="22"/>
           <w:szCs w:val="22"/>
         </w:rPr>
-        <w:t>reconciliation</w:t>
-      </w:r>
-      <w:proofErr w:type="gramEnd"/>
-      <w:r>
-        <w:rPr>
-          <w:rFonts w:ascii="Consolas" w:hAnsi="Consolas"/>
-          <w:color w:val="B788D3"/>
-          <w:sz w:val="22"/>
-          <w:szCs w:val="22"/>
-        </w:rPr>
-        <w:t>_results</w:t>
+        <w:t>reconciliation_results</w:t>
       </w:r>
       <w:proofErr w:type="spellEnd"/>
       <w:r>
@@ -24278,7 +23014,6 @@
         <w:t>'</w:t>
       </w:r>
       <w:proofErr w:type="spellStart"/>
-      <w:proofErr w:type="gramStart"/>
       <w:r>
         <w:rPr>
           <w:rFonts w:ascii="Consolas" w:hAnsi="Consolas"/>
@@ -24286,17 +23021,7 @@
           <w:sz w:val="22"/>
           <w:szCs w:val="22"/>
         </w:rPr>
-        <w:t>client</w:t>
-      </w:r>
-      <w:proofErr w:type="gramEnd"/>
-      <w:r>
-        <w:rPr>
-          <w:rFonts w:ascii="Consolas" w:hAnsi="Consolas"/>
-          <w:color w:val="CAC580"/>
-          <w:sz w:val="22"/>
-          <w:szCs w:val="22"/>
-        </w:rPr>
-        <w:t>_id+channel_id+product_id+sold_date</w:t>
+        <w:t>client_id+channel_id+product_id+sold_date</w:t>
       </w:r>
       <w:proofErr w:type="spellEnd"/>
       <w:r>
@@ -24379,7 +23104,6 @@
         </w:rPr>
         <w:t xml:space="preserve">        </w:t>
       </w:r>
-      <w:proofErr w:type="gramStart"/>
       <w:r>
         <w:rPr>
           <w:rFonts w:ascii="Consolas" w:hAnsi="Consolas"/>
@@ -24426,9 +23150,55 @@
           <w:sz w:val="22"/>
           <w:szCs w:val="22"/>
         </w:rPr>
-        <w:t>client</w:t>
-      </w:r>
-      <w:proofErr w:type="gramEnd"/>
+        <w:t>client_id</w:t>
+      </w:r>
+      <w:proofErr w:type="spellEnd"/>
+      <w:r>
+        <w:rPr>
+          <w:rFonts w:ascii="Consolas" w:hAnsi="Consolas"/>
+          <w:color w:val="CCCCCC"/>
+          <w:sz w:val="22"/>
+          <w:szCs w:val="22"/>
+        </w:rPr>
+        <w:t xml:space="preserve">, </w:t>
+      </w:r>
+      <w:r>
+        <w:rPr>
+          <w:rFonts w:ascii="Consolas" w:hAnsi="Consolas"/>
+          <w:color w:val="CAC580"/>
+          <w:sz w:val="22"/>
+          <w:szCs w:val="22"/>
+        </w:rPr>
+        <w:t>'|'</w:t>
+      </w:r>
+      <w:r>
+        <w:rPr>
+          <w:rFonts w:ascii="Consolas" w:hAnsi="Consolas"/>
+          <w:color w:val="CCCCCC"/>
+          <w:sz w:val="22"/>
+          <w:szCs w:val="22"/>
+        </w:rPr>
+        <w:t xml:space="preserve">, </w:t>
+      </w:r>
+      <w:proofErr w:type="spellStart"/>
+      <w:r>
+        <w:rPr>
+          <w:rFonts w:ascii="Consolas" w:hAnsi="Consolas"/>
+          <w:color w:val="9E9E9E"/>
+          <w:sz w:val="22"/>
+          <w:szCs w:val="22"/>
+        </w:rPr>
+        <w:t>src</w:t>
+      </w:r>
+      <w:r>
+        <w:rPr>
+          <w:rFonts w:ascii="Consolas" w:hAnsi="Consolas"/>
+          <w:color w:val="CCCCCC"/>
+          <w:sz w:val="22"/>
+          <w:szCs w:val="22"/>
+        </w:rPr>
+        <w:t>.</w:t>
+      </w:r>
       <w:r>
         <w:rPr>
           <w:rFonts w:ascii="Consolas" w:hAnsi="Consolas"/>
@@ -24436,7 +23206,7 @@
           <w:sz w:val="22"/>
           <w:szCs w:val="22"/>
         </w:rPr>
-        <w:t>_id</w:t>
+        <w:t>channel_id</w:t>
       </w:r>
       <w:proofErr w:type="spellEnd"/>
       <w:r>
@@ -24467,7 +23237,6 @@
         <w:t xml:space="preserve">, </w:t>
       </w:r>
       <w:proofErr w:type="spellStart"/>
-      <w:proofErr w:type="gramStart"/>
       <w:r>
         <w:rPr>
           <w:rFonts w:ascii="Consolas" w:hAnsi="Consolas"/>
@@ -24493,155 +23262,66 @@
           <w:sz w:val="22"/>
           <w:szCs w:val="22"/>
         </w:rPr>
-        <w:t>channel</w:t>
-      </w:r>
-      <w:proofErr w:type="gramEnd"/>
+        <w:t>product_id</w:t>
+      </w:r>
+      <w:proofErr w:type="spellEnd"/>
+      <w:r>
+        <w:rPr>
+          <w:rFonts w:ascii="Consolas" w:hAnsi="Consolas"/>
+          <w:color w:val="CCCCCC"/>
+          <w:sz w:val="22"/>
+          <w:szCs w:val="22"/>
+        </w:rPr>
+        <w:t xml:space="preserve">, </w:t>
+      </w:r>
+      <w:r>
+        <w:rPr>
+          <w:rFonts w:ascii="Consolas" w:hAnsi="Consolas"/>
+          <w:color w:val="CAC580"/>
+          <w:sz w:val="22"/>
+          <w:szCs w:val="22"/>
+        </w:rPr>
+        <w:t>'|'</w:t>
+      </w:r>
+      <w:r>
+        <w:rPr>
+          <w:rFonts w:ascii="Consolas" w:hAnsi="Consolas"/>
+          <w:color w:val="CCCCCC"/>
+          <w:sz w:val="22"/>
+          <w:szCs w:val="22"/>
+        </w:rPr>
+        <w:t xml:space="preserve">, </w:t>
+      </w:r>
+      <w:proofErr w:type="spellStart"/>
+      <w:r>
+        <w:rPr>
+          <w:rFonts w:ascii="Consolas" w:hAnsi="Consolas"/>
+          <w:color w:val="9E9E9E"/>
+          <w:sz w:val="22"/>
+          <w:szCs w:val="22"/>
+          <w:u w:val="single"/>
+        </w:rPr>
+        <w:t>src</w:t>
+      </w:r>
+      <w:r>
+        <w:rPr>
+          <w:rFonts w:ascii="Consolas" w:hAnsi="Consolas"/>
+          <w:color w:val="CCCCCC"/>
+          <w:sz w:val="22"/>
+          <w:szCs w:val="22"/>
+          <w:u w:val="single"/>
+        </w:rPr>
+        <w:t>.</w:t>
+      </w:r>
       <w:r>
         <w:rPr>
           <w:rFonts w:ascii="Consolas" w:hAnsi="Consolas"/>
           <w:color w:val="B19B9B"/>
           <w:sz w:val="22"/>
           <w:szCs w:val="22"/>
-        </w:rPr>
-        <w:t>_id</w:t>
-      </w:r>
-      <w:proofErr w:type="spellEnd"/>
-      <w:r>
-        <w:rPr>
-          <w:rFonts w:ascii="Consolas" w:hAnsi="Consolas"/>
-          <w:color w:val="CCCCCC"/>
-          <w:sz w:val="22"/>
-          <w:szCs w:val="22"/>
-        </w:rPr>
-        <w:t xml:space="preserve">, </w:t>
-      </w:r>
-      <w:r>
-        <w:rPr>
-          <w:rFonts w:ascii="Consolas" w:hAnsi="Consolas"/>
-          <w:color w:val="CAC580"/>
-          <w:sz w:val="22"/>
-          <w:szCs w:val="22"/>
-        </w:rPr>
-        <w:t>'|'</w:t>
-      </w:r>
-      <w:r>
-        <w:rPr>
-          <w:rFonts w:ascii="Consolas" w:hAnsi="Consolas"/>
-          <w:color w:val="CCCCCC"/>
-          <w:sz w:val="22"/>
-          <w:szCs w:val="22"/>
-        </w:rPr>
-        <w:t xml:space="preserve">, </w:t>
-      </w:r>
-      <w:proofErr w:type="spellStart"/>
-      <w:proofErr w:type="gramStart"/>
-      <w:r>
-        <w:rPr>
-          <w:rFonts w:ascii="Consolas" w:hAnsi="Consolas"/>
-          <w:color w:val="9E9E9E"/>
-          <w:sz w:val="22"/>
-          <w:szCs w:val="22"/>
-        </w:rPr>
-        <w:t>src</w:t>
-      </w:r>
-      <w:r>
-        <w:rPr>
-          <w:rFonts w:ascii="Consolas" w:hAnsi="Consolas"/>
-          <w:color w:val="CCCCCC"/>
-          <w:sz w:val="22"/>
-          <w:szCs w:val="22"/>
-        </w:rPr>
-        <w:t>.</w:t>
-      </w:r>
-      <w:r>
-        <w:rPr>
-          <w:rFonts w:ascii="Consolas" w:hAnsi="Consolas"/>
-          <w:color w:val="B19B9B"/>
-          <w:sz w:val="22"/>
-          <w:szCs w:val="22"/>
-        </w:rPr>
-        <w:t>product</w:t>
-      </w:r>
-      <w:proofErr w:type="gramEnd"/>
-      <w:r>
-        <w:rPr>
-          <w:rFonts w:ascii="Consolas" w:hAnsi="Consolas"/>
-          <w:color w:val="B19B9B"/>
-          <w:sz w:val="22"/>
-          <w:szCs w:val="22"/>
-        </w:rPr>
-        <w:t>_id</w:t>
-      </w:r>
-      <w:proofErr w:type="spellEnd"/>
-      <w:r>
-        <w:rPr>
-          <w:rFonts w:ascii="Consolas" w:hAnsi="Consolas"/>
-          <w:color w:val="CCCCCC"/>
-          <w:sz w:val="22"/>
-          <w:szCs w:val="22"/>
-        </w:rPr>
-        <w:t xml:space="preserve">, </w:t>
-      </w:r>
-      <w:r>
-        <w:rPr>
-          <w:rFonts w:ascii="Consolas" w:hAnsi="Consolas"/>
-          <w:color w:val="CAC580"/>
-          <w:sz w:val="22"/>
-          <w:szCs w:val="22"/>
-        </w:rPr>
-        <w:t>'|'</w:t>
-      </w:r>
-      <w:r>
-        <w:rPr>
-          <w:rFonts w:ascii="Consolas" w:hAnsi="Consolas"/>
-          <w:color w:val="CCCCCC"/>
-          <w:sz w:val="22"/>
-          <w:szCs w:val="22"/>
-        </w:rPr>
-        <w:t xml:space="preserve">, </w:t>
-      </w:r>
-      <w:proofErr w:type="spellStart"/>
-      <w:proofErr w:type="gramStart"/>
-      <w:r>
-        <w:rPr>
-          <w:rFonts w:ascii="Consolas" w:hAnsi="Consolas"/>
-          <w:color w:val="9E9E9E"/>
-          <w:sz w:val="22"/>
-          <w:szCs w:val="22"/>
           <w:u w:val="single"/>
         </w:rPr>
-        <w:t>src</w:t>
-      </w:r>
-      <w:r>
-        <w:rPr>
-          <w:rFonts w:ascii="Consolas" w:hAnsi="Consolas"/>
-          <w:color w:val="CCCCCC"/>
-          <w:sz w:val="22"/>
-          <w:szCs w:val="22"/>
-          <w:u w:val="single"/>
-        </w:rPr>
-        <w:t>.</w:t>
-      </w:r>
-      <w:r>
-        <w:rPr>
-          <w:rFonts w:ascii="Consolas" w:hAnsi="Consolas"/>
-          <w:color w:val="B19B9B"/>
-          <w:sz w:val="22"/>
-          <w:szCs w:val="22"/>
-          <w:u w:val="single"/>
-        </w:rPr>
-        <w:t>sold</w:t>
-      </w:r>
-      <w:proofErr w:type="gramEnd"/>
-      <w:r>
-        <w:rPr>
-          <w:rFonts w:ascii="Consolas" w:hAnsi="Consolas"/>
-          <w:color w:val="B19B9B"/>
-          <w:sz w:val="22"/>
-          <w:szCs w:val="22"/>
-          <w:u w:val="single"/>
-        </w:rPr>
-        <w:t>_date</w:t>
+        <w:t>sold_date</w:t>
       </w:r>
       <w:proofErr w:type="spellEnd"/>
       <w:r>
@@ -24717,7 +23397,6 @@
         </w:rPr>
         <w:t xml:space="preserve">        </w:t>
       </w:r>
-      <w:proofErr w:type="gramStart"/>
       <w:r>
         <w:rPr>
           <w:rFonts w:ascii="Consolas" w:hAnsi="Consolas"/>
@@ -24764,9 +23443,55 @@
           <w:sz w:val="22"/>
           <w:szCs w:val="22"/>
         </w:rPr>
-        <w:t>client</w:t>
-      </w:r>
-      <w:proofErr w:type="gramEnd"/>
+        <w:t>client_id</w:t>
+      </w:r>
+      <w:proofErr w:type="spellEnd"/>
+      <w:r>
+        <w:rPr>
+          <w:rFonts w:ascii="Consolas" w:hAnsi="Consolas"/>
+          <w:color w:val="CCCCCC"/>
+          <w:sz w:val="22"/>
+          <w:szCs w:val="22"/>
+        </w:rPr>
+        <w:t xml:space="preserve">, </w:t>
+      </w:r>
+      <w:r>
+        <w:rPr>
+          <w:rFonts w:ascii="Consolas" w:hAnsi="Consolas"/>
+          <w:color w:val="CAC580"/>
+          <w:sz w:val="22"/>
+          <w:szCs w:val="22"/>
+        </w:rPr>
+        <w:t>'|'</w:t>
+      </w:r>
+      <w:r>
+        <w:rPr>
+          <w:rFonts w:ascii="Consolas" w:hAnsi="Consolas"/>
+          <w:color w:val="CCCCCC"/>
+          <w:sz w:val="22"/>
+          <w:szCs w:val="22"/>
+        </w:rPr>
+        <w:t xml:space="preserve">, </w:t>
+      </w:r>
+      <w:proofErr w:type="spellStart"/>
+      <w:r>
+        <w:rPr>
+          <w:rFonts w:ascii="Consolas" w:hAnsi="Consolas"/>
+          <w:color w:val="9E9E9E"/>
+          <w:sz w:val="22"/>
+          <w:szCs w:val="22"/>
+        </w:rPr>
+        <w:t>trg</w:t>
+      </w:r>
+      <w:r>
+        <w:rPr>
+          <w:rFonts w:ascii="Consolas" w:hAnsi="Consolas"/>
+          <w:color w:val="CCCCCC"/>
+          <w:sz w:val="22"/>
+          <w:szCs w:val="22"/>
+        </w:rPr>
+        <w:t>.</w:t>
+      </w:r>
       <w:r>
         <w:rPr>
           <w:rFonts w:ascii="Consolas" w:hAnsi="Consolas"/>
@@ -24774,7 +23499,7 @@
           <w:sz w:val="22"/>
           <w:szCs w:val="22"/>
         </w:rPr>
-        <w:t>_id</w:t>
+        <w:t>channel_id</w:t>
       </w:r>
       <w:proofErr w:type="spellEnd"/>
       <w:r>
@@ -24805,7 +23530,6 @@
         <w:t xml:space="preserve">, </w:t>
       </w:r>
       <w:proofErr w:type="spellStart"/>
-      <w:proofErr w:type="gramStart"/>
       <w:r>
         <w:rPr>
           <w:rFonts w:ascii="Consolas" w:hAnsi="Consolas"/>
@@ -24831,9 +23555,55 @@
           <w:sz w:val="22"/>
           <w:szCs w:val="22"/>
         </w:rPr>
-        <w:t>channel</w:t>
-      </w:r>
-      <w:proofErr w:type="gramEnd"/>
+        <w:t>product_id</w:t>
+      </w:r>
+      <w:proofErr w:type="spellEnd"/>
+      <w:r>
+        <w:rPr>
+          <w:rFonts w:ascii="Consolas" w:hAnsi="Consolas"/>
+          <w:color w:val="CCCCCC"/>
+          <w:sz w:val="22"/>
+          <w:szCs w:val="22"/>
+        </w:rPr>
+        <w:t xml:space="preserve">, </w:t>
+      </w:r>
+      <w:r>
+        <w:rPr>
+          <w:rFonts w:ascii="Consolas" w:hAnsi="Consolas"/>
+          <w:color w:val="CAC580"/>
+          <w:sz w:val="22"/>
+          <w:szCs w:val="22"/>
+        </w:rPr>
+        <w:t>'|'</w:t>
+      </w:r>
+      <w:r>
+        <w:rPr>
+          <w:rFonts w:ascii="Consolas" w:hAnsi="Consolas"/>
+          <w:color w:val="CCCCCC"/>
+          <w:sz w:val="22"/>
+          <w:szCs w:val="22"/>
+        </w:rPr>
+        <w:t xml:space="preserve">, </w:t>
+      </w:r>
+      <w:proofErr w:type="spellStart"/>
+      <w:r>
+        <w:rPr>
+          <w:rFonts w:ascii="Consolas" w:hAnsi="Consolas"/>
+          <w:color w:val="9E9E9E"/>
+          <w:sz w:val="22"/>
+          <w:szCs w:val="22"/>
+        </w:rPr>
+        <w:t>trg</w:t>
+      </w:r>
+      <w:r>
+        <w:rPr>
+          <w:rFonts w:ascii="Consolas" w:hAnsi="Consolas"/>
+          <w:color w:val="CCCCCC"/>
+          <w:sz w:val="22"/>
+          <w:szCs w:val="22"/>
+        </w:rPr>
+        <w:t>.</w:t>
+      </w:r>
       <w:r>
         <w:rPr>
           <w:rFonts w:ascii="Consolas" w:hAnsi="Consolas"/>
@@ -24841,141 +23611,7 @@
           <w:sz w:val="22"/>
           <w:szCs w:val="22"/>
         </w:rPr>
-        <w:t>_id</w:t>
-      </w:r>
-      <w:proofErr w:type="spellEnd"/>
-      <w:r>
-        <w:rPr>
-          <w:rFonts w:ascii="Consolas" w:hAnsi="Consolas"/>
-          <w:color w:val="CCCCCC"/>
-          <w:sz w:val="22"/>
-          <w:szCs w:val="22"/>
-        </w:rPr>
-        <w:t xml:space="preserve">, </w:t>
-      </w:r>
-      <w:r>
-        <w:rPr>
-          <w:rFonts w:ascii="Consolas" w:hAnsi="Consolas"/>
-          <w:color w:val="CAC580"/>
-          <w:sz w:val="22"/>
-          <w:szCs w:val="22"/>
-        </w:rPr>
-        <w:t>'|'</w:t>
-      </w:r>
-      <w:r>
-        <w:rPr>
-          <w:rFonts w:ascii="Consolas" w:hAnsi="Consolas"/>
-          <w:color w:val="CCCCCC"/>
-          <w:sz w:val="22"/>
-          <w:szCs w:val="22"/>
-        </w:rPr>
-        <w:t xml:space="preserve">, </w:t>
-      </w:r>
-      <w:proofErr w:type="spellStart"/>
-      <w:proofErr w:type="gramStart"/>
-      <w:r>
-        <w:rPr>
-          <w:rFonts w:ascii="Consolas" w:hAnsi="Consolas"/>
-          <w:color w:val="9E9E9E"/>
-          <w:sz w:val="22"/>
-          <w:szCs w:val="22"/>
-        </w:rPr>
-        <w:t>trg</w:t>
-      </w:r>
-      <w:r>
-        <w:rPr>
-          <w:rFonts w:ascii="Consolas" w:hAnsi="Consolas"/>
-          <w:color w:val="CCCCCC"/>
-          <w:sz w:val="22"/>
-          <w:szCs w:val="22"/>
-        </w:rPr>
-        <w:t>.</w:t>
-      </w:r>
-      <w:r>
-        <w:rPr>
-          <w:rFonts w:ascii="Consolas" w:hAnsi="Consolas"/>
-          <w:color w:val="B19B9B"/>
-          <w:sz w:val="22"/>
-          <w:szCs w:val="22"/>
-        </w:rPr>
-        <w:t>product</w:t>
-      </w:r>
-      <w:proofErr w:type="gramEnd"/>
-      <w:r>
-        <w:rPr>
-          <w:rFonts w:ascii="Consolas" w:hAnsi="Consolas"/>
-          <w:color w:val="B19B9B"/>
-          <w:sz w:val="22"/>
-          <w:szCs w:val="22"/>
-        </w:rPr>
-        <w:t>_id</w:t>
-      </w:r>
-      <w:proofErr w:type="spellEnd"/>
-      <w:r>
-        <w:rPr>
-          <w:rFonts w:ascii="Consolas" w:hAnsi="Consolas"/>
-          <w:color w:val="CCCCCC"/>
-          <w:sz w:val="22"/>
-          <w:szCs w:val="22"/>
-        </w:rPr>
-        <w:t xml:space="preserve">, </w:t>
-      </w:r>
-      <w:r>
-        <w:rPr>
-          <w:rFonts w:ascii="Consolas" w:hAnsi="Consolas"/>
-          <w:color w:val="CAC580"/>
-          <w:sz w:val="22"/>
-          <w:szCs w:val="22"/>
-        </w:rPr>
-        <w:t>'|'</w:t>
-      </w:r>
-      <w:r>
-        <w:rPr>
-          <w:rFonts w:ascii="Consolas" w:hAnsi="Consolas"/>
-          <w:color w:val="CCCCCC"/>
-          <w:sz w:val="22"/>
-          <w:szCs w:val="22"/>
-        </w:rPr>
-        <w:t xml:space="preserve">, </w:t>
-      </w:r>
-      <w:proofErr w:type="spellStart"/>
-      <w:proofErr w:type="gramStart"/>
-      <w:r>
-        <w:rPr>
-          <w:rFonts w:ascii="Consolas" w:hAnsi="Consolas"/>
-          <w:color w:val="9E9E9E"/>
-          <w:sz w:val="22"/>
-          <w:szCs w:val="22"/>
-        </w:rPr>
-        <w:t>trg</w:t>
-      </w:r>
-      <w:r>
-        <w:rPr>
-          <w:rFonts w:ascii="Consolas" w:hAnsi="Consolas"/>
-          <w:color w:val="CCCCCC"/>
-          <w:sz w:val="22"/>
-          <w:szCs w:val="22"/>
-        </w:rPr>
-        <w:t>.</w:t>
-      </w:r>
-      <w:r>
-        <w:rPr>
-          <w:rFonts w:ascii="Consolas" w:hAnsi="Consolas"/>
-          <w:color w:val="B19B9B"/>
-          <w:sz w:val="22"/>
-          <w:szCs w:val="22"/>
-        </w:rPr>
-        <w:t>sold</w:t>
-      </w:r>
-      <w:proofErr w:type="gramEnd"/>
-      <w:r>
-        <w:rPr>
-          <w:rFonts w:ascii="Consolas" w:hAnsi="Consolas"/>
-          <w:color w:val="B19B9B"/>
-          <w:sz w:val="22"/>
-          <w:szCs w:val="22"/>
-        </w:rPr>
-        <w:t>_date</w:t>
+        <w:t>sold_date</w:t>
       </w:r>
       <w:proofErr w:type="spellEnd"/>
       <w:r>
@@ -25105,7 +23741,6 @@
         <w:t xml:space="preserve"> </w:t>
       </w:r>
       <w:proofErr w:type="spellStart"/>
-      <w:proofErr w:type="gramStart"/>
       <w:r>
         <w:rPr>
           <w:rFonts w:ascii="Consolas" w:hAnsi="Consolas"/>
@@ -25131,17 +23766,7 @@
           <w:sz w:val="22"/>
           <w:szCs w:val="22"/>
         </w:rPr>
-        <w:t>client</w:t>
-      </w:r>
-      <w:proofErr w:type="gramEnd"/>
-      <w:r>
-        <w:rPr>
-          <w:rFonts w:ascii="Consolas" w:hAnsi="Consolas"/>
-          <w:color w:val="9E9E9E"/>
-          <w:sz w:val="22"/>
-          <w:szCs w:val="22"/>
-        </w:rPr>
-        <w:t>_id</w:t>
+        <w:t>client_id</w:t>
       </w:r>
       <w:proofErr w:type="spellEnd"/>
       <w:r>
@@ -25265,7 +23890,6 @@
         <w:t xml:space="preserve"> </w:t>
       </w:r>
       <w:proofErr w:type="spellStart"/>
-      <w:proofErr w:type="gramStart"/>
       <w:r>
         <w:rPr>
           <w:rFonts w:ascii="Consolas" w:hAnsi="Consolas"/>
@@ -25291,17 +23915,7 @@
           <w:sz w:val="22"/>
           <w:szCs w:val="22"/>
         </w:rPr>
-        <w:t>client</w:t>
-      </w:r>
-      <w:proofErr w:type="gramEnd"/>
-      <w:r>
-        <w:rPr>
-          <w:rFonts w:ascii="Consolas" w:hAnsi="Consolas"/>
-          <w:color w:val="9E9E9E"/>
-          <w:sz w:val="22"/>
-          <w:szCs w:val="22"/>
-        </w:rPr>
-        <w:t>_id</w:t>
+        <w:t>client_id</w:t>
       </w:r>
       <w:proofErr w:type="spellEnd"/>
       <w:r>
@@ -25425,7 +24039,6 @@
         <w:t xml:space="preserve"> </w:t>
       </w:r>
       <w:proofErr w:type="spellStart"/>
-      <w:proofErr w:type="gramStart"/>
       <w:r>
         <w:rPr>
           <w:rFonts w:ascii="Consolas" w:hAnsi="Consolas"/>
@@ -25451,17 +24064,7 @@
           <w:sz w:val="22"/>
           <w:szCs w:val="22"/>
         </w:rPr>
-        <w:t>saled</w:t>
-      </w:r>
-      <w:proofErr w:type="gramEnd"/>
-      <w:r>
-        <w:rPr>
-          <w:rFonts w:ascii="Consolas" w:hAnsi="Consolas"/>
-          <w:color w:val="9E9E9E"/>
-          <w:sz w:val="22"/>
-          <w:szCs w:val="22"/>
-        </w:rPr>
-        <w:t>_at</w:t>
+        <w:t>saled_at</w:t>
       </w:r>
       <w:proofErr w:type="spellEnd"/>
       <w:r>
@@ -25534,7 +24137,6 @@
         <w:t xml:space="preserve"> </w:t>
       </w:r>
       <w:proofErr w:type="spellStart"/>
-      <w:proofErr w:type="gramStart"/>
       <w:r>
         <w:rPr>
           <w:rFonts w:ascii="Consolas" w:hAnsi="Consolas"/>
@@ -25560,17 +24162,7 @@
           <w:sz w:val="22"/>
           <w:szCs w:val="22"/>
         </w:rPr>
-        <w:t>saled</w:t>
-      </w:r>
-      <w:proofErr w:type="gramEnd"/>
-      <w:r>
-        <w:rPr>
-          <w:rFonts w:ascii="Consolas" w:hAnsi="Consolas"/>
-          <w:color w:val="9E9E9E"/>
-          <w:sz w:val="22"/>
-          <w:szCs w:val="22"/>
-        </w:rPr>
-        <w:t>_at</w:t>
+        <w:t>saled_at</w:t>
       </w:r>
       <w:proofErr w:type="spellEnd"/>
       <w:r>
@@ -25674,7 +24266,6 @@
         <w:t xml:space="preserve"> </w:t>
       </w:r>
       <w:proofErr w:type="spellStart"/>
-      <w:proofErr w:type="gramStart"/>
       <w:r>
         <w:rPr>
           <w:rFonts w:ascii="Consolas" w:hAnsi="Consolas"/>
@@ -25700,17 +24291,7 @@
           <w:sz w:val="22"/>
           <w:szCs w:val="22"/>
         </w:rPr>
-        <w:t>product</w:t>
-      </w:r>
-      <w:proofErr w:type="gramEnd"/>
-      <w:r>
-        <w:rPr>
-          <w:rFonts w:ascii="Consolas" w:hAnsi="Consolas"/>
-          <w:color w:val="9E9E9E"/>
-          <w:sz w:val="22"/>
-          <w:szCs w:val="22"/>
-        </w:rPr>
-        <w:t>_name</w:t>
+        <w:t>product_name</w:t>
       </w:r>
       <w:proofErr w:type="spellEnd"/>
       <w:r>
@@ -25783,7 +24364,6 @@
         <w:t xml:space="preserve"> </w:t>
       </w:r>
       <w:proofErr w:type="spellStart"/>
-      <w:proofErr w:type="gramStart"/>
       <w:r>
         <w:rPr>
           <w:rFonts w:ascii="Consolas" w:hAnsi="Consolas"/>
@@ -25809,17 +24389,7 @@
           <w:sz w:val="22"/>
           <w:szCs w:val="22"/>
         </w:rPr>
-        <w:t>product</w:t>
-      </w:r>
-      <w:proofErr w:type="gramEnd"/>
-      <w:r>
-        <w:rPr>
-          <w:rFonts w:ascii="Consolas" w:hAnsi="Consolas"/>
-          <w:color w:val="9E9E9E"/>
-          <w:sz w:val="22"/>
-          <w:szCs w:val="22"/>
-        </w:rPr>
-        <w:t>_name</w:t>
+        <w:t>product_name</w:t>
       </w:r>
       <w:proofErr w:type="spellEnd"/>
       <w:r>
@@ -25923,7 +24493,6 @@
         <w:t xml:space="preserve"> </w:t>
       </w:r>
       <w:proofErr w:type="spellStart"/>
-      <w:proofErr w:type="gramStart"/>
       <w:r>
         <w:rPr>
           <w:rFonts w:ascii="Consolas" w:hAnsi="Consolas"/>
@@ -25949,17 +24518,7 @@
           <w:sz w:val="22"/>
           <w:szCs w:val="22"/>
         </w:rPr>
-        <w:t>product</w:t>
-      </w:r>
-      <w:proofErr w:type="gramEnd"/>
-      <w:r>
-        <w:rPr>
-          <w:rFonts w:ascii="Consolas" w:hAnsi="Consolas"/>
-          <w:color w:val="9E9E9E"/>
-          <w:sz w:val="22"/>
-          <w:szCs w:val="22"/>
-        </w:rPr>
-        <w:t>_price</w:t>
+        <w:t>product_price</w:t>
       </w:r>
       <w:proofErr w:type="spellEnd"/>
       <w:r>
@@ -26032,7 +24591,6 @@
         <w:t xml:space="preserve"> </w:t>
       </w:r>
       <w:proofErr w:type="spellStart"/>
-      <w:proofErr w:type="gramStart"/>
       <w:r>
         <w:rPr>
           <w:rFonts w:ascii="Consolas" w:hAnsi="Consolas"/>
@@ -26058,17 +24616,7 @@
           <w:sz w:val="22"/>
           <w:szCs w:val="22"/>
         </w:rPr>
-        <w:t>product</w:t>
-      </w:r>
-      <w:proofErr w:type="gramEnd"/>
-      <w:r>
-        <w:rPr>
-          <w:rFonts w:ascii="Consolas" w:hAnsi="Consolas"/>
-          <w:color w:val="9E9E9E"/>
-          <w:sz w:val="22"/>
-          <w:szCs w:val="22"/>
-        </w:rPr>
-        <w:t>_price</w:t>
+        <w:t>product_price</w:t>
       </w:r>
       <w:proofErr w:type="spellEnd"/>
       <w:r>
@@ -26172,7 +24720,6 @@
         <w:t xml:space="preserve"> </w:t>
       </w:r>
       <w:proofErr w:type="spellStart"/>
-      <w:proofErr w:type="gramStart"/>
       <w:r>
         <w:rPr>
           <w:rFonts w:ascii="Consolas" w:hAnsi="Consolas"/>
@@ -26198,17 +24745,7 @@
           <w:sz w:val="22"/>
           <w:szCs w:val="22"/>
         </w:rPr>
-        <w:t>product</w:t>
-      </w:r>
-      <w:proofErr w:type="gramEnd"/>
-      <w:r>
-        <w:rPr>
-          <w:rFonts w:ascii="Consolas" w:hAnsi="Consolas"/>
-          <w:color w:val="9E9E9E"/>
-          <w:sz w:val="22"/>
-          <w:szCs w:val="22"/>
-        </w:rPr>
-        <w:t>_amount</w:t>
+        <w:t>product_amount</w:t>
       </w:r>
       <w:proofErr w:type="spellEnd"/>
       <w:r>
@@ -26281,7 +24818,6 @@
         <w:t xml:space="preserve"> </w:t>
       </w:r>
       <w:proofErr w:type="spellStart"/>
-      <w:proofErr w:type="gramStart"/>
       <w:r>
         <w:rPr>
           <w:rFonts w:ascii="Consolas" w:hAnsi="Consolas"/>
@@ -26307,17 +24843,7 @@
           <w:sz w:val="22"/>
           <w:szCs w:val="22"/>
         </w:rPr>
-        <w:t>product</w:t>
-      </w:r>
-      <w:proofErr w:type="gramEnd"/>
-      <w:r>
-        <w:rPr>
-          <w:rFonts w:ascii="Consolas" w:hAnsi="Consolas"/>
-          <w:color w:val="9E9E9E"/>
-          <w:sz w:val="22"/>
-          <w:szCs w:val="22"/>
-        </w:rPr>
-        <w:t>_amount</w:t>
+        <w:t>product_amount</w:t>
       </w:r>
       <w:proofErr w:type="spellEnd"/>
       <w:r>
@@ -26736,7 +25262,6 @@
         <w:t xml:space="preserve"> </w:t>
       </w:r>
       <w:proofErr w:type="spellStart"/>
-      <w:proofErr w:type="gramStart"/>
       <w:r>
         <w:rPr>
           <w:rFonts w:ascii="Consolas" w:hAnsi="Consolas"/>
@@ -26756,7 +25281,6 @@
         </w:rPr>
         <w:t>(</w:t>
       </w:r>
-      <w:proofErr w:type="gramEnd"/>
     </w:p>
     <w:p>
       <w:pPr>
@@ -27110,7 +25634,6 @@
         </w:rPr>
         <w:t xml:space="preserve"> </w:t>
       </w:r>
-      <w:proofErr w:type="gramStart"/>
       <w:r>
         <w:rPr>
           <w:rFonts w:ascii="Consolas" w:hAnsi="Consolas"/>
@@ -27130,7 +25653,6 @@
         <w:t>(</w:t>
       </w:r>
       <w:proofErr w:type="spellStart"/>
-      <w:proofErr w:type="gramEnd"/>
       <w:r>
         <w:rPr>
           <w:rFonts w:ascii="Consolas" w:hAnsi="Consolas"/>
@@ -27150,7 +25672,6 @@
         </w:rPr>
         <w:t xml:space="preserve"> </w:t>
       </w:r>
-      <w:proofErr w:type="gramStart"/>
       <w:r>
         <w:rPr>
           <w:rFonts w:ascii="Consolas" w:hAnsi="Consolas"/>
@@ -27171,7 +25692,6 @@
         </w:rPr>
         <w:t>(</w:t>
       </w:r>
-      <w:proofErr w:type="gramEnd"/>
       <w:r>
         <w:rPr>
           <w:rFonts w:ascii="Consolas" w:hAnsi="Consolas"/>
@@ -27210,7 +25730,6 @@
         </w:rPr>
         <w:t xml:space="preserve"> </w:t>
       </w:r>
-      <w:proofErr w:type="gramStart"/>
       <w:r>
         <w:rPr>
           <w:rFonts w:ascii="Consolas" w:hAnsi="Consolas"/>
@@ -27231,7 +25750,6 @@
         </w:rPr>
         <w:t>(</w:t>
       </w:r>
-      <w:proofErr w:type="gramEnd"/>
       <w:r>
         <w:rPr>
           <w:rFonts w:ascii="Consolas" w:hAnsi="Consolas"/>
@@ -27270,7 +25788,6 @@
         </w:rPr>
         <w:t xml:space="preserve"> </w:t>
       </w:r>
-      <w:proofErr w:type="gramStart"/>
       <w:r>
         <w:rPr>
           <w:rFonts w:ascii="Consolas" w:hAnsi="Consolas"/>
@@ -27291,7 +25808,6 @@
         </w:rPr>
         <w:t>(</w:t>
       </w:r>
-      <w:proofErr w:type="gramEnd"/>
       <w:r>
         <w:rPr>
           <w:rFonts w:ascii="Consolas" w:hAnsi="Consolas"/>
@@ -27330,7 +25846,6 @@
         </w:rPr>
         <w:t xml:space="preserve"> </w:t>
       </w:r>
-      <w:proofErr w:type="gramStart"/>
       <w:r>
         <w:rPr>
           <w:rFonts w:ascii="Consolas" w:hAnsi="Consolas"/>
@@ -27351,7 +25866,6 @@
         </w:rPr>
         <w:t>(</w:t>
       </w:r>
-      <w:proofErr w:type="gramEnd"/>
       <w:r>
         <w:rPr>
           <w:rFonts w:ascii="Consolas" w:hAnsi="Consolas"/>
@@ -27412,7 +25926,6 @@
         </w:rPr>
         <w:t xml:space="preserve"> </w:t>
       </w:r>
-      <w:proofErr w:type="gramStart"/>
       <w:r>
         <w:rPr>
           <w:rFonts w:ascii="Consolas" w:hAnsi="Consolas"/>
@@ -27433,7 +25946,6 @@
         </w:rPr>
         <w:t>(</w:t>
       </w:r>
-      <w:proofErr w:type="gramEnd"/>
       <w:r>
         <w:rPr>
           <w:rFonts w:ascii="Consolas" w:hAnsi="Consolas"/>
@@ -27472,7 +25984,6 @@
         </w:rPr>
         <w:t xml:space="preserve"> </w:t>
       </w:r>
-      <w:proofErr w:type="gramStart"/>
       <w:r>
         <w:rPr>
           <w:rFonts w:ascii="Consolas" w:hAnsi="Consolas"/>
@@ -27493,7 +26004,6 @@
         </w:rPr>
         <w:t>(</w:t>
       </w:r>
-      <w:proofErr w:type="gramEnd"/>
       <w:r>
         <w:rPr>
           <w:rFonts w:ascii="Consolas" w:hAnsi="Consolas"/>
@@ -27532,7 +26042,6 @@
         </w:rPr>
         <w:t xml:space="preserve"> </w:t>
       </w:r>
-      <w:proofErr w:type="gramStart"/>
       <w:r>
         <w:rPr>
           <w:rFonts w:ascii="Consolas" w:hAnsi="Consolas"/>
@@ -27553,7 +26062,6 @@
         </w:rPr>
         <w:t>(</w:t>
       </w:r>
-      <w:proofErr w:type="gramEnd"/>
       <w:r>
         <w:rPr>
           <w:rFonts w:ascii="Consolas" w:hAnsi="Consolas"/>
@@ -27592,7 +26100,6 @@
         </w:rPr>
         <w:t xml:space="preserve"> </w:t>
       </w:r>
-      <w:proofErr w:type="gramStart"/>
       <w:r>
         <w:rPr>
           <w:rFonts w:ascii="Consolas" w:hAnsi="Consolas"/>
@@ -27613,7 +26120,6 @@
         </w:rPr>
         <w:t>(</w:t>
       </w:r>
-      <w:proofErr w:type="gramEnd"/>
       <w:r>
         <w:rPr>
           <w:rFonts w:ascii="Consolas" w:hAnsi="Consolas"/>
@@ -27655,7 +26161,6 @@
         <w:t xml:space="preserve">    ) </w:t>
       </w:r>
       <w:proofErr w:type="spellStart"/>
-      <w:proofErr w:type="gramStart"/>
       <w:r>
         <w:rPr>
           <w:rFonts w:ascii="Consolas" w:hAnsi="Consolas"/>
@@ -27666,7 +26171,6 @@
         <w:t>src</w:t>
       </w:r>
       <w:proofErr w:type="spellEnd"/>
-      <w:proofErr w:type="gramEnd"/>
       <w:r>
         <w:rPr>
           <w:rFonts w:ascii="Consolas" w:hAnsi="Consolas"/>
@@ -27697,7 +26201,6 @@
         <w:t xml:space="preserve"> </w:t>
       </w:r>
       <w:proofErr w:type="spellStart"/>
-      <w:proofErr w:type="gramStart"/>
       <w:r>
         <w:rPr>
           <w:rFonts w:ascii="Consolas" w:hAnsi="Consolas"/>
@@ -27723,17 +26226,7 @@
           <w:sz w:val="22"/>
           <w:szCs w:val="22"/>
         </w:rPr>
-        <w:t>client</w:t>
-      </w:r>
-      <w:proofErr w:type="gramEnd"/>
-      <w:r>
-        <w:rPr>
-          <w:rFonts w:ascii="Consolas" w:hAnsi="Consolas"/>
-          <w:color w:val="9E9E9E"/>
-          <w:sz w:val="22"/>
-          <w:szCs w:val="22"/>
-        </w:rPr>
-        <w:t>_id</w:t>
+        <w:t>client_id</w:t>
       </w:r>
       <w:proofErr w:type="spellEnd"/>
       <w:r>
@@ -27746,7 +26239,6 @@
         <w:t xml:space="preserve"> = </w:t>
       </w:r>
       <w:proofErr w:type="spellStart"/>
-      <w:proofErr w:type="gramStart"/>
       <w:r>
         <w:rPr>
           <w:rFonts w:ascii="Consolas" w:hAnsi="Consolas"/>
@@ -27772,17 +26264,7 @@
           <w:sz w:val="22"/>
           <w:szCs w:val="22"/>
         </w:rPr>
-        <w:t>client</w:t>
-      </w:r>
-      <w:proofErr w:type="gramEnd"/>
-      <w:r>
-        <w:rPr>
-          <w:rFonts w:ascii="Consolas" w:hAnsi="Consolas"/>
-          <w:color w:val="9E9E9E"/>
-          <w:sz w:val="22"/>
-          <w:szCs w:val="22"/>
-        </w:rPr>
-        <w:t>_id</w:t>
+        <w:t>client_id</w:t>
       </w:r>
       <w:proofErr w:type="spellEnd"/>
       <w:r>
@@ -27815,7 +26297,6 @@
         <w:t xml:space="preserve"> </w:t>
       </w:r>
       <w:proofErr w:type="spellStart"/>
-      <w:proofErr w:type="gramStart"/>
       <w:r>
         <w:rPr>
           <w:rFonts w:ascii="Consolas" w:hAnsi="Consolas"/>
@@ -27841,17 +26322,7 @@
           <w:sz w:val="22"/>
           <w:szCs w:val="22"/>
         </w:rPr>
-        <w:t>channel</w:t>
-      </w:r>
-      <w:proofErr w:type="gramEnd"/>
-      <w:r>
-        <w:rPr>
-          <w:rFonts w:ascii="Consolas" w:hAnsi="Consolas"/>
-          <w:color w:val="9E9E9E"/>
-          <w:sz w:val="22"/>
-          <w:szCs w:val="22"/>
-        </w:rPr>
-        <w:t>_id</w:t>
+        <w:t>channel_id</w:t>
       </w:r>
       <w:proofErr w:type="spellEnd"/>
       <w:r>
@@ -27864,7 +26335,6 @@
         <w:t xml:space="preserve"> = </w:t>
       </w:r>
       <w:proofErr w:type="spellStart"/>
-      <w:proofErr w:type="gramStart"/>
       <w:r>
         <w:rPr>
           <w:rFonts w:ascii="Consolas" w:hAnsi="Consolas"/>
@@ -27890,17 +26360,7 @@
           <w:sz w:val="22"/>
           <w:szCs w:val="22"/>
         </w:rPr>
-        <w:t>channel</w:t>
-      </w:r>
-      <w:proofErr w:type="gramEnd"/>
-      <w:r>
-        <w:rPr>
-          <w:rFonts w:ascii="Consolas" w:hAnsi="Consolas"/>
-          <w:color w:val="9E9E9E"/>
-          <w:sz w:val="22"/>
-          <w:szCs w:val="22"/>
-        </w:rPr>
-        <w:t>_id</w:t>
+        <w:t>channel_id</w:t>
       </w:r>
       <w:proofErr w:type="spellEnd"/>
     </w:p>
@@ -27946,7 +26406,6 @@
         <w:t xml:space="preserve"> </w:t>
       </w:r>
       <w:proofErr w:type="spellStart"/>
-      <w:proofErr w:type="gramStart"/>
       <w:r>
         <w:rPr>
           <w:rFonts w:ascii="Consolas" w:hAnsi="Consolas"/>
@@ -27972,17 +26431,7 @@
           <w:sz w:val="22"/>
           <w:szCs w:val="22"/>
         </w:rPr>
-        <w:t>product</w:t>
-      </w:r>
-      <w:proofErr w:type="gramEnd"/>
-      <w:r>
-        <w:rPr>
-          <w:rFonts w:ascii="Consolas" w:hAnsi="Consolas"/>
-          <w:color w:val="9E9E9E"/>
-          <w:sz w:val="22"/>
-          <w:szCs w:val="22"/>
-        </w:rPr>
-        <w:t>_id</w:t>
+        <w:t>product_id</w:t>
       </w:r>
       <w:proofErr w:type="spellEnd"/>
       <w:r>
@@ -27995,7 +26444,6 @@
         <w:t xml:space="preserve"> = </w:t>
       </w:r>
       <w:proofErr w:type="spellStart"/>
-      <w:proofErr w:type="gramStart"/>
       <w:r>
         <w:rPr>
           <w:rFonts w:ascii="Consolas" w:hAnsi="Consolas"/>
@@ -28021,17 +26469,7 @@
           <w:sz w:val="22"/>
           <w:szCs w:val="22"/>
         </w:rPr>
-        <w:t>product</w:t>
-      </w:r>
-      <w:proofErr w:type="gramEnd"/>
-      <w:r>
-        <w:rPr>
-          <w:rFonts w:ascii="Consolas" w:hAnsi="Consolas"/>
-          <w:color w:val="9E9E9E"/>
-          <w:sz w:val="22"/>
-          <w:szCs w:val="22"/>
-        </w:rPr>
-        <w:t>_id</w:t>
+        <w:t>product_id</w:t>
       </w:r>
       <w:proofErr w:type="spellEnd"/>
       <w:r>
@@ -28064,7 +26502,6 @@
         <w:t xml:space="preserve"> </w:t>
       </w:r>
       <w:proofErr w:type="spellStart"/>
-      <w:proofErr w:type="gramStart"/>
       <w:r>
         <w:rPr>
           <w:rFonts w:ascii="Consolas" w:hAnsi="Consolas"/>
@@ -28090,17 +26527,7 @@
           <w:sz w:val="22"/>
           <w:szCs w:val="22"/>
         </w:rPr>
-        <w:t>sold</w:t>
-      </w:r>
-      <w:proofErr w:type="gramEnd"/>
-      <w:r>
-        <w:rPr>
-          <w:rFonts w:ascii="Consolas" w:hAnsi="Consolas"/>
-          <w:color w:val="9E9E9E"/>
-          <w:sz w:val="22"/>
-          <w:szCs w:val="22"/>
-        </w:rPr>
-        <w:t>_date</w:t>
+        <w:t>sold_date</w:t>
       </w:r>
       <w:proofErr w:type="spellEnd"/>
       <w:r>
@@ -28113,7 +26540,6 @@
         <w:t xml:space="preserve"> = </w:t>
       </w:r>
       <w:proofErr w:type="spellStart"/>
-      <w:proofErr w:type="gramStart"/>
       <w:r>
         <w:rPr>
           <w:rFonts w:ascii="Consolas" w:hAnsi="Consolas"/>
@@ -28139,17 +26565,7 @@
           <w:sz w:val="22"/>
           <w:szCs w:val="22"/>
         </w:rPr>
-        <w:t>sold</w:t>
-      </w:r>
-      <w:proofErr w:type="gramEnd"/>
-      <w:r>
-        <w:rPr>
-          <w:rFonts w:ascii="Consolas" w:hAnsi="Consolas"/>
-          <w:color w:val="9E9E9E"/>
-          <w:sz w:val="22"/>
-          <w:szCs w:val="22"/>
-        </w:rPr>
-        <w:t>_date</w:t>
+        <w:t>sold_date</w:t>
       </w:r>
       <w:proofErr w:type="spellEnd"/>
     </w:p>
@@ -28174,7 +26590,6 @@
         </w:rPr>
         <w:t xml:space="preserve">) </w:t>
       </w:r>
-      <w:proofErr w:type="gramStart"/>
       <w:r>
         <w:rPr>
           <w:rFonts w:ascii="Consolas" w:hAnsi="Consolas"/>
@@ -28186,7 +26601,6 @@
         </w:rPr>
         <w:t>result</w:t>
       </w:r>
-      <w:proofErr w:type="gramEnd"/>
     </w:p>
     <w:p>
       <w:pPr>
@@ -28270,6 +26684,14 @@
     </w:p>
     <w:p>
       <w:pPr>
+        <w:pStyle w:val="Heading2"/>
+      </w:pPr>
+      <w:r>
+        <w:t>s1.s1_channels vs lnd.lnd_s1_channels</w:t>
+      </w:r>
+    </w:p>
+    <w:p>
+      <w:pPr>
         <w:pStyle w:val="NormalWeb"/>
         <w:shd w:val="clear" w:color="auto" w:fill="2F2F2F"/>
         <w:spacing w:before="0" w:beforeAutospacing="0" w:after="0" w:afterAutospacing="0"/>
@@ -28321,7 +26743,6 @@
         <w:t xml:space="preserve"> </w:t>
       </w:r>
       <w:proofErr w:type="spellStart"/>
-      <w:proofErr w:type="gramStart"/>
       <w:r>
         <w:rPr>
           <w:rFonts w:ascii="Consolas" w:hAnsi="Consolas"/>
@@ -28347,17 +26768,7 @@
           <w:sz w:val="22"/>
           <w:szCs w:val="22"/>
         </w:rPr>
-        <w:t>reconciliation</w:t>
-      </w:r>
-      <w:proofErr w:type="gramEnd"/>
-      <w:r>
-        <w:rPr>
-          <w:rFonts w:ascii="Consolas" w:hAnsi="Consolas"/>
-          <w:color w:val="B788D3"/>
-          <w:sz w:val="22"/>
-          <w:szCs w:val="22"/>
-        </w:rPr>
-        <w:t>_results</w:t>
+        <w:t>reconciliation_results</w:t>
       </w:r>
       <w:proofErr w:type="spellEnd"/>
       <w:r>
@@ -28775,7 +27186,6 @@
         <w:t>'</w:t>
       </w:r>
       <w:proofErr w:type="spellStart"/>
-      <w:proofErr w:type="gramStart"/>
       <w:r>
         <w:rPr>
           <w:rFonts w:ascii="Consolas" w:hAnsi="Consolas"/>
@@ -28783,17 +27193,7 @@
           <w:sz w:val="22"/>
           <w:szCs w:val="22"/>
         </w:rPr>
-        <w:t>channel</w:t>
-      </w:r>
-      <w:proofErr w:type="gramEnd"/>
-      <w:r>
-        <w:rPr>
-          <w:rFonts w:ascii="Consolas" w:hAnsi="Consolas"/>
-          <w:color w:val="CAC580"/>
-          <w:sz w:val="22"/>
-          <w:szCs w:val="22"/>
-        </w:rPr>
-        <w:t>_id</w:t>
+        <w:t>channel_id</w:t>
       </w:r>
       <w:proofErr w:type="spellEnd"/>
       <w:r>
@@ -28877,7 +27277,6 @@
         <w:t xml:space="preserve">        </w:t>
       </w:r>
       <w:proofErr w:type="spellStart"/>
-      <w:proofErr w:type="gramStart"/>
       <w:r>
         <w:rPr>
           <w:rFonts w:ascii="Consolas" w:hAnsi="Consolas"/>
@@ -28906,18 +27305,7 @@
           <w:szCs w:val="22"/>
           <w:u w:val="single"/>
         </w:rPr>
-        <w:t>channel</w:t>
-      </w:r>
-      <w:proofErr w:type="gramEnd"/>
-      <w:r>
-        <w:rPr>
-          <w:rFonts w:ascii="Consolas" w:hAnsi="Consolas"/>
-          <w:color w:val="B19B9B"/>
-          <w:sz w:val="22"/>
-          <w:szCs w:val="22"/>
-          <w:u w:val="single"/>
-        </w:rPr>
-        <w:t>_id</w:t>
+        <w:t>channel_id</w:t>
       </w:r>
       <w:proofErr w:type="spellEnd"/>
       <w:r>
@@ -28994,7 +27382,6 @@
         <w:t xml:space="preserve">        </w:t>
       </w:r>
       <w:proofErr w:type="spellStart"/>
-      <w:proofErr w:type="gramStart"/>
       <w:r>
         <w:rPr>
           <w:rFonts w:ascii="Consolas" w:hAnsi="Consolas"/>
@@ -29023,18 +27410,7 @@
           <w:szCs w:val="22"/>
           <w:u w:val="single"/>
         </w:rPr>
-        <w:t>channel</w:t>
-      </w:r>
-      <w:proofErr w:type="gramEnd"/>
-      <w:r>
-        <w:rPr>
-          <w:rFonts w:ascii="Consolas" w:hAnsi="Consolas"/>
-          <w:color w:val="B19B9B"/>
-          <w:sz w:val="22"/>
-          <w:szCs w:val="22"/>
-          <w:u w:val="single"/>
-        </w:rPr>
-        <w:t>_id</w:t>
+        <w:t>channel_id</w:t>
       </w:r>
       <w:proofErr w:type="spellEnd"/>
       <w:r>
@@ -29164,7 +27540,6 @@
         <w:t xml:space="preserve"> </w:t>
       </w:r>
       <w:proofErr w:type="spellStart"/>
-      <w:proofErr w:type="gramStart"/>
       <w:r>
         <w:rPr>
           <w:rFonts w:ascii="Consolas" w:hAnsi="Consolas"/>
@@ -29190,17 +27565,7 @@
           <w:sz w:val="22"/>
           <w:szCs w:val="22"/>
         </w:rPr>
-        <w:t>channel</w:t>
-      </w:r>
-      <w:proofErr w:type="gramEnd"/>
-      <w:r>
-        <w:rPr>
-          <w:rFonts w:ascii="Consolas" w:hAnsi="Consolas"/>
-          <w:color w:val="9E9E9E"/>
-          <w:sz w:val="22"/>
-          <w:szCs w:val="22"/>
-        </w:rPr>
-        <w:t>_id</w:t>
+        <w:t>channel_id</w:t>
       </w:r>
       <w:proofErr w:type="spellEnd"/>
       <w:r>
@@ -29301,6 +27666,7 @@
           <w:sz w:val="22"/>
           <w:szCs w:val="22"/>
         </w:rPr>
+        <w:lastRenderedPageBreak/>
         <w:t xml:space="preserve">            </w:t>
       </w:r>
       <w:r>
@@ -29324,7 +27690,6 @@
         <w:t xml:space="preserve"> </w:t>
       </w:r>
       <w:proofErr w:type="spellStart"/>
-      <w:proofErr w:type="gramStart"/>
       <w:r>
         <w:rPr>
           <w:rFonts w:ascii="Consolas" w:hAnsi="Consolas"/>
@@ -29350,17 +27715,7 @@
           <w:sz w:val="22"/>
           <w:szCs w:val="22"/>
         </w:rPr>
-        <w:t>channel</w:t>
-      </w:r>
-      <w:proofErr w:type="gramEnd"/>
-      <w:r>
-        <w:rPr>
-          <w:rFonts w:ascii="Consolas" w:hAnsi="Consolas"/>
-          <w:color w:val="9E9E9E"/>
-          <w:sz w:val="22"/>
-          <w:szCs w:val="22"/>
-        </w:rPr>
-        <w:t>_id</w:t>
+        <w:t>channel_id</w:t>
       </w:r>
       <w:proofErr w:type="spellEnd"/>
       <w:r>
@@ -29461,7 +27816,6 @@
           <w:sz w:val="22"/>
           <w:szCs w:val="22"/>
         </w:rPr>
-        <w:lastRenderedPageBreak/>
         <w:t xml:space="preserve">            </w:t>
       </w:r>
       <w:r>
@@ -29485,7 +27839,6 @@
         <w:t xml:space="preserve"> </w:t>
       </w:r>
       <w:proofErr w:type="spellStart"/>
-      <w:proofErr w:type="gramStart"/>
       <w:r>
         <w:rPr>
           <w:rFonts w:ascii="Consolas" w:hAnsi="Consolas"/>
@@ -29511,17 +27864,7 @@
           <w:sz w:val="22"/>
           <w:szCs w:val="22"/>
         </w:rPr>
-        <w:t>channel</w:t>
-      </w:r>
-      <w:proofErr w:type="gramEnd"/>
-      <w:r>
-        <w:rPr>
-          <w:rFonts w:ascii="Consolas" w:hAnsi="Consolas"/>
-          <w:color w:val="9E9E9E"/>
-          <w:sz w:val="22"/>
-          <w:szCs w:val="22"/>
-        </w:rPr>
-        <w:t>_name</w:t>
+        <w:t>channel_name</w:t>
       </w:r>
       <w:proofErr w:type="spellEnd"/>
       <w:r>
@@ -29594,7 +27937,6 @@
         <w:t xml:space="preserve"> </w:t>
       </w:r>
       <w:proofErr w:type="spellStart"/>
-      <w:proofErr w:type="gramStart"/>
       <w:r>
         <w:rPr>
           <w:rFonts w:ascii="Consolas" w:hAnsi="Consolas"/>
@@ -29620,17 +27962,7 @@
           <w:sz w:val="22"/>
           <w:szCs w:val="22"/>
         </w:rPr>
-        <w:t>channel</w:t>
-      </w:r>
-      <w:proofErr w:type="gramEnd"/>
-      <w:r>
-        <w:rPr>
-          <w:rFonts w:ascii="Consolas" w:hAnsi="Consolas"/>
-          <w:color w:val="9E9E9E"/>
-          <w:sz w:val="22"/>
-          <w:szCs w:val="22"/>
-        </w:rPr>
-        <w:t>_name</w:t>
+        <w:t>channel_name</w:t>
       </w:r>
       <w:proofErr w:type="spellEnd"/>
       <w:r>
@@ -29734,7 +28066,6 @@
         <w:t xml:space="preserve"> </w:t>
       </w:r>
       <w:proofErr w:type="spellStart"/>
-      <w:proofErr w:type="gramStart"/>
       <w:r>
         <w:rPr>
           <w:rFonts w:ascii="Consolas" w:hAnsi="Consolas"/>
@@ -29760,17 +28091,7 @@
           <w:sz w:val="22"/>
           <w:szCs w:val="22"/>
         </w:rPr>
-        <w:t>channel</w:t>
-      </w:r>
-      <w:proofErr w:type="gramEnd"/>
-      <w:r>
-        <w:rPr>
-          <w:rFonts w:ascii="Consolas" w:hAnsi="Consolas"/>
-          <w:color w:val="9E9E9E"/>
-          <w:sz w:val="22"/>
-          <w:szCs w:val="22"/>
-        </w:rPr>
-        <w:t>_location</w:t>
+        <w:t>channel_location</w:t>
       </w:r>
       <w:proofErr w:type="spellEnd"/>
       <w:r>
@@ -29843,7 +28164,6 @@
         <w:t xml:space="preserve"> </w:t>
       </w:r>
       <w:proofErr w:type="spellStart"/>
-      <w:proofErr w:type="gramStart"/>
       <w:r>
         <w:rPr>
           <w:rFonts w:ascii="Consolas" w:hAnsi="Consolas"/>
@@ -29872,7 +28192,6 @@
         <w:t>channellocation</w:t>
       </w:r>
       <w:proofErr w:type="spellEnd"/>
-      <w:proofErr w:type="gramEnd"/>
       <w:r>
         <w:rPr>
           <w:rFonts w:ascii="Consolas" w:hAnsi="Consolas"/>
@@ -30289,7 +28608,6 @@
         <w:t xml:space="preserve"> </w:t>
       </w:r>
       <w:proofErr w:type="spellStart"/>
-      <w:proofErr w:type="gramStart"/>
       <w:r>
         <w:rPr>
           <w:rFonts w:ascii="Consolas" w:hAnsi="Consolas"/>
@@ -30309,7 +28627,6 @@
         </w:rPr>
         <w:t>(</w:t>
       </w:r>
-      <w:proofErr w:type="gramEnd"/>
     </w:p>
     <w:p>
       <w:pPr>
@@ -30563,7 +28880,6 @@
         </w:rPr>
         <w:t xml:space="preserve"> </w:t>
       </w:r>
-      <w:proofErr w:type="gramStart"/>
       <w:r>
         <w:rPr>
           <w:rFonts w:ascii="Consolas" w:hAnsi="Consolas"/>
@@ -30583,7 +28899,6 @@
         <w:t>(</w:t>
       </w:r>
       <w:proofErr w:type="spellStart"/>
-      <w:proofErr w:type="gramEnd"/>
       <w:r>
         <w:rPr>
           <w:rFonts w:ascii="Consolas" w:hAnsi="Consolas"/>
@@ -30603,7 +28918,6 @@
         </w:rPr>
         <w:t xml:space="preserve"> </w:t>
       </w:r>
-      <w:proofErr w:type="gramStart"/>
       <w:r>
         <w:rPr>
           <w:rFonts w:ascii="Consolas" w:hAnsi="Consolas"/>
@@ -30624,7 +28938,6 @@
         </w:rPr>
         <w:t>(</w:t>
       </w:r>
-      <w:proofErr w:type="gramEnd"/>
       <w:r>
         <w:rPr>
           <w:rFonts w:ascii="Consolas" w:hAnsi="Consolas"/>
@@ -30663,7 +28976,6 @@
         </w:rPr>
         <w:t xml:space="preserve"> </w:t>
       </w:r>
-      <w:proofErr w:type="gramStart"/>
       <w:r>
         <w:rPr>
           <w:rFonts w:ascii="Consolas" w:hAnsi="Consolas"/>
@@ -30684,7 +28996,6 @@
         </w:rPr>
         <w:t>(</w:t>
       </w:r>
-      <w:proofErr w:type="gramEnd"/>
       <w:r>
         <w:rPr>
           <w:rFonts w:ascii="Consolas" w:hAnsi="Consolas"/>
@@ -30723,7 +29034,6 @@
         </w:rPr>
         <w:t xml:space="preserve"> </w:t>
       </w:r>
-      <w:proofErr w:type="gramStart"/>
       <w:r>
         <w:rPr>
           <w:rFonts w:ascii="Consolas" w:hAnsi="Consolas"/>
@@ -30744,7 +29054,6 @@
         </w:rPr>
         <w:t>(</w:t>
       </w:r>
-      <w:proofErr w:type="gramEnd"/>
       <w:r>
         <w:rPr>
           <w:rFonts w:ascii="Consolas" w:hAnsi="Consolas"/>
@@ -30786,7 +29095,6 @@
         <w:t xml:space="preserve">    ) </w:t>
       </w:r>
       <w:proofErr w:type="spellStart"/>
-      <w:proofErr w:type="gramStart"/>
       <w:r>
         <w:rPr>
           <w:rFonts w:ascii="Consolas" w:hAnsi="Consolas"/>
@@ -30797,7 +29105,6 @@
         <w:t>src</w:t>
       </w:r>
       <w:proofErr w:type="spellEnd"/>
-      <w:proofErr w:type="gramEnd"/>
       <w:r>
         <w:rPr>
           <w:rFonts w:ascii="Consolas" w:hAnsi="Consolas"/>
@@ -30828,7 +29135,6 @@
         <w:t xml:space="preserve"> </w:t>
       </w:r>
       <w:proofErr w:type="spellStart"/>
-      <w:proofErr w:type="gramStart"/>
       <w:r>
         <w:rPr>
           <w:rFonts w:ascii="Consolas" w:hAnsi="Consolas"/>
@@ -30854,17 +29160,7 @@
           <w:sz w:val="22"/>
           <w:szCs w:val="22"/>
         </w:rPr>
-        <w:t>channel</w:t>
-      </w:r>
-      <w:proofErr w:type="gramEnd"/>
-      <w:r>
-        <w:rPr>
-          <w:rFonts w:ascii="Consolas" w:hAnsi="Consolas"/>
-          <w:color w:val="9E9E9E"/>
-          <w:sz w:val="22"/>
-          <w:szCs w:val="22"/>
-        </w:rPr>
-        <w:t>_id</w:t>
+        <w:t>channel_id</w:t>
       </w:r>
       <w:proofErr w:type="spellEnd"/>
       <w:r>
@@ -30877,7 +29173,6 @@
         <w:t xml:space="preserve"> = </w:t>
       </w:r>
       <w:proofErr w:type="spellStart"/>
-      <w:proofErr w:type="gramStart"/>
       <w:r>
         <w:rPr>
           <w:rFonts w:ascii="Consolas" w:hAnsi="Consolas"/>
@@ -30903,17 +29198,7 @@
           <w:sz w:val="22"/>
           <w:szCs w:val="22"/>
         </w:rPr>
-        <w:t>channel</w:t>
-      </w:r>
-      <w:proofErr w:type="gramEnd"/>
-      <w:r>
-        <w:rPr>
-          <w:rFonts w:ascii="Consolas" w:hAnsi="Consolas"/>
-          <w:color w:val="9E9E9E"/>
-          <w:sz w:val="22"/>
-          <w:szCs w:val="22"/>
-        </w:rPr>
-        <w:t>_id</w:t>
+        <w:t>channel_id</w:t>
       </w:r>
       <w:proofErr w:type="spellEnd"/>
     </w:p>
@@ -30938,7 +29223,6 @@
         </w:rPr>
         <w:t xml:space="preserve">) </w:t>
       </w:r>
-      <w:proofErr w:type="gramStart"/>
       <w:r>
         <w:rPr>
           <w:rFonts w:ascii="Consolas" w:hAnsi="Consolas"/>
@@ -30950,7 +29234,6 @@
         </w:rPr>
         <w:t>result</w:t>
       </w:r>
-      <w:proofErr w:type="gramEnd"/>
     </w:p>
     <w:p>
       <w:pPr>
@@ -31036,14 +29319,12 @@
     <w:p>
       <w:pPr>
         <w:pStyle w:val="BodyText"/>
-      </w:pPr>
-    </w:p>
-    <w:p>
-      <w:pPr>
-        <w:pStyle w:val="BodyText"/>
         <w:keepNext/>
       </w:pPr>
       <w:r>
+        <w:rPr>
+          <w:noProof/>
+        </w:rPr>
         <w:drawing>
           <wp:inline distT="0" distB="0" distL="0" distR="0" wp14:anchorId="47B7818D" wp14:editId="65F1D0DE">
             <wp:extent cx="5553850" cy="4401164"/>
@@ -31134,11 +29415,226 @@
     </w:p>
     <w:p>
       <w:pPr>
+        <w:pStyle w:val="BodyText"/>
+      </w:pPr>
+      <w:r>
+        <w:t xml:space="preserve">Note: the landing column is named </w:t>
+      </w:r>
+      <w:proofErr w:type="spellStart"/>
+      <w:r>
+        <w:t>channellocation</w:t>
+      </w:r>
+      <w:proofErr w:type="spellEnd"/>
+      <w:r>
+        <w:t xml:space="preserve"> (a metadata deviation from the source column </w:t>
+      </w:r>
+      <w:proofErr w:type="spellStart"/>
+      <w:r>
+        <w:lastRenderedPageBreak/>
+        <w:t>channel_location</w:t>
+      </w:r>
+      <w:proofErr w:type="spellEnd"/>
+      <w:r>
+        <w:t>); the query was adjusted accordingly.</w:t>
+      </w:r>
+    </w:p>
+    <w:p>
+      <w:pPr>
         <w:pStyle w:val="Heading1"/>
       </w:pPr>
+      <w:r>
+        <w:t>PYTHON RECONCILIATION</w:t>
+      </w:r>
+    </w:p>
+    <w:p>
+      <w:pPr>
+        <w:pStyle w:val="BodyText"/>
+        <w:keepNext/>
+      </w:pPr>
+      <w:r>
+        <w:t xml:space="preserve">The same reconciliation was repeated in Python using pandas and </w:t>
+      </w:r>
+      <w:proofErr w:type="spellStart"/>
+      <w:r>
+        <w:t>SQLAlchemy</w:t>
+      </w:r>
+      <w:proofErr w:type="spellEnd"/>
+      <w:r>
+        <w:t xml:space="preserve">. A single generic function, </w:t>
+      </w:r>
+      <w:proofErr w:type="spellStart"/>
+      <w:r>
+        <w:t>reconcile_tables</w:t>
+      </w:r>
+      <w:proofErr w:type="spellEnd"/>
+      <w:r>
+        <w:t>, performs a full outer merge (indicator=True) of each source/landing pair on its natural or composite key and classifies each row as Only in source, Only in target, Mismatch in &lt;column&gt;, or Match, keeping only the discrepancies. For columns renamed in landing (</w:t>
+      </w:r>
+      <w:proofErr w:type="spellStart"/>
+      <w:r>
+        <w:t>channel_location</w:t>
+      </w:r>
+      <w:proofErr w:type="spellEnd"/>
+      <w:r>
+        <w:t xml:space="preserve"> in s1.s1_channels vs </w:t>
+      </w:r>
+      <w:proofErr w:type="spellStart"/>
+      <w:r>
+        <w:t>channellocation</w:t>
+      </w:r>
+      <w:proofErr w:type="spellEnd"/>
+      <w:r>
+        <w:t xml:space="preserve"> in lnd.lnd_s1_channels), the function takes a column mapping so the two sides are compared correctly; without it, the 5 </w:t>
+      </w:r>
+      <w:proofErr w:type="spellStart"/>
+      <w:r>
+        <w:t>channel_location</w:t>
+      </w:r>
+      <w:proofErr w:type="spellEnd"/>
+      <w:r>
+        <w:t xml:space="preserve"> mismatches were missed. The </w:t>
+      </w:r>
+      <w:proofErr w:type="spellStart"/>
+      <w:r>
+        <w:t>src_id</w:t>
+      </w:r>
+      <w:proofErr w:type="spellEnd"/>
+      <w:r>
+        <w:t xml:space="preserve"> and </w:t>
+      </w:r>
+      <w:proofErr w:type="spellStart"/>
+      <w:r>
+        <w:t>trg_id</w:t>
+      </w:r>
+      <w:proofErr w:type="spellEnd"/>
+      <w:r>
+        <w:t xml:space="preserve"> values are each taken from their own side of the merge, so they are empty where the record does not exist, consistent with the SQL output. The Python results (197 discrepancy rows in total) were compared with </w:t>
+      </w:r>
+      <w:proofErr w:type="spellStart"/>
+      <w:r>
+        <w:t>lnd.reconciliation_results</w:t>
+      </w:r>
+      <w:proofErr w:type="spellEnd"/>
+      <w:r>
+        <w:t xml:space="preserve"> per table and status, and all counts match, as shown in Figure 3. The output is saved as python_reconciliation_results.csv.</w:t>
+      </w:r>
+    </w:p>
+    <w:p>
+      <w:pPr>
+        <w:pStyle w:val="BodyText"/>
+        <w:keepNext/>
+      </w:pPr>
+      <w:r>
+        <w:rPr>
+          <w:noProof/>
+        </w:rPr>
+        <w:drawing>
+          <wp:inline distT="0" distB="0" distL="0" distR="0" wp14:anchorId="67DBAB95" wp14:editId="13C3C2A7">
+            <wp:extent cx="4543425" cy="4038600"/>
+            <wp:effectExtent l="0" t="0" r="9525" b="0"/>
+            <wp:docPr id="1108816196" name="Picture 4"/>
+            <wp:cNvGraphicFramePr>
+              <a:graphicFrameLocks xmlns:a="http://schemas.openxmlformats.org/drawingml/2006/main" noChangeAspect="1"/>
+            </wp:cNvGraphicFramePr>
+            <a:graphic xmlns:a="http://schemas.openxmlformats.org/drawingml/2006/main">
+              <a:graphicData uri="http://schemas.openxmlformats.org/drawingml/2006/picture">
+                <pic:pic xmlns:pic="http://schemas.openxmlformats.org/drawingml/2006/picture">
+                  <pic:nvPicPr>
+                    <pic:cNvPr id="0" name="Picture 1"/>
+                    <pic:cNvPicPr>
+                      <a:picLocks noChangeAspect="1" noChangeArrowheads="1"/>
+                    </pic:cNvPicPr>
+                  </pic:nvPicPr>
+                  <pic:blipFill>
+                    <a:blip r:embed="rId14">
+                      <a:extLst>
+                        <a:ext uri="{28A0092B-C50C-407E-A947-70E740481C1C}">
+                          <a14:useLocalDpi xmlns:a14="http://schemas.microsoft.com/office/drawing/2010/main" val="0"/>
+                        </a:ext>
+                      </a:extLst>
+                    </a:blip>
+                    <a:srcRect/>
+                    <a:stretch>
+                      <a:fillRect/>
+                    </a:stretch>
+                  </pic:blipFill>
+                  <pic:spPr bwMode="auto">
+                    <a:xfrm>
+                      <a:off x="0" y="0"/>
+                      <a:ext cx="4543425" cy="4038600"/>
+                    </a:xfrm>
+                    <a:prstGeom prst="rect">
+                      <a:avLst/>
+                    </a:prstGeom>
+                    <a:noFill/>
+                    <a:ln>
+                      <a:noFill/>
+                    </a:ln>
+                  </pic:spPr>
+                </pic:pic>
+              </a:graphicData>
+            </a:graphic>
+          </wp:inline>
+        </w:drawing>
+      </w:r>
+    </w:p>
+    <w:p>
+      <w:pPr>
+        <w:pStyle w:val="Caption"/>
+        <w:rPr>
+          <w:rFonts w:ascii="Trebuchet MS" w:hAnsi="Trebuchet MS"/>
+        </w:rPr>
+      </w:pPr>
+      <w:r>
+        <w:rPr>
+          <w:rFonts w:ascii="Trebuchet MS" w:hAnsi="Trebuchet MS"/>
+        </w:rPr>
+        <w:t xml:space="preserve">Figure </w:t>
+      </w:r>
+      <w:r>
+        <w:rPr>
+          <w:rFonts w:ascii="Trebuchet MS" w:hAnsi="Trebuchet MS"/>
+        </w:rPr>
+        <w:fldChar w:fldCharType="begin"/>
+      </w:r>
+      <w:r>
+        <w:rPr>
+          <w:rFonts w:ascii="Trebuchet MS" w:hAnsi="Trebuchet MS"/>
+        </w:rPr>
+        <w:instrText xml:space="preserve"> SEQ Figure \* ARABIC </w:instrText>
+      </w:r>
+      <w:r>
+        <w:rPr>
+          <w:rFonts w:ascii="Trebuchet MS" w:hAnsi="Trebuchet MS"/>
+        </w:rPr>
+        <w:fldChar w:fldCharType="separate"/>
+      </w:r>
+      <w:r>
+        <w:rPr>
+          <w:rFonts w:ascii="Trebuchet MS" w:hAnsi="Trebuchet MS"/>
+          <w:noProof/>
+        </w:rPr>
+        <w:t>3</w:t>
+      </w:r>
+      <w:r>
+        <w:rPr>
+          <w:rFonts w:ascii="Trebuchet MS" w:hAnsi="Trebuchet MS"/>
+        </w:rPr>
+        <w:fldChar w:fldCharType="end"/>
+      </w:r>
+      <w:r>
+        <w:rPr>
+          <w:rFonts w:ascii="Trebuchet MS" w:hAnsi="Trebuchet MS"/>
+        </w:rPr>
+        <w:t>. SQL vs Python discrepancy counts</w:t>
+      </w:r>
+    </w:p>
+    <w:p>
+      <w:pPr>
+        <w:pStyle w:val="Heading1"/>
+      </w:pPr>
       <w:bookmarkStart w:id="21" w:name="_Toc239970713"/>
       <w:r>
-        <w:lastRenderedPageBreak/>
         <w:t>Key findings</w:t>
       </w:r>
       <w:bookmarkEnd w:id="21"/>
@@ -31181,19 +29677,7 @@
       </w:r>
       <w:proofErr w:type="spellEnd"/>
       <w:r>
-        <w:t xml:space="preserve"> value (Internet </w:t>
-      </w:r>
-      <w:r>
-        <w:t>&gt;</w:t>
-      </w:r>
-      <w:r>
-        <w:t xml:space="preserve"> N/A - Internet)</w:t>
-      </w:r>
-      <w:r>
-        <w:t xml:space="preserve">, </w:t>
-      </w:r>
-      <w:r>
-        <w:t>all violate the "loaded 1:1, no transformation" rule for the landing layer.</w:t>
+        <w:t xml:space="preserve"> value (Internet &gt; N/A - Internet), all violate the "loaded 1:1, no transformation" rule for the landing layer.</w:t>
       </w:r>
     </w:p>
     <w:p>
@@ -31201,15 +29685,13 @@
         <w:pStyle w:val="List1"/>
       </w:pPr>
       <w:r>
-        <w:t xml:space="preserve">s1_sales: [fill in after you resolve the count-vs-real-gap check from Part 1 above — either "176 records missing from landing, indicating a major load failure" or "initial script flagged 176 false-positive mismatches due to date-format differences between the </w:t>
-      </w:r>
-      <w:proofErr w:type="spellStart"/>
-      <w:r>
-        <w:t>dblink</w:t>
-      </w:r>
-      <w:proofErr w:type="spellEnd"/>
-      <w:r>
-        <w:t xml:space="preserve"> text output and the landing column; resolved by casting/trimming date values before comparison"].</w:t>
+        <w:t xml:space="preserve">s1_sales: </w:t>
+      </w:r>
+      <w:r>
+        <w:t xml:space="preserve">s1_sales: </w:t>
+      </w:r>
+      <w:r>
+        <w:t>176 records exist in the source table but are missing entirely from the landing table (status "Only in source"). These are real missing records, not false positives: the composite key was verified unique on both sides and the comparison used identical text values on both sides, so date-format differences cannot explain the gap. This indicates an incomplete load from SRC to LND.</w:t>
       </w:r>
     </w:p>
     <w:p>
@@ -31217,6 +29699,7 @@
         <w:pStyle w:val="List1"/>
       </w:pPr>
       <w:r>
+        <w:lastRenderedPageBreak/>
         <w:t>s1_clients: 2 records with field-level mismatches (</w:t>
       </w:r>
       <w:proofErr w:type="spellStart"/>
@@ -31328,32 +29811,53 @@
       <w:pPr>
         <w:pStyle w:val="BodyText"/>
       </w:pPr>
+      <w:r>
+        <w:t xml:space="preserve">Python solution: </w:t>
+      </w:r>
+      <w:proofErr w:type="spellStart"/>
+      <w:r>
+        <w:t>Python_reconciliation.ipynb</w:t>
+      </w:r>
+      <w:proofErr w:type="spellEnd"/>
+      <w:r>
+        <w:t xml:space="preserve"> (executed) and python_reconciliation_results.csv.</w:t>
+      </w:r>
     </w:p>
     <w:p>
       <w:pPr>
         <w:pStyle w:val="BodyText"/>
-      </w:pPr>
-      <w:r>
+        <w:rPr>
+          <w:lang w:val="pt-PT"/>
+        </w:rPr>
+      </w:pPr>
+      <w:r>
+        <w:rPr>
+          <w:lang w:val="pt-PT"/>
+        </w:rPr>
         <w:t>Jira epic link:</w:t>
       </w:r>
     </w:p>
     <w:p>
       <w:pPr>
         <w:pStyle w:val="BodyText"/>
-      </w:pPr>
-      <w:hyperlink r:id="rId14" w:history="1">
+        <w:rPr>
+          <w:lang w:val="pt-PT"/>
+        </w:rPr>
+      </w:pPr>
+      <w:hyperlink r:id="rId15" w:history="1">
         <w:r>
           <w:rPr>
             <w:rStyle w:val="Hyperlink"/>
+            <w:lang w:val="pt-PT"/>
           </w:rPr>
           <w:t>https://dqdaeau25.atlassian.net/browse/DQ26-2015</w:t>
         </w:r>
       </w:hyperlink>
     </w:p>
     <w:sectPr>
-      <w:headerReference w:type="default" r:id="rId15"/>
-      <w:footerReference w:type="default" r:id="rId16"/>
-      <w:footerReference w:type="first" r:id="rId17"/>
+      <w:headerReference w:type="default" r:id="rId16"/>
+      <w:footerReference w:type="default" r:id="rId17"/>
+      <w:footerReference w:type="first" r:id="rId18"/>
       <w:pgSz w:w="11909" w:h="16834" w:code="9"/>
       <w:pgMar w:top="1134" w:right="851" w:bottom="1134" w:left="1134" w:header="720" w:footer="720" w:gutter="567"/>
       <w:cols w:space="720"/>
@@ -37453,6 +35957,33 @@
 </file>
 
 <file path=customXml/item1.xml><?xml version="1.0" encoding="utf-8"?>
+<p:properties xmlns:p="http://schemas.microsoft.com/office/2006/metadata/properties" xmlns:xsi="http://www.w3.org/2001/XMLSchema-instance" xmlns:pc="http://schemas.microsoft.com/office/infopath/2007/PartnerControls">
+  <documentManagement>
+    <SharedWithUsers xmlns="7f0dcb33-685e-48d8-b644-2ef2786c1229">
+      <UserInfo>
+        <DisplayName/>
+        <AccountId xsi:nil="true"/>
+        <AccountType/>
+      </UserInfo>
+    </SharedWithUsers>
+  </documentManagement>
+</p:properties>
+</file>
+
+<file path=customXml/item2.xml><?xml version="1.0" encoding="utf-8"?>
+<b:Sources xmlns:b="http://schemas.openxmlformats.org/officeDocument/2006/bibliography" xmlns="http://schemas.openxmlformats.org/officeDocument/2006/bibliography" SelectedStyle="\HarvardAnglia2008OfficeOnline.xsl" StyleName="Harvard - Anglia" Version="2008"/>
+</file>
+
+<file path=customXml/item3.xml><?xml version="1.0" encoding="utf-8"?>
+<?mso-contentType ?>
+<FormTemplates xmlns="http://schemas.microsoft.com/sharepoint/v3/contenttype/forms">
+  <Display>DocumentLibraryForm</Display>
+  <Edit>DocumentLibraryForm</Edit>
+  <New>DocumentLibraryForm</New>
+</FormTemplates>
+</file>
+
+<file path=customXml/item4.xml><?xml version="1.0" encoding="utf-8"?>
 <ct:contentTypeSchema xmlns:ct="http://schemas.microsoft.com/office/2006/metadata/contentType" xmlns:ma="http://schemas.microsoft.com/office/2006/metadata/properties/metaAttributes" ct:_="" ma:_="" ma:contentTypeName="Document" ma:contentTypeID="0x010100B3483E581E535547A5C5133F57803043" ma:contentTypeVersion="7" ma:contentTypeDescription="Create a new document." ma:contentTypeScope="" ma:versionID="26f0e3c34181377a2b428b97b0aacf58">
   <xsd:schema xmlns:xsd="http://www.w3.org/2001/XMLSchema" xmlns:xs="http://www.w3.org/2001/XMLSchema" xmlns:p="http://schemas.microsoft.com/office/2006/metadata/properties" xmlns:ns2="0a074a96-e172-4849-a42b-0522bc04182b" xmlns:ns3="7f0dcb33-685e-48d8-b644-2ef2786c1229" targetNamespace="http://schemas.microsoft.com/office/2006/metadata/properties" ma:root="true" ma:fieldsID="c6eeec6c9df2cadb2fce64bd00511549" ns2:_="" ns3:_="">
     <xsd:import namespace="0a074a96-e172-4849-a42b-0522bc04182b"/>
@@ -37637,34 +36168,33 @@
 </ct:contentTypeSchema>
 </file>
 
-<file path=customXml/item2.xml><?xml version="1.0" encoding="utf-8"?>
-<?mso-contentType ?>
-<FormTemplates xmlns="http://schemas.microsoft.com/sharepoint/v3/contenttype/forms">
-  <Display>DocumentLibraryForm</Display>
-  <Edit>DocumentLibraryForm</Edit>
-  <New>DocumentLibraryForm</New>
-</FormTemplates>
+<file path=customXml/itemProps1.xml><?xml version="1.0" encoding="utf-8"?>
+<ds:datastoreItem xmlns:ds="http://schemas.openxmlformats.org/officeDocument/2006/customXml" ds:itemID="{E4B4D352-B35B-4B3A-95D2-902933709BD2}">
+  <ds:schemaRefs>
+    <ds:schemaRef ds:uri="http://schemas.microsoft.com/office/2006/metadata/properties"/>
+    <ds:schemaRef ds:uri="http://schemas.microsoft.com/office/infopath/2007/PartnerControls"/>
+    <ds:schemaRef ds:uri="7f0dcb33-685e-48d8-b644-2ef2786c1229"/>
+  </ds:schemaRefs>
+</ds:datastoreItem>
 </file>
 
-<file path=customXml/item3.xml><?xml version="1.0" encoding="utf-8"?>
-<b:Sources xmlns:b="http://schemas.openxmlformats.org/officeDocument/2006/bibliography" xmlns="http://schemas.openxmlformats.org/officeDocument/2006/bibliography" SelectedStyle="\HarvardAnglia2008OfficeOnline.xsl" StyleName="Harvard - Anglia" Version="2008"/>
+<file path=customXml/itemProps2.xml><?xml version="1.0" encoding="utf-8"?>
+<ds:datastoreItem xmlns:ds="http://schemas.openxmlformats.org/officeDocument/2006/customXml" ds:itemID="{FDBCFBA0-8D1D-4B98-8BFA-B2B6E4DF45A4}">
+  <ds:schemaRefs>
+    <ds:schemaRef ds:uri="http://schemas.openxmlformats.org/officeDocument/2006/bibliography"/>
+  </ds:schemaRefs>
+</ds:datastoreItem>
 </file>
 
-<file path=customXml/item4.xml><?xml version="1.0" encoding="utf-8"?>
-<p:properties xmlns:p="http://schemas.microsoft.com/office/2006/metadata/properties" xmlns:xsi="http://www.w3.org/2001/XMLSchema-instance" xmlns:pc="http://schemas.microsoft.com/office/infopath/2007/PartnerControls">
-  <documentManagement>
-    <SharedWithUsers xmlns="7f0dcb33-685e-48d8-b644-2ef2786c1229">
-      <UserInfo>
-        <DisplayName/>
-        <AccountId xsi:nil="true"/>
-        <AccountType/>
-      </UserInfo>
-    </SharedWithUsers>
-  </documentManagement>
-</p:properties>
+<file path=customXml/itemProps3.xml><?xml version="1.0" encoding="utf-8"?>
+<ds:datastoreItem xmlns:ds="http://schemas.openxmlformats.org/officeDocument/2006/customXml" ds:itemID="{CEAD825D-2413-46BA-BB1F-DCE637B19B0C}">
+  <ds:schemaRefs>
+    <ds:schemaRef ds:uri="http://schemas.microsoft.com/sharepoint/v3/contenttype/forms"/>
+  </ds:schemaRefs>
+</ds:datastoreItem>
 </file>
 
-<file path=customXml/itemProps1.xml><?xml version="1.0" encoding="utf-8"?>
+<file path=customXml/itemProps4.xml><?xml version="1.0" encoding="utf-8"?>
 <ds:datastoreItem xmlns:ds="http://schemas.openxmlformats.org/officeDocument/2006/customXml" ds:itemID="{2240CE2F-0274-489A-BA80-8887BFB6B269}">
   <ds:schemaRefs>
     <ds:schemaRef ds:uri="http://schemas.microsoft.com/office/2006/metadata/contentType"/>
@@ -37681,30 +36211,4 @@
     <ds:schemaRef ds:uri="http://schemas.microsoft.com/internal/obd"/>
   </ds:schemaRefs>
 </ds:datastoreItem>
-</file>
-
-<file path=customXml/itemProps2.xml><?xml version="1.0" encoding="utf-8"?>
-<ds:datastoreItem xmlns:ds="http://schemas.openxmlformats.org/officeDocument/2006/customXml" ds:itemID="{CEAD825D-2413-46BA-BB1F-DCE637B19B0C}">
-  <ds:schemaRefs>
-    <ds:schemaRef ds:uri="http://schemas.microsoft.com/sharepoint/v3/contenttype/forms"/>
-  </ds:schemaRefs>
-</ds:datastoreItem>
-</file>
-
-<file path=customXml/itemProps3.xml><?xml version="1.0" encoding="utf-8"?>
-<ds:datastoreItem xmlns:ds="http://schemas.openxmlformats.org/officeDocument/2006/customXml" ds:itemID="{FDBCFBA0-8D1D-4B98-8BFA-B2B6E4DF45A4}">
-  <ds:schemaRefs>
-    <ds:schemaRef ds:uri="http://schemas.openxmlformats.org/officeDocument/2006/bibliography"/>
-  </ds:schemaRefs>
-</ds:datastoreItem>
-</file>
-
-<file path=customXml/itemProps4.xml><?xml version="1.0" encoding="utf-8"?>
-<ds:datastoreItem xmlns:ds="http://schemas.openxmlformats.org/officeDocument/2006/customXml" ds:itemID="{E4B4D352-B35B-4B3A-95D2-902933709BD2}">
-  <ds:schemaRefs>
-    <ds:schemaRef ds:uri="http://schemas.microsoft.com/office/2006/metadata/properties"/>
-    <ds:schemaRef ds:uri="http://schemas.microsoft.com/office/infopath/2007/PartnerControls"/>
-    <ds:schemaRef ds:uri="7f0dcb33-685e-48d8-b644-2ef2786c1229"/>
-  </ds:schemaRefs>
-</ds:datastoreItem>
 </file>